--- a/storage/templates/yunnan_forestry_college_template.docx
+++ b/storage/templates/yunnan_forestry_college_template.docx
@@ -77,14 +77,9 @@
             <w:tcW w:w="2684" w:type="dxa"/>
           </w:tcPr>
           <w:p>
-            <w:pPr>
-              <w:spacing w:after="0" w:line="240" w:lineRule="auto"/>
-            </w:pPr>
             <w:r>
-              <w:t>1</w:t>
+              <w:t>{{lesson_number}}</w:t>
             </w:r>
-            <w:bookmarkStart w:id="0" w:name="_GoBack"/>
-            <w:bookmarkEnd w:id="0"/>
           </w:p>
         </w:tc>
         <w:tc>

--- a/storage/templates/yunnan_forestry_college_template.docx
+++ b/storage/templates/yunnan_forestry_college_template.docx
@@ -5,21 +5,25 @@
     <w:p>
       <w:pPr>
         <w:jc w:val="center"/>
+        <w:rPr>
+          <w:sz w:val="36"/>
+          <w:szCs w:val="36"/>
+        </w:rPr>
       </w:pPr>
       <w:r>
         <w:rPr>
-          <w:rFonts w:ascii="黑体" w:hAnsi="黑体" w:eastAsia="黑体"/>
-          <w:b/>
+          <w:rFonts w:hint="eastAsia"/>
           <w:sz w:val="36"/>
+          <w:szCs w:val="36"/>
         </w:rPr>
         <w:t>云南林业职业技术学院教案</w:t>
       </w:r>
     </w:p>
     <w:tbl>
       <w:tblPr>
-        <w:tblStyle w:val="33"/>
-        <w:tblW w:w="0" w:type="auto"/>
-        <w:tblInd w:w="0" w:type="dxa"/>
+        <w:tblStyle w:val="32"/>
+        <w:tblW w:w="9850" w:type="dxa"/>
+        <w:jc w:val="center"/>
         <w:tblBorders>
           <w:top w:val="single" w:color="auto" w:sz="4" w:space="0"/>
           <w:left w:val="single" w:color="auto" w:sz="4" w:space="0"/>
@@ -37,10 +41,11 @@
         </w:tblCellMar>
       </w:tblPr>
       <w:tblGrid>
-        <w:gridCol w:w="1707"/>
-        <w:gridCol w:w="2684"/>
-        <w:gridCol w:w="1140"/>
-        <w:gridCol w:w="3325"/>
+        <w:gridCol w:w="1953"/>
+        <w:gridCol w:w="619"/>
+        <w:gridCol w:w="1901"/>
+        <w:gridCol w:w="1620"/>
+        <w:gridCol w:w="3757"/>
       </w:tblGrid>
       <w:tr>
         <w:tblPrEx>
@@ -59,24 +64,47 @@
             <w:right w:w="108" w:type="dxa"/>
           </w:tblCellMar>
         </w:tblPrEx>
+        <w:trPr>
+          <w:trHeight w:val="551" w:hRule="atLeast"/>
+          <w:jc w:val="center"/>
+        </w:trPr>
         <w:tc>
           <w:tcPr>
-            <w:tcW w:w="1707" w:type="dxa"/>
+            <w:tcW w:w="1953" w:type="dxa"/>
+            <w:noWrap w:val="0"/>
+            <w:vAlign w:val="center"/>
           </w:tcPr>
           <w:p>
             <w:pPr>
-              <w:spacing w:after="0" w:line="240" w:lineRule="auto"/>
+              <w:rPr>
+                <w:rFonts w:hint="eastAsia" w:ascii="宋体" w:hAnsi="宋体" w:eastAsia="宋体" w:cs="宋体"/>
+                <w:sz w:val="24"/>
+              </w:rPr>
             </w:pPr>
             <w:r>
+              <w:rPr>
+                <w:rFonts w:hint="eastAsia" w:ascii="宋体" w:hAnsi="宋体" w:eastAsia="宋体" w:cs="宋体"/>
+                <w:sz w:val="24"/>
+              </w:rPr>
               <w:t>首页编号</w:t>
             </w:r>
           </w:p>
         </w:tc>
         <w:tc>
           <w:tcPr>
-            <w:tcW w:w="2684" w:type="dxa"/>
+            <w:tcW w:w="2520" w:type="dxa"/>
+            <w:gridSpan w:val="2"/>
+            <w:noWrap w:val="0"/>
+            <w:vAlign w:val="center"/>
           </w:tcPr>
           <w:p>
+            <w:pPr>
+              <w:rPr>
+                <w:rFonts w:hint="default" w:ascii="宋体" w:hAnsi="宋体" w:eastAsia="宋体" w:cs="宋体"/>
+                <w:sz w:val="24"/>
+                <w:lang w:val="en-US" w:eastAsia="zh-CN"/>
+              </w:rPr>
+            </w:pPr>
             <w:r>
               <w:t>{{lesson_number}}</w:t>
             </w:r>
@@ -84,24 +112,40 @@
         </w:tc>
         <w:tc>
           <w:tcPr>
-            <w:tcW w:w="1140" w:type="dxa"/>
+            <w:tcW w:w="1620" w:type="dxa"/>
+            <w:noWrap w:val="0"/>
+            <w:vAlign w:val="center"/>
           </w:tcPr>
           <w:p>
             <w:pPr>
-              <w:spacing w:after="0" w:line="240" w:lineRule="auto"/>
+              <w:rPr>
+                <w:rFonts w:hint="eastAsia" w:ascii="宋体" w:hAnsi="宋体" w:eastAsia="宋体" w:cs="宋体"/>
+                <w:sz w:val="24"/>
+              </w:rPr>
             </w:pPr>
             <w:r>
+              <w:rPr>
+                <w:rFonts w:hint="eastAsia" w:ascii="宋体" w:hAnsi="宋体" w:eastAsia="宋体" w:cs="宋体"/>
+                <w:sz w:val="24"/>
+              </w:rPr>
               <w:t>授课班级</w:t>
             </w:r>
           </w:p>
         </w:tc>
         <w:tc>
           <w:tcPr>
-            <w:tcW w:w="3325" w:type="dxa"/>
+            <w:tcW w:w="3757" w:type="dxa"/>
+            <w:noWrap w:val="0"/>
+            <w:vAlign w:val="center"/>
           </w:tcPr>
           <w:p>
             <w:pPr>
-              <w:spacing w:after="0" w:line="240" w:lineRule="auto"/>
+              <w:jc w:val="center"/>
+              <w:rPr>
+                <w:rFonts w:hint="default" w:ascii="宋体" w:hAnsi="宋体" w:eastAsia="宋体" w:cs="宋体"/>
+                <w:sz w:val="24"/>
+                <w:lang w:val="en-US" w:eastAsia="zh-CN"/>
+              </w:rPr>
             </w:pPr>
             <w:r>
               <w:t>{{class_name}}</w:t>
@@ -126,52 +170,89 @@
             <w:right w:w="108" w:type="dxa"/>
           </w:tblCellMar>
         </w:tblPrEx>
+        <w:trPr>
+          <w:trHeight w:val="330" w:hRule="atLeast"/>
+          <w:jc w:val="center"/>
+        </w:trPr>
         <w:tc>
           <w:tcPr>
-            <w:tcW w:w="1707" w:type="dxa"/>
+            <w:tcW w:w="1953" w:type="dxa"/>
+            <w:noWrap w:val="0"/>
+            <w:vAlign w:val="center"/>
           </w:tcPr>
           <w:p>
             <w:pPr>
-              <w:spacing w:after="0" w:line="240" w:lineRule="auto"/>
+              <w:rPr>
+                <w:rFonts w:hint="eastAsia" w:ascii="宋体" w:hAnsi="宋体" w:eastAsia="宋体" w:cs="宋体"/>
+                <w:sz w:val="24"/>
+              </w:rPr>
             </w:pPr>
             <w:r>
+              <w:rPr>
+                <w:rFonts w:hint="eastAsia" w:ascii="宋体" w:hAnsi="宋体" w:eastAsia="宋体" w:cs="宋体"/>
+                <w:sz w:val="24"/>
+              </w:rPr>
               <w:t>授课时间（周次）</w:t>
             </w:r>
           </w:p>
         </w:tc>
         <w:tc>
           <w:tcPr>
-            <w:tcW w:w="2684" w:type="dxa"/>
+            <w:tcW w:w="2520" w:type="dxa"/>
+            <w:gridSpan w:val="2"/>
+            <w:noWrap w:val="0"/>
+            <w:vAlign w:val="center"/>
           </w:tcPr>
           <w:p>
             <w:pPr>
-              <w:spacing w:after="0" w:line="240" w:lineRule="auto"/>
+              <w:rPr>
+                <w:rFonts w:hint="eastAsia" w:ascii="宋体" w:hAnsi="宋体" w:eastAsia="宋体" w:cs="宋体"/>
+                <w:sz w:val="24"/>
+                <w:lang w:val="en-US" w:eastAsia="zh-CN"/>
+              </w:rPr>
             </w:pPr>
             <w:r>
-              <w:t>{{week_number}}</w:t>
+              <w:t>第{{week_number}}周</w:t>
             </w:r>
           </w:p>
         </w:tc>
         <w:tc>
           <w:tcPr>
-            <w:tcW w:w="1140" w:type="dxa"/>
+            <w:tcW w:w="1620" w:type="dxa"/>
+            <w:noWrap w:val="0"/>
+            <w:vAlign w:val="center"/>
           </w:tcPr>
           <w:p>
             <w:pPr>
-              <w:spacing w:after="0" w:line="240" w:lineRule="auto"/>
+              <w:rPr>
+                <w:rFonts w:hint="eastAsia" w:ascii="宋体" w:hAnsi="宋体" w:eastAsia="宋体" w:cs="宋体"/>
+                <w:sz w:val="24"/>
+              </w:rPr>
             </w:pPr>
             <w:r>
+              <w:rPr>
+                <w:rFonts w:hint="eastAsia" w:ascii="宋体" w:hAnsi="宋体" w:eastAsia="宋体" w:cs="宋体"/>
+                <w:sz w:val="24"/>
+              </w:rPr>
               <w:t>授课地点</w:t>
             </w:r>
           </w:p>
         </w:tc>
         <w:tc>
           <w:tcPr>
-            <w:tcW w:w="3325" w:type="dxa"/>
+            <w:tcW w:w="3757" w:type="dxa"/>
+            <w:noWrap w:val="0"/>
+            <w:vAlign w:val="top"/>
           </w:tcPr>
           <w:p>
             <w:pPr>
-              <w:spacing w:after="0" w:line="240" w:lineRule="auto"/>
+              <w:jc w:val="center"/>
+              <w:rPr>
+                <w:rFonts w:hint="default" w:ascii="宋体" w:hAnsi="宋体" w:eastAsia="宋体" w:cs="宋体"/>
+                <w:color w:val="FF0000"/>
+                <w:sz w:val="24"/>
+                <w:lang w:val="en-US" w:eastAsia="zh-CN"/>
+              </w:rPr>
             </w:pPr>
             <w:r>
               <w:t>{{location}}</w:t>
@@ -196,21 +277,42 @@
             <w:right w:w="108" w:type="dxa"/>
           </w:tblCellMar>
         </w:tblPrEx>
+        <w:trPr>
+          <w:trHeight w:val="90" w:hRule="atLeast"/>
+          <w:jc w:val="center"/>
+        </w:trPr>
         <w:tc>
           <w:tcPr>
-            <w:tcW w:w="8856" w:type="dxa"/>
-            <w:gridSpan w:val="4"/>
+            <w:tcW w:w="9850" w:type="dxa"/>
+            <w:gridSpan w:val="5"/>
+            <w:noWrap w:val="0"/>
+            <w:vAlign w:val="top"/>
           </w:tcPr>
           <w:p>
             <w:pPr>
-              <w:spacing w:after="0" w:line="240" w:lineRule="auto"/>
+              <w:jc w:val="left"/>
+              <w:rPr>
+                <w:rFonts w:hint="eastAsia" w:ascii="宋体" w:hAnsi="宋体" w:eastAsia="宋体" w:cs="宋体"/>
+                <w:sz w:val="24"/>
+              </w:rPr>
             </w:pPr>
             <w:r>
+              <w:rPr>
+                <w:rFonts w:hint="eastAsia" w:ascii="宋体" w:hAnsi="宋体" w:eastAsia="宋体" w:cs="宋体"/>
+                <w:sz w:val="24"/>
+              </w:rPr>
               <w:t>课题（章节、学习情境、任务等）：</w:t>
             </w:r>
-            <w:r>
-              <w:br w:type="textWrapping"/>
-            </w:r>
+          </w:p>
+          <w:p>
+            <w:pPr>
+              <w:jc w:val="left"/>
+              <w:rPr>
+                <w:rFonts w:hint="default" w:ascii="宋体" w:hAnsi="宋体" w:eastAsia="宋体" w:cs="宋体"/>
+                <w:sz w:val="24"/>
+                <w:lang w:val="en-US" w:eastAsia="zh-CN"/>
+              </w:rPr>
+            </w:pPr>
             <w:r>
               <w:t>{{teaching_topic}}</w:t>
             </w:r>
@@ -234,30 +336,263 @@
             <w:right w:w="108" w:type="dxa"/>
           </w:tblCellMar>
         </w:tblPrEx>
+        <w:trPr>
+          <w:trHeight w:val="812" w:hRule="atLeast"/>
+          <w:jc w:val="center"/>
+        </w:trPr>
         <w:tc>
           <w:tcPr>
-            <w:tcW w:w="1707" w:type="dxa"/>
+            <w:tcW w:w="2572" w:type="dxa"/>
+            <w:gridSpan w:val="2"/>
+            <w:noWrap w:val="0"/>
+            <w:vAlign w:val="center"/>
           </w:tcPr>
           <w:p>
             <w:pPr>
-              <w:spacing w:after="0" w:line="240" w:lineRule="auto"/>
+              <w:rPr>
+                <w:rFonts w:hint="eastAsia" w:ascii="宋体" w:hAnsi="宋体" w:eastAsia="宋体" w:cs="宋体"/>
+                <w:sz w:val="24"/>
+              </w:rPr>
             </w:pPr>
             <w:r>
-              <w:t>授课学时： {{duration}} 学时</w:t>
+              <w:rPr>
+                <w:rFonts w:hint="eastAsia" w:ascii="宋体" w:hAnsi="宋体" w:eastAsia="宋体" w:cs="宋体"/>
+                <w:sz w:val="24"/>
+              </w:rPr>
+              <w:t>授课学时：</w:t>
+            </w:r>
+            <w:r>
+              <w:rPr>
+                <w:rFonts w:hint="eastAsia" w:ascii="宋体" w:hAnsi="宋体" w:eastAsia="宋体" w:cs="宋体"/>
+                <w:sz w:val="24"/>
+                <w:lang w:val="en-US" w:eastAsia="zh-CN"/>
+              </w:rPr>
+              <w:t xml:space="preserve"> </w:t>
+            </w:r>
+            <w:r>
+              <w:t xml:space="preserve"> {{duration}}</w:t>
+            </w:r>
+            <w:r>
+              <w:rPr>
+                <w:rFonts w:hint="eastAsia" w:ascii="宋体" w:hAnsi="宋体" w:eastAsia="宋体" w:cs="宋体"/>
+                <w:sz w:val="24"/>
+                <w:lang w:val="en-US" w:eastAsia="zh-CN"/>
+              </w:rPr>
+              <w:t xml:space="preserve"> </w:t>
+            </w:r>
+            <w:r>
+              <w:rPr>
+                <w:rFonts w:hint="eastAsia" w:ascii="宋体" w:hAnsi="宋体" w:eastAsia="宋体" w:cs="宋体"/>
+                <w:sz w:val="24"/>
+              </w:rPr>
+              <w:t>学时</w:t>
             </w:r>
           </w:p>
         </w:tc>
         <w:tc>
           <w:tcPr>
-            <w:tcW w:w="7149" w:type="dxa"/>
+            <w:tcW w:w="7278" w:type="dxa"/>
             <w:gridSpan w:val="3"/>
+            <w:noWrap w:val="0"/>
+            <w:vAlign w:val="center"/>
           </w:tcPr>
           <w:p>
             <w:pPr>
-              <w:spacing w:after="0" w:line="240" w:lineRule="auto"/>
+              <w:rPr>
+                <w:rFonts w:hint="eastAsia" w:ascii="宋体" w:hAnsi="宋体" w:eastAsia="宋体" w:cs="宋体"/>
+                <w:sz w:val="24"/>
+              </w:rPr>
             </w:pPr>
             <w:r>
-              <w:t>教学过程设计：分享 5 分钟，课堂导入 5 分钟授新课 30 分钟，实验 30 分钟，小结 10 分钟，其他      分钟</w:t>
+              <w:rPr>
+                <w:rFonts w:hint="eastAsia" w:ascii="宋体" w:hAnsi="宋体" w:eastAsia="宋体" w:cs="宋体"/>
+                <w:sz w:val="24"/>
+              </w:rPr>
+              <w:t>教学过程设计：</w:t>
+            </w:r>
+            <w:r>
+              <w:rPr>
+                <w:rFonts w:hint="eastAsia" w:ascii="宋体" w:hAnsi="宋体" w:eastAsia="宋体" w:cs="宋体"/>
+                <w:sz w:val="24"/>
+                <w:lang w:val="en-US" w:eastAsia="zh-CN"/>
+              </w:rPr>
+              <w:t>分享</w:t>
+            </w:r>
+            <w:r>
+              <w:rPr>
+                <w:rFonts w:hint="eastAsia" w:ascii="宋体" w:hAnsi="宋体" w:eastAsia="宋体" w:cs="宋体"/>
+                <w:sz w:val="24"/>
+                <w:u w:val="single"/>
+                <w:lang w:val="en-US" w:eastAsia="zh-CN"/>
+              </w:rPr>
+              <w:t xml:space="preserve"> 5 分钟</w:t>
+            </w:r>
+            <w:r>
+              <w:rPr>
+                <w:rFonts w:hint="eastAsia" w:ascii="宋体" w:hAnsi="宋体" w:eastAsia="宋体" w:cs="宋体"/>
+                <w:sz w:val="24"/>
+              </w:rPr>
+              <w:t>，</w:t>
+            </w:r>
+            <w:r>
+              <w:rPr>
+                <w:rFonts w:hint="eastAsia" w:ascii="宋体" w:hAnsi="宋体" w:eastAsia="宋体" w:cs="宋体"/>
+                <w:sz w:val="24"/>
+                <w:lang w:val="en-US" w:eastAsia="zh-CN"/>
+              </w:rPr>
+              <w:t>课堂导入</w:t>
+            </w:r>
+            <w:r>
+              <w:rPr>
+                <w:rFonts w:hint="eastAsia" w:ascii="宋体" w:hAnsi="宋体" w:eastAsia="宋体" w:cs="宋体"/>
+                <w:sz w:val="24"/>
+                <w:u w:val="single"/>
+                <w:lang w:val="en-US" w:eastAsia="zh-CN"/>
+              </w:rPr>
+              <w:t xml:space="preserve"> 5  </w:t>
+            </w:r>
+            <w:r>
+              <w:rPr>
+                <w:rFonts w:hint="eastAsia" w:ascii="宋体" w:hAnsi="宋体" w:eastAsia="宋体" w:cs="宋体"/>
+                <w:sz w:val="24"/>
+                <w:u w:val="none"/>
+                <w:lang w:val="en-US" w:eastAsia="zh-CN"/>
+              </w:rPr>
+              <w:t>分钟</w:t>
+            </w:r>
+            <w:r>
+              <w:rPr>
+                <w:rFonts w:hint="eastAsia" w:ascii="宋体" w:hAnsi="宋体" w:eastAsia="宋体" w:cs="宋体"/>
+                <w:sz w:val="24"/>
+              </w:rPr>
+              <w:t>授新课</w:t>
+            </w:r>
+            <w:r>
+              <w:rPr>
+                <w:rFonts w:hint="eastAsia" w:ascii="宋体" w:hAnsi="宋体" w:eastAsia="宋体" w:cs="宋体"/>
+                <w:sz w:val="24"/>
+                <w:u w:val="single"/>
+              </w:rPr>
+              <w:t xml:space="preserve"> </w:t>
+            </w:r>
+            <w:r>
+              <w:rPr>
+                <w:rFonts w:hint="eastAsia" w:ascii="宋体" w:hAnsi="宋体" w:eastAsia="宋体" w:cs="宋体"/>
+                <w:sz w:val="24"/>
+                <w:u w:val="single"/>
+                <w:lang w:val="en-US" w:eastAsia="zh-CN"/>
+              </w:rPr>
+              <w:t>30</w:t>
+            </w:r>
+            <w:r>
+              <w:rPr>
+                <w:rFonts w:hint="eastAsia" w:ascii="宋体" w:hAnsi="宋体" w:eastAsia="宋体" w:cs="宋体"/>
+                <w:sz w:val="24"/>
+                <w:u w:val="single"/>
+              </w:rPr>
+              <w:t xml:space="preserve"> </w:t>
+            </w:r>
+            <w:r>
+              <w:rPr>
+                <w:rFonts w:hint="eastAsia" w:ascii="宋体" w:hAnsi="宋体" w:eastAsia="宋体" w:cs="宋体"/>
+                <w:sz w:val="24"/>
+              </w:rPr>
+              <w:t>分钟</w:t>
+            </w:r>
+            <w:r>
+              <w:rPr>
+                <w:rFonts w:hint="eastAsia" w:ascii="宋体" w:hAnsi="宋体" w:eastAsia="宋体" w:cs="宋体"/>
+                <w:sz w:val="24"/>
+                <w:lang w:eastAsia="zh-CN"/>
+              </w:rPr>
+              <w:t>，</w:t>
+            </w:r>
+            <w:r>
+              <w:rPr>
+                <w:rFonts w:hint="eastAsia" w:ascii="宋体" w:hAnsi="宋体" w:eastAsia="宋体" w:cs="宋体"/>
+                <w:sz w:val="24"/>
+                <w:lang w:val="en-US" w:eastAsia="zh-CN"/>
+              </w:rPr>
+              <w:t>实验</w:t>
+            </w:r>
+            <w:r>
+              <w:rPr>
+                <w:rFonts w:hint="eastAsia" w:ascii="宋体" w:hAnsi="宋体" w:eastAsia="宋体" w:cs="宋体"/>
+                <w:sz w:val="24"/>
+                <w:u w:val="single"/>
+              </w:rPr>
+              <w:t xml:space="preserve">  </w:t>
+            </w:r>
+            <w:r>
+              <w:rPr>
+                <w:rFonts w:hint="eastAsia" w:ascii="宋体" w:hAnsi="宋体" w:eastAsia="宋体" w:cs="宋体"/>
+                <w:sz w:val="24"/>
+                <w:u w:val="single"/>
+                <w:lang w:val="en-US" w:eastAsia="zh-CN"/>
+              </w:rPr>
+              <w:t>30</w:t>
+            </w:r>
+            <w:r>
+              <w:rPr>
+                <w:rFonts w:hint="eastAsia" w:ascii="宋体" w:hAnsi="宋体" w:eastAsia="宋体" w:cs="宋体"/>
+                <w:sz w:val="24"/>
+                <w:u w:val="single"/>
+              </w:rPr>
+              <w:t xml:space="preserve">  </w:t>
+            </w:r>
+            <w:r>
+              <w:rPr>
+                <w:rFonts w:hint="eastAsia" w:ascii="宋体" w:hAnsi="宋体" w:eastAsia="宋体" w:cs="宋体"/>
+                <w:sz w:val="24"/>
+              </w:rPr>
+              <w:t>分钟，小结</w:t>
+            </w:r>
+            <w:r>
+              <w:rPr>
+                <w:rFonts w:hint="eastAsia" w:ascii="宋体" w:hAnsi="宋体" w:eastAsia="宋体" w:cs="宋体"/>
+                <w:sz w:val="24"/>
+                <w:u w:val="single"/>
+              </w:rPr>
+              <w:t xml:space="preserve"> </w:t>
+            </w:r>
+            <w:r>
+              <w:rPr>
+                <w:rFonts w:hint="eastAsia" w:ascii="宋体" w:hAnsi="宋体" w:eastAsia="宋体" w:cs="宋体"/>
+                <w:sz w:val="24"/>
+                <w:u w:val="single"/>
+                <w:lang w:val="en-US" w:eastAsia="zh-CN"/>
+              </w:rPr>
+              <w:t>10</w:t>
+            </w:r>
+            <w:r>
+              <w:rPr>
+                <w:rFonts w:hint="eastAsia" w:ascii="宋体" w:hAnsi="宋体" w:eastAsia="宋体" w:cs="宋体"/>
+                <w:sz w:val="24"/>
+                <w:u w:val="single"/>
+              </w:rPr>
+              <w:t xml:space="preserve"> </w:t>
+            </w:r>
+            <w:r>
+              <w:rPr>
+                <w:rFonts w:hint="eastAsia" w:ascii="宋体" w:hAnsi="宋体" w:eastAsia="宋体" w:cs="宋体"/>
+                <w:sz w:val="24"/>
+              </w:rPr>
+              <w:t xml:space="preserve">分钟，  其他 </w:t>
+            </w:r>
+            <w:r>
+              <w:rPr>
+                <w:rFonts w:hint="eastAsia" w:ascii="宋体" w:hAnsi="宋体" w:eastAsia="宋体" w:cs="宋体"/>
+                <w:sz w:val="24"/>
+                <w:u w:val="single"/>
+              </w:rPr>
+              <w:t xml:space="preserve">     </w:t>
+            </w:r>
+            <w:r>
+              <w:rPr>
+                <w:rFonts w:hint="eastAsia" w:ascii="宋体" w:hAnsi="宋体" w:eastAsia="宋体" w:cs="宋体"/>
+                <w:sz w:val="24"/>
+              </w:rPr>
+              <w:t xml:space="preserve">分钟 </w:t>
             </w:r>
           </w:p>
         </w:tc>
@@ -280,17 +615,23 @@
           </w:tblCellMar>
         </w:tblPrEx>
         <w:trPr>
-          <w:trHeight w:val="973" w:hRule="atLeast"/>
+          <w:trHeight w:val="1204" w:hRule="atLeast"/>
+          <w:jc w:val="center"/>
         </w:trPr>
         <w:tc>
           <w:tcPr>
-            <w:tcW w:w="8856" w:type="dxa"/>
-            <w:gridSpan w:val="4"/>
+            <w:tcW w:w="9850" w:type="dxa"/>
+            <w:gridSpan w:val="5"/>
+            <w:noWrap w:val="0"/>
             <w:vAlign w:val="center"/>
           </w:tcPr>
           <w:p>
             <w:pPr>
               <w:ind w:left="1200" w:hanging="1200" w:hangingChars="500"/>
+              <w:rPr>
+                <w:rFonts w:hint="eastAsia" w:ascii="宋体" w:hAnsi="宋体" w:eastAsia="宋体" w:cs="宋体"/>
+                <w:sz w:val="24"/>
+              </w:rPr>
             </w:pPr>
             <w:r>
               <w:rPr>
@@ -312,16 +653,33 @@
                 <w:rFonts w:hint="eastAsia" w:ascii="宋体" w:hAnsi="宋体" w:eastAsia="宋体" w:cs="宋体"/>
                 <w:sz w:val="24"/>
               </w:rPr>
-              <w:t xml:space="preserve">   实践课□  讨论课□  习题课□  练习课□  复习课□</w:t>
+              <w:t xml:space="preserve">   实践课□  讨论课</w:t>
             </w:r>
             <w:r>
               <w:rPr>
                 <w:rFonts w:hint="eastAsia" w:ascii="宋体" w:hAnsi="宋体" w:eastAsia="宋体" w:cs="宋体"/>
                 <w:sz w:val="24"/>
-                <w:lang w:val="en-US" w:eastAsia="zh-CN"/>
-              </w:rPr>
-              <w:t xml:space="preserve">  </w:t>
+                <w:lang w:eastAsia="zh-CN"/>
+              </w:rPr>
+              <w:t>□</w:t>
             </w:r>
+            <w:r>
+              <w:rPr>
+                <w:rFonts w:hint="eastAsia" w:ascii="宋体" w:hAnsi="宋体" w:eastAsia="宋体" w:cs="宋体"/>
+                <w:sz w:val="24"/>
+              </w:rPr>
+              <w:t xml:space="preserve">  习题课□  练习课□  复习课□</w:t>
+            </w:r>
+          </w:p>
+          <w:p>
+            <w:pPr>
+              <w:ind w:left="1254" w:leftChars="570"/>
+              <w:rPr>
+                <w:rFonts w:hint="eastAsia" w:ascii="宋体" w:hAnsi="宋体" w:eastAsia="宋体" w:cs="宋体"/>
+                <w:sz w:val="24"/>
+                <w:u w:val="single"/>
+              </w:rPr>
+            </w:pPr>
             <w:r>
               <w:rPr>
                 <w:rFonts w:hint="eastAsia" w:ascii="宋体" w:hAnsi="宋体" w:eastAsia="宋体" w:cs="宋体"/>
@@ -357,15 +715,23 @@
             <w:right w:w="108" w:type="dxa"/>
           </w:tblCellMar>
         </w:tblPrEx>
+        <w:trPr>
+          <w:trHeight w:val="826" w:hRule="atLeast"/>
+          <w:jc w:val="center"/>
+        </w:trPr>
         <w:tc>
           <w:tcPr>
-            <w:tcW w:w="8856" w:type="dxa"/>
-            <w:gridSpan w:val="4"/>
+            <w:tcW w:w="9850" w:type="dxa"/>
+            <w:gridSpan w:val="5"/>
+            <w:noWrap w:val="0"/>
             <w:vAlign w:val="center"/>
           </w:tcPr>
           <w:p>
             <w:pPr>
-              <w:ind w:left="1200" w:hanging="1200" w:hangingChars="500"/>
+              <w:rPr>
+                <w:rFonts w:hint="eastAsia" w:ascii="宋体" w:hAnsi="宋体" w:eastAsia="宋体" w:cs="宋体"/>
+                <w:sz w:val="24"/>
+              </w:rPr>
             </w:pPr>
             <w:r>
               <w:rPr>
@@ -419,35 +785,22 @@
               </w:rPr>
               <w:t xml:space="preserve">  实习指导□  设计□  试听□  参观□</w:t>
             </w:r>
+          </w:p>
+          <w:p>
+            <w:pPr>
+              <w:ind w:firstLine="1200" w:firstLineChars="500"/>
+              <w:rPr>
+                <w:rFonts w:hint="eastAsia" w:ascii="宋体" w:hAnsi="宋体" w:eastAsia="宋体" w:cs="宋体"/>
+                <w:sz w:val="24"/>
+                <w:u w:val="single"/>
+              </w:rPr>
+            </w:pPr>
             <w:r>
               <w:rPr>
                 <w:rFonts w:hint="eastAsia" w:ascii="宋体" w:hAnsi="宋体" w:eastAsia="宋体" w:cs="宋体"/>
                 <w:sz w:val="24"/>
-                <w:lang w:val="en-US" w:eastAsia="zh-CN"/>
-              </w:rPr>
-              <w:t xml:space="preserve">   </w:t>
-            </w:r>
-            <w:r>
-              <w:rPr>
-                <w:rFonts w:hint="eastAsia" w:ascii="宋体" w:hAnsi="宋体" w:eastAsia="宋体" w:cs="宋体"/>
-                <w:sz w:val="24"/>
-              </w:rPr>
-              <w:t xml:space="preserve">案例□   </w:t>
-            </w:r>
-            <w:r>
-              <w:rPr>
-                <w:rFonts w:hint="eastAsia" w:ascii="宋体" w:hAnsi="宋体" w:eastAsia="宋体" w:cs="宋体"/>
-                <w:sz w:val="24"/>
-                <w:lang w:val="en-US" w:eastAsia="zh-CN"/>
-              </w:rPr>
-              <w:t xml:space="preserve">  </w:t>
-            </w:r>
-            <w:r>
-              <w:rPr>
-                <w:rFonts w:hint="eastAsia" w:ascii="宋体" w:hAnsi="宋体" w:eastAsia="宋体" w:cs="宋体"/>
-                <w:sz w:val="24"/>
-              </w:rPr>
-              <w:t>练习□  角色扮演□   启发□   其他</w:t>
+              </w:rPr>
+              <w:t>案例□   练习□   角色扮演□   启发□   其他</w:t>
             </w:r>
             <w:r>
               <w:rPr>
@@ -477,10 +830,15 @@
             <w:right w:w="108" w:type="dxa"/>
           </w:tblCellMar>
         </w:tblPrEx>
+        <w:trPr>
+          <w:trHeight w:val="939" w:hRule="atLeast"/>
+          <w:jc w:val="center"/>
+        </w:trPr>
         <w:tc>
           <w:tcPr>
-            <w:tcW w:w="8856" w:type="dxa"/>
-            <w:gridSpan w:val="4"/>
+            <w:tcW w:w="9850" w:type="dxa"/>
+            <w:gridSpan w:val="5"/>
+            <w:noWrap w:val="0"/>
             <w:vAlign w:val="center"/>
           </w:tcPr>
           <w:p>
@@ -495,12 +853,32 @@
                 <w:rFonts w:hint="eastAsia" w:ascii="宋体" w:hAnsi="宋体" w:eastAsia="宋体" w:cs="宋体"/>
                 <w:sz w:val="24"/>
               </w:rPr>
-              <w:t xml:space="preserve">教学材料：多媒体□   模型□   仪器□   实物□   标本□   挂图□   音像□  </w:t>
+              <w:t>教学材料：多媒体</w:t>
+            </w:r>
+            <w:r>
+              <w:rPr>
+                <w:rFonts w:hint="eastAsia" w:ascii="宋体" w:hAnsi="宋体" w:eastAsia="宋体" w:cs="宋体"/>
+                <w:sz w:val="24"/>
+                <w:lang w:eastAsia="zh-CN"/>
+              </w:rPr>
+              <w:t>☑</w:t>
+            </w:r>
+            <w:r>
+              <w:rPr>
+                <w:rFonts w:hint="eastAsia" w:ascii="宋体" w:hAnsi="宋体" w:eastAsia="宋体" w:cs="宋体"/>
+                <w:sz w:val="24"/>
+              </w:rPr>
+              <w:t xml:space="preserve">   模型□   仪器□   实物□   标本□   挂图□   音像□  </w:t>
             </w:r>
           </w:p>
           <w:p>
             <w:pPr>
               <w:ind w:firstLine="1200" w:firstLineChars="500"/>
+              <w:rPr>
+                <w:rFonts w:hint="eastAsia" w:ascii="宋体" w:hAnsi="宋体" w:eastAsia="宋体" w:cs="宋体"/>
+                <w:sz w:val="24"/>
+                <w:u w:val="single"/>
+              </w:rPr>
             </w:pPr>
             <w:r>
               <w:rPr>
@@ -537,70 +915,157 @@
             <w:right w:w="108" w:type="dxa"/>
           </w:tblCellMar>
         </w:tblPrEx>
+        <w:trPr>
+          <w:trHeight w:val="464" w:hRule="atLeast"/>
+          <w:jc w:val="center"/>
+        </w:trPr>
         <w:tc>
           <w:tcPr>
-            <w:tcW w:w="8856" w:type="dxa"/>
-            <w:gridSpan w:val="4"/>
+            <w:tcW w:w="9850" w:type="dxa"/>
+            <w:gridSpan w:val="5"/>
+            <w:noWrap w:val="0"/>
+            <w:vAlign w:val="top"/>
           </w:tcPr>
           <w:p>
             <w:pPr>
-              <w:spacing w:after="0" w:line="240" w:lineRule="auto"/>
+              <w:spacing w:line="360" w:lineRule="auto"/>
+              <w:jc w:val="left"/>
+              <w:rPr>
+                <w:rFonts w:hint="eastAsia" w:ascii="宋体" w:hAnsi="宋体" w:eastAsia="宋体" w:cs="宋体"/>
+                <w:sz w:val="24"/>
+              </w:rPr>
             </w:pPr>
             <w:r>
+              <w:rPr>
+                <w:rFonts w:hint="eastAsia" w:ascii="宋体" w:hAnsi="宋体" w:eastAsia="宋体" w:cs="宋体"/>
+                <w:sz w:val="24"/>
+              </w:rPr>
               <w:t>教学目标：</w:t>
+            </w:r>
+          </w:p>
+          <w:p>
+            <w:pPr>
+              <w:numPr>
+                <w:ilvl w:val="0"/>
+                <w:numId w:val="0"/>
+              </w:numPr>
+              <w:spacing w:line="360" w:lineRule="auto"/>
+              <w:ind w:left="420" w:leftChars="0"/>
+              <w:jc w:val="left"/>
+              <w:rPr>
+                <w:rFonts w:hint="eastAsia" w:ascii="宋体" w:hAnsi="宋体" w:eastAsia="宋体" w:cs="宋体"/>
+                <w:color w:val="auto"/>
+                <w:sz w:val="24"/>
+                <w:lang w:val="en-US" w:eastAsia="zh-CN"/>
+              </w:rPr>
+            </w:pPr>
+            <w:r>
+              <w:rPr>
+                <w:rFonts w:hint="eastAsia" w:ascii="宋体" w:hAnsi="宋体" w:eastAsia="宋体" w:cs="宋体"/>
+                <w:color w:val="auto"/>
+                <w:sz w:val="24"/>
+                <w:lang w:val="en-US" w:eastAsia="zh-CN"/>
+              </w:rPr>
+              <w:t>（一）知识目标</w:t>
             </w:r>
             <w:r>
               <w:br w:type="textWrapping"/>
             </w:r>
             <w:r>
-              <w:t>知识目标：</w:t>
+              <w:rPr>
+                <w:sz w:val="24"/>
+                <w:szCs w:val="24"/>
+              </w:rPr>
+              <w:t>{% for g in teaching_goals.knowledge %}{{ g }}</w:t>
+            </w:r>
+            <w:r>
+              <w:rPr>
+                <w:sz w:val="24"/>
+                <w:szCs w:val="24"/>
+              </w:rPr>
+              <w:br w:type="textWrapping"/>
+            </w:r>
+            <w:r>
+              <w:rPr>
+                <w:sz w:val="24"/>
+                <w:szCs w:val="24"/>
+              </w:rPr>
+              <w:t>{% endfor %}</w:t>
+            </w:r>
+            <w:r>
+              <w:rPr>
+                <w:sz w:val="24"/>
+                <w:szCs w:val="24"/>
+              </w:rPr>
+              <w:br w:type="textWrapping"/>
+            </w:r>
+            <w:r>
+              <w:rPr>
+                <w:rFonts w:hint="eastAsia" w:ascii="宋体" w:hAnsi="宋体" w:eastAsia="宋体" w:cs="宋体"/>
+                <w:color w:val="auto"/>
+                <w:sz w:val="24"/>
+                <w:lang w:val="en-US" w:eastAsia="zh-CN"/>
+              </w:rPr>
+              <w:t xml:space="preserve">（二）能力目标 </w:t>
             </w:r>
             <w:r>
               <w:br w:type="textWrapping"/>
             </w:r>
             <w:r>
-              <w:t>{% for g in teaching_goals.knowledge %}{{ g }}</w:t>
+              <w:rPr>
+                <w:sz w:val="24"/>
+                <w:szCs w:val="24"/>
+              </w:rPr>
+              <w:t>{% for g in teaching_goals.ability %}{{ g }}</w:t>
             </w:r>
             <w:r>
+              <w:rPr>
+                <w:sz w:val="24"/>
+                <w:szCs w:val="24"/>
+              </w:rPr>
               <w:br w:type="textWrapping"/>
             </w:r>
             <w:r>
+              <w:rPr>
+                <w:sz w:val="24"/>
+                <w:szCs w:val="24"/>
+              </w:rPr>
               <w:t>{% endfor %}</w:t>
             </w:r>
             <w:r>
               <w:br w:type="textWrapping"/>
             </w:r>
             <w:r>
-              <w:t>能力目标：</w:t>
+              <w:rPr>
+                <w:rFonts w:hint="eastAsia" w:ascii="宋体" w:hAnsi="宋体" w:eastAsia="宋体" w:cs="宋体"/>
+                <w:color w:val="auto"/>
+                <w:sz w:val="24"/>
+                <w:lang w:val="en-US" w:eastAsia="zh-CN"/>
+              </w:rPr>
+              <w:t xml:space="preserve">（三）素质目标 </w:t>
             </w:r>
             <w:r>
               <w:br w:type="textWrapping"/>
             </w:r>
             <w:r>
-              <w:t>{% for g in teaching_goals.ability %}{{ g }}</w:t>
+              <w:rPr>
+                <w:sz w:val="24"/>
+                <w:szCs w:val="24"/>
+              </w:rPr>
+              <w:t>{% for g in teaching_goals.quality %}{{ g }}</w:t>
             </w:r>
             <w:r>
+              <w:rPr>
+                <w:sz w:val="24"/>
+                <w:szCs w:val="24"/>
+              </w:rPr>
               <w:br w:type="textWrapping"/>
             </w:r>
             <w:r>
-              <w:t>{% endfor %}</w:t>
-            </w:r>
-            <w:r>
-              <w:br w:type="textWrapping"/>
-            </w:r>
-            <w:r>
-              <w:t>素质目标</w:t>
-            </w:r>
-            <w:r>
-              <w:br w:type="textWrapping"/>
-            </w:r>
-            <w:r>
-              <w:t>{% for g in teaching_goals.quality %}{{ g }}</w:t>
-            </w:r>
-            <w:r>
-              <w:br w:type="textWrapping"/>
-            </w:r>
-            <w:r>
+              <w:rPr>
+                <w:sz w:val="24"/>
+                <w:szCs w:val="24"/>
+              </w:rPr>
               <w:t>{% endfor %}</w:t>
             </w:r>
           </w:p>
@@ -623,40 +1088,123 @@
             <w:right w:w="108" w:type="dxa"/>
           </w:tblCellMar>
         </w:tblPrEx>
+        <w:trPr>
+          <w:trHeight w:val="989" w:hRule="atLeast"/>
+          <w:jc w:val="center"/>
+        </w:trPr>
         <w:tc>
           <w:tcPr>
-            <w:tcW w:w="8856" w:type="dxa"/>
-            <w:gridSpan w:val="4"/>
+            <w:tcW w:w="9850" w:type="dxa"/>
+            <w:gridSpan w:val="5"/>
+            <w:noWrap w:val="0"/>
+            <w:vAlign w:val="top"/>
           </w:tcPr>
           <w:p>
             <w:pPr>
-              <w:spacing w:after="0" w:line="240" w:lineRule="auto"/>
+              <w:spacing w:line="240" w:lineRule="auto"/>
+              <w:jc w:val="left"/>
+              <w:rPr>
+                <w:rFonts w:hint="eastAsia" w:ascii="宋体" w:hAnsi="宋体" w:eastAsia="宋体" w:cs="宋体"/>
+                <w:sz w:val="24"/>
+              </w:rPr>
             </w:pPr>
             <w:r>
+              <w:rPr>
+                <w:rFonts w:hint="eastAsia" w:ascii="宋体" w:hAnsi="宋体" w:eastAsia="宋体" w:cs="宋体"/>
+                <w:sz w:val="24"/>
+              </w:rPr>
               <w:t>教学重点、难点：</w:t>
             </w:r>
+          </w:p>
+          <w:p>
+            <w:pPr>
+              <w:numPr>
+                <w:ilvl w:val="0"/>
+                <w:numId w:val="0"/>
+              </w:numPr>
+              <w:spacing w:line="360" w:lineRule="auto"/>
+              <w:jc w:val="left"/>
+              <w:rPr>
+                <w:rFonts w:hint="eastAsia"/>
+                <w:sz w:val="24"/>
+                <w:szCs w:val="24"/>
+              </w:rPr>
+            </w:pPr>
             <w:r>
-              <w:br w:type="textWrapping"/>
-            </w:r>
-            <w:r>
+              <w:rPr>
+                <w:rFonts w:hint="eastAsia"/>
+                <w:sz w:val="24"/>
+                <w:szCs w:val="24"/>
+              </w:rPr>
               <w:t>教学重点：</w:t>
             </w:r>
+          </w:p>
+          <w:p>
+            <w:pPr>
+              <w:numPr>
+                <w:ilvl w:val="0"/>
+                <w:numId w:val="0"/>
+              </w:numPr>
+              <w:spacing w:line="360" w:lineRule="auto"/>
+              <w:jc w:val="left"/>
+              <w:rPr>
+                <w:rFonts w:hint="eastAsia"/>
+                <w:sz w:val="24"/>
+                <w:szCs w:val="24"/>
+              </w:rPr>
+            </w:pPr>
             <w:r>
-              <w:br w:type="textWrapping"/>
-            </w:r>
-            <w:r>
+              <w:rPr>
+                <w:rFonts w:hint="eastAsia"/>
+                <w:sz w:val="24"/>
+                <w:szCs w:val="24"/>
+              </w:rPr>
               <w:t>{{key_points}}</w:t>
             </w:r>
+          </w:p>
+          <w:p>
+            <w:pPr>
+              <w:numPr>
+                <w:ilvl w:val="0"/>
+                <w:numId w:val="0"/>
+              </w:numPr>
+              <w:spacing w:line="360" w:lineRule="auto"/>
+              <w:jc w:val="left"/>
+              <w:rPr>
+                <w:rFonts w:hint="eastAsia"/>
+                <w:sz w:val="24"/>
+                <w:szCs w:val="24"/>
+              </w:rPr>
+            </w:pPr>
             <w:r>
-              <w:br w:type="textWrapping"/>
-            </w:r>
-            <w:r>
+              <w:rPr>
+                <w:rFonts w:hint="eastAsia"/>
+                <w:sz w:val="24"/>
+                <w:szCs w:val="24"/>
+              </w:rPr>
               <w:t>教学难点：</w:t>
             </w:r>
+          </w:p>
+          <w:p>
+            <w:pPr>
+              <w:numPr>
+                <w:ilvl w:val="0"/>
+                <w:numId w:val="0"/>
+              </w:numPr>
+              <w:spacing w:line="360" w:lineRule="auto"/>
+              <w:jc w:val="left"/>
+              <w:rPr>
+                <w:rFonts w:hint="default" w:ascii="宋体" w:hAnsi="宋体" w:eastAsia="宋体" w:cs="宋体"/>
+                <w:sz w:val="24"/>
+                <w:lang w:val="en-US"/>
+              </w:rPr>
+            </w:pPr>
             <w:r>
-              <w:br w:type="textWrapping"/>
-            </w:r>
-            <w:r>
+              <w:rPr>
+                <w:rFonts w:hint="eastAsia"/>
+                <w:sz w:val="24"/>
+                <w:szCs w:val="24"/>
+              </w:rPr>
               <w:t>{{difficult_points}}</w:t>
             </w:r>
           </w:p>
@@ -679,35 +1227,105 @@
             <w:right w:w="108" w:type="dxa"/>
           </w:tblCellMar>
         </w:tblPrEx>
+        <w:trPr>
+          <w:trHeight w:val="1342" w:hRule="atLeast"/>
+          <w:jc w:val="center"/>
+        </w:trPr>
         <w:tc>
           <w:tcPr>
-            <w:tcW w:w="8856" w:type="dxa"/>
-            <w:gridSpan w:val="4"/>
+            <w:tcW w:w="9850" w:type="dxa"/>
+            <w:gridSpan w:val="5"/>
+            <w:noWrap w:val="0"/>
+            <w:vAlign w:val="top"/>
           </w:tcPr>
           <w:p>
             <w:pPr>
-              <w:spacing w:after="0" w:line="240" w:lineRule="auto"/>
+              <w:spacing w:line="360" w:lineRule="auto"/>
+              <w:jc w:val="left"/>
+              <w:rPr>
+                <w:rFonts w:hint="eastAsia" w:ascii="宋体" w:hAnsi="宋体" w:eastAsia="宋体" w:cs="宋体"/>
+                <w:sz w:val="24"/>
+              </w:rPr>
             </w:pPr>
             <w:r>
+              <w:rPr>
+                <w:rFonts w:hint="eastAsia" w:ascii="宋体" w:hAnsi="宋体" w:eastAsia="宋体" w:cs="宋体"/>
+                <w:sz w:val="24"/>
+              </w:rPr>
               <w:t>参考书目及资料、网络资源等：</w:t>
             </w:r>
+          </w:p>
+          <w:p>
+            <w:pPr>
+              <w:spacing w:line="360" w:lineRule="auto"/>
+              <w:jc w:val="left"/>
+              <w:rPr>
+                <w:rFonts w:hint="eastAsia" w:ascii="宋体" w:hAnsi="宋体" w:eastAsia="宋体" w:cs="宋体"/>
+                <w:i w:val="0"/>
+                <w:iCs w:val="0"/>
+                <w:caps w:val="0"/>
+                <w:spacing w:val="0"/>
+                <w:sz w:val="24"/>
+                <w:szCs w:val="24"/>
+                <w:shd w:val="clear" w:color="auto" w:fill="auto"/>
+                <w:lang w:eastAsia="zh-CN"/>
+              </w:rPr>
+            </w:pPr>
             <w:r>
-              <w:br w:type="textWrapping"/>
+              <w:rPr>
+                <w:rFonts w:hint="eastAsia" w:ascii="宋体" w:hAnsi="宋体" w:eastAsia="宋体" w:cs="宋体"/>
+                <w:sz w:val="24"/>
+              </w:rPr>
+              <w:t>参考书目</w:t>
             </w:r>
             <w:r>
-              <w:t>参考书目：</w:t>
-            </w:r>
-            <w:r>
-              <w:br w:type="textWrapping"/>
+              <w:rPr>
+                <w:rFonts w:hint="eastAsia" w:ascii="宋体" w:hAnsi="宋体" w:eastAsia="宋体" w:cs="宋体"/>
+                <w:sz w:val="24"/>
+                <w:lang w:eastAsia="zh-CN"/>
+              </w:rPr>
+              <w:t>：</w:t>
             </w:r>
             <w:r>
               <w:t>{{references}}</w:t>
             </w:r>
+          </w:p>
+          <w:p>
+            <w:pPr>
+              <w:spacing w:line="360" w:lineRule="auto"/>
+              <w:jc w:val="left"/>
+              <w:rPr>
+                <w:rFonts w:hint="default" w:ascii="宋体" w:hAnsi="宋体" w:eastAsia="宋体" w:cs="宋体"/>
+                <w:sz w:val="24"/>
+                <w:lang w:val="en-US" w:eastAsia="zh-CN"/>
+              </w:rPr>
+            </w:pPr>
             <w:r>
-              <w:br w:type="textWrapping"/>
+              <w:rPr>
+                <w:rFonts w:hint="eastAsia" w:ascii="宋体" w:hAnsi="宋体" w:eastAsia="宋体" w:cs="宋体"/>
+                <w:i w:val="0"/>
+                <w:iCs w:val="0"/>
+                <w:caps w:val="0"/>
+                <w:spacing w:val="0"/>
+                <w:sz w:val="24"/>
+                <w:szCs w:val="24"/>
+                <w:shd w:val="clear" w:color="auto" w:fill="auto"/>
+              </w:rPr>
+              <w:t>网络资源</w:t>
             </w:r>
             <w:r>
-              <w:t>网络资源：</w:t>
+              <w:rPr>
+                <w:rFonts w:hint="eastAsia" w:ascii="宋体" w:hAnsi="宋体" w:eastAsia="宋体" w:cs="宋体"/>
+                <w:i w:val="0"/>
+                <w:iCs w:val="0"/>
+                <w:caps w:val="0"/>
+                <w:spacing w:val="0"/>
+                <w:sz w:val="24"/>
+                <w:szCs w:val="24"/>
+                <w:shd w:val="clear" w:color="auto" w:fill="auto"/>
+                <w:lang w:eastAsia="zh-CN"/>
+              </w:rPr>
+              <w:t>：</w:t>
             </w:r>
           </w:p>
         </w:tc>
@@ -729,22 +1347,76 @@
             <w:right w:w="108" w:type="dxa"/>
           </w:tblCellMar>
         </w:tblPrEx>
+        <w:trPr>
+          <w:trHeight w:val="1342" w:hRule="atLeast"/>
+          <w:jc w:val="center"/>
+        </w:trPr>
         <w:tc>
           <w:tcPr>
-            <w:tcW w:w="8856" w:type="dxa"/>
-            <w:gridSpan w:val="4"/>
+            <w:tcW w:w="9850" w:type="dxa"/>
+            <w:gridSpan w:val="5"/>
+            <w:noWrap w:val="0"/>
+            <w:vAlign w:val="top"/>
           </w:tcPr>
           <w:p>
             <w:pPr>
-              <w:spacing w:after="0" w:line="240" w:lineRule="auto"/>
+              <w:spacing w:line="360" w:lineRule="auto"/>
+              <w:jc w:val="left"/>
+              <w:rPr>
+                <w:rFonts w:hint="eastAsia" w:ascii="宋体" w:hAnsi="宋体" w:eastAsia="宋体" w:cs="宋体"/>
+                <w:i w:val="0"/>
+                <w:iCs w:val="0"/>
+                <w:caps w:val="0"/>
+                <w:spacing w:val="0"/>
+                <w:sz w:val="24"/>
+                <w:szCs w:val="24"/>
+                <w:shd w:val="clear" w:color="auto" w:fill="auto"/>
+                <w:lang w:val="en-US" w:eastAsia="zh-CN"/>
+              </w:rPr>
             </w:pPr>
             <w:r>
+              <w:rPr>
+                <w:rFonts w:hint="eastAsia" w:ascii="宋体" w:hAnsi="宋体" w:eastAsia="宋体" w:cs="宋体"/>
+                <w:i w:val="0"/>
+                <w:iCs w:val="0"/>
+                <w:caps w:val="0"/>
+                <w:spacing w:val="0"/>
+                <w:sz w:val="24"/>
+                <w:szCs w:val="24"/>
+                <w:shd w:val="clear" w:color="auto" w:fill="auto"/>
+                <w:lang w:val="en-US" w:eastAsia="zh-CN"/>
+              </w:rPr>
               <w:t>课程思政：</w:t>
             </w:r>
+          </w:p>
+          <w:p>
+            <w:pPr>
+              <w:spacing w:line="360" w:lineRule="auto"/>
+              <w:jc w:val="left"/>
+              <w:rPr>
+                <w:rFonts w:hint="default" w:ascii="宋体" w:hAnsi="宋体" w:eastAsia="宋体" w:cs="宋体"/>
+                <w:i w:val="0"/>
+                <w:iCs w:val="0"/>
+                <w:caps w:val="0"/>
+                <w:spacing w:val="0"/>
+                <w:sz w:val="24"/>
+                <w:szCs w:val="24"/>
+                <w:shd w:val="clear" w:color="auto" w:fill="auto"/>
+                <w:lang w:val="en-US" w:eastAsia="zh-CN"/>
+              </w:rPr>
+            </w:pPr>
             <w:r>
-              <w:br w:type="textWrapping"/>
-            </w:r>
-            <w:r>
+              <w:rPr>
+                <w:rFonts w:hint="default" w:ascii="宋体" w:hAnsi="宋体" w:eastAsia="宋体" w:cs="宋体"/>
+                <w:i w:val="0"/>
+                <w:iCs w:val="0"/>
+                <w:caps w:val="0"/>
+                <w:spacing w:val="0"/>
+                <w:sz w:val="24"/>
+                <w:szCs w:val="24"/>
+                <w:shd w:val="clear" w:color="auto" w:fill="auto"/>
+                <w:lang w:val="en-US" w:eastAsia="zh-CN"/>
+              </w:rPr>
               <w:t>{{ideological_political}}</w:t>
             </w:r>
           </w:p>
@@ -767,46 +1439,142 @@
             <w:right w:w="108" w:type="dxa"/>
           </w:tblCellMar>
         </w:tblPrEx>
+        <w:trPr>
+          <w:trHeight w:val="984" w:hRule="atLeast"/>
+          <w:jc w:val="center"/>
+        </w:trPr>
         <w:tc>
           <w:tcPr>
-            <w:tcW w:w="8856" w:type="dxa"/>
-            <w:gridSpan w:val="4"/>
+            <w:tcW w:w="9850" w:type="dxa"/>
+            <w:gridSpan w:val="5"/>
+            <w:noWrap w:val="0"/>
+            <w:vAlign w:val="top"/>
           </w:tcPr>
           <w:p>
             <w:pPr>
-              <w:spacing w:after="0" w:line="240" w:lineRule="auto"/>
+              <w:jc w:val="left"/>
+              <w:rPr>
+                <w:rFonts w:hint="eastAsia" w:ascii="宋体" w:hAnsi="宋体" w:eastAsia="宋体" w:cs="宋体"/>
+                <w:sz w:val="24"/>
+              </w:rPr>
             </w:pPr>
             <w:r>
+              <w:rPr>
+                <w:rFonts w:hint="eastAsia" w:ascii="宋体" w:hAnsi="宋体" w:eastAsia="宋体" w:cs="宋体"/>
+                <w:sz w:val="24"/>
+              </w:rPr>
               <w:t>教学反思：</w:t>
             </w:r>
+          </w:p>
+          <w:p>
+            <w:pPr>
+              <w:jc w:val="left"/>
+              <w:rPr>
+                <w:rFonts w:hint="eastAsia" w:ascii="宋体" w:hAnsi="宋体" w:eastAsia="宋体" w:cs="宋体"/>
+                <w:sz w:val="24"/>
+              </w:rPr>
+            </w:pPr>
             <w:r>
-              <w:br w:type="textWrapping"/>
-            </w:r>
-            <w:r>
+              <w:rPr>
+                <w:rFonts w:hint="eastAsia" w:ascii="宋体" w:hAnsi="宋体" w:eastAsia="宋体" w:cs="宋体"/>
+                <w:sz w:val="24"/>
+              </w:rPr>
               <w:t>{{reflection}}</w:t>
             </w:r>
           </w:p>
         </w:tc>
       </w:tr>
     </w:tbl>
-    <w:p/>
-    <w:p/>
-    <w:p/>
-    <w:p/>
+    <w:p>
+      <w:pPr>
+        <w:widowControl/>
+        <w:ind w:right="105"/>
+        <w:jc w:val="both"/>
+        <w:rPr>
+          <w:rFonts w:hint="default" w:ascii="宋体" w:hAnsi="宋体" w:eastAsia="宋体" w:cs="宋体"/>
+          <w:i w:val="0"/>
+          <w:iCs w:val="0"/>
+          <w:caps w:val="0"/>
+          <w:spacing w:val="0"/>
+          <w:kern w:val="2"/>
+          <w:sz w:val="24"/>
+          <w:szCs w:val="24"/>
+          <w:shd w:val="clear" w:color="auto" w:fill="F9FAFB"/>
+          <w:lang w:val="en-US" w:eastAsia="zh-CN" w:bidi="ar-SA"/>
+        </w:rPr>
+      </w:pPr>
+    </w:p>
+    <w:p>
+      <w:pPr>
+        <w:widowControl/>
+        <w:ind w:right="105"/>
+        <w:jc w:val="both"/>
+        <w:rPr>
+          <w:rFonts w:hint="default" w:ascii="宋体" w:hAnsi="宋体" w:eastAsia="宋体" w:cs="宋体"/>
+          <w:i w:val="0"/>
+          <w:iCs w:val="0"/>
+          <w:caps w:val="0"/>
+          <w:spacing w:val="0"/>
+          <w:kern w:val="2"/>
+          <w:sz w:val="24"/>
+          <w:szCs w:val="24"/>
+          <w:shd w:val="clear" w:color="auto" w:fill="F9FAFB"/>
+          <w:lang w:val="en-US" w:eastAsia="zh-CN" w:bidi="ar-SA"/>
+        </w:rPr>
+      </w:pPr>
+    </w:p>
+    <w:p>
+      <w:pPr>
+        <w:widowControl/>
+        <w:ind w:right="105"/>
+        <w:jc w:val="both"/>
+        <w:rPr>
+          <w:rFonts w:hint="default" w:ascii="宋体" w:hAnsi="宋体" w:eastAsia="宋体" w:cs="宋体"/>
+          <w:i w:val="0"/>
+          <w:iCs w:val="0"/>
+          <w:caps w:val="0"/>
+          <w:spacing w:val="0"/>
+          <w:kern w:val="2"/>
+          <w:sz w:val="24"/>
+          <w:szCs w:val="24"/>
+          <w:shd w:val="clear" w:color="auto" w:fill="F9FAFB"/>
+          <w:lang w:val="en-US" w:eastAsia="zh-CN" w:bidi="ar-SA"/>
+        </w:rPr>
+      </w:pPr>
+    </w:p>
+    <w:p>
+      <w:pPr>
+        <w:widowControl/>
+        <w:ind w:right="105"/>
+        <w:jc w:val="both"/>
+        <w:rPr>
+          <w:rFonts w:hint="default" w:ascii="宋体" w:hAnsi="宋体" w:eastAsia="宋体" w:cs="宋体"/>
+          <w:i w:val="0"/>
+          <w:iCs w:val="0"/>
+          <w:caps w:val="0"/>
+          <w:spacing w:val="0"/>
+          <w:kern w:val="2"/>
+          <w:sz w:val="24"/>
+          <w:szCs w:val="24"/>
+          <w:shd w:val="clear" w:color="auto" w:fill="F9FAFB"/>
+          <w:lang w:val="en-US" w:eastAsia="zh-CN" w:bidi="ar-SA"/>
+        </w:rPr>
+      </w:pPr>
+    </w:p>
     <w:tbl>
       <w:tblPr>
-        <w:tblStyle w:val="33"/>
-        <w:tblW w:w="0" w:type="auto"/>
-        <w:tblInd w:w="0" w:type="dxa"/>
+        <w:tblStyle w:val="32"/>
+        <w:tblW w:w="9982" w:type="dxa"/>
+        <w:jc w:val="center"/>
         <w:tblBorders>
-          <w:top w:val="single" w:color="auto" w:sz="4" w:space="0"/>
-          <w:left w:val="single" w:color="auto" w:sz="4" w:space="0"/>
-          <w:bottom w:val="single" w:color="auto" w:sz="4" w:space="0"/>
-          <w:right w:val="single" w:color="auto" w:sz="4" w:space="0"/>
-          <w:insideH w:val="single" w:color="auto" w:sz="4" w:space="0"/>
-          <w:insideV w:val="single" w:color="auto" w:sz="4" w:space="0"/>
+          <w:top w:val="single" w:color="418D67" w:sz="8" w:space="0"/>
+          <w:left w:val="single" w:color="418D67" w:sz="8" w:space="0"/>
+          <w:bottom w:val="single" w:color="418D67" w:sz="8" w:space="0"/>
+          <w:right w:val="single" w:color="418D67" w:sz="8" w:space="0"/>
+          <w:insideH w:val="single" w:color="418D67" w:sz="4" w:space="0"/>
+          <w:insideV w:val="single" w:color="418D67" w:sz="4" w:space="0"/>
         </w:tblBorders>
-        <w:tblLayout w:type="autofit"/>
+        <w:tblLayout w:type="fixed"/>
         <w:tblCellMar>
           <w:top w:w="0" w:type="dxa"/>
           <w:left w:w="108" w:type="dxa"/>
@@ -815,18 +1583,18 @@
         </w:tblCellMar>
       </w:tblPr>
       <w:tblGrid>
-        <w:gridCol w:w="1593"/>
-        <w:gridCol w:w="7263"/>
+        <w:gridCol w:w="1430"/>
+        <w:gridCol w:w="8552"/>
       </w:tblGrid>
       <w:tr>
         <w:tblPrEx>
           <w:tblBorders>
-            <w:top w:val="single" w:color="auto" w:sz="4" w:space="0"/>
-            <w:left w:val="single" w:color="auto" w:sz="4" w:space="0"/>
-            <w:bottom w:val="single" w:color="auto" w:sz="4" w:space="0"/>
-            <w:right w:val="single" w:color="auto" w:sz="4" w:space="0"/>
-            <w:insideH w:val="single" w:color="auto" w:sz="4" w:space="0"/>
-            <w:insideV w:val="single" w:color="auto" w:sz="4" w:space="0"/>
+            <w:top w:val="single" w:color="418D67" w:sz="8" w:space="0"/>
+            <w:left w:val="single" w:color="418D67" w:sz="8" w:space="0"/>
+            <w:bottom w:val="single" w:color="418D67" w:sz="8" w:space="0"/>
+            <w:right w:val="single" w:color="418D67" w:sz="8" w:space="0"/>
+            <w:insideH w:val="single" w:color="418D67" w:sz="4" w:space="0"/>
+            <w:insideV w:val="single" w:color="418D67" w:sz="4" w:space="0"/>
           </w:tblBorders>
           <w:tblCellMar>
             <w:top w:w="0" w:type="dxa"/>
@@ -835,44 +1603,99 @@
             <w:right w:w="108" w:type="dxa"/>
           </w:tblCellMar>
         </w:tblPrEx>
+        <w:trPr>
+          <w:trHeight w:val="20" w:hRule="atLeast"/>
+          <w:jc w:val="center"/>
+        </w:trPr>
         <w:tc>
           <w:tcPr>
-            <w:tcW w:w="1593" w:type="dxa"/>
-            <w:shd w:val="clear" w:color="auto" w:fill="auto"/>
-            <w:vAlign w:val="top"/>
+            <w:tcW w:w="1430" w:type="dxa"/>
+            <w:tcBorders>
+              <w:top w:val="single" w:color="000000" w:sz="8" w:space="0"/>
+              <w:left w:val="single" w:color="000000" w:sz="8" w:space="0"/>
+              <w:bottom w:val="single" w:color="000000" w:sz="8" w:space="0"/>
+              <w:right w:val="single" w:color="000000" w:sz="8" w:space="0"/>
+            </w:tcBorders>
+            <w:noWrap w:val="0"/>
+            <w:vAlign w:val="center"/>
           </w:tcPr>
           <w:p>
             <w:pPr>
-              <w:spacing w:after="0" w:line="240" w:lineRule="auto"/>
-              <w:rPr>
-                <w:rFonts w:asciiTheme="minorHAnsi" w:hAnsiTheme="minorHAnsi" w:eastAsiaTheme="minorEastAsia" w:cstheme="minorBidi"/>
-                <w:sz w:val="22"/>
-                <w:szCs w:val="22"/>
-                <w:lang w:val="en-US" w:eastAsia="en-US" w:bidi="ar-SA"/>
+              <w:pStyle w:val="165"/>
+              <w:jc w:val="both"/>
+              <w:rPr>
+                <w:rFonts w:hint="eastAsia" w:ascii="宋体" w:hAnsi="宋体" w:eastAsia="宋体" w:cs="宋体"/>
+                <w:i w:val="0"/>
+                <w:iCs w:val="0"/>
+                <w:caps w:val="0"/>
+                <w:spacing w:val="0"/>
+                <w:kern w:val="2"/>
+                <w:sz w:val="24"/>
+                <w:szCs w:val="24"/>
+                <w:shd w:val="clear" w:color="auto" w:fill="auto"/>
+                <w:lang w:val="en-US" w:eastAsia="zh-CN" w:bidi="ar-SA"/>
               </w:rPr>
             </w:pPr>
             <w:r>
+              <w:rPr>
+                <w:rFonts w:hint="eastAsia" w:ascii="宋体" w:hAnsi="宋体" w:eastAsia="宋体" w:cs="宋体"/>
+                <w:i w:val="0"/>
+                <w:iCs w:val="0"/>
+                <w:caps w:val="0"/>
+                <w:spacing w:val="0"/>
+                <w:kern w:val="2"/>
+                <w:sz w:val="24"/>
+                <w:szCs w:val="24"/>
+                <w:shd w:val="clear" w:color="auto" w:fill="auto"/>
+                <w:lang w:val="en-US" w:eastAsia="zh-CN" w:bidi="ar-SA"/>
+              </w:rPr>
               <w:t>教学过程</w:t>
             </w:r>
           </w:p>
         </w:tc>
         <w:tc>
           <w:tcPr>
-            <w:tcW w:w="7263" w:type="dxa"/>
-            <w:shd w:val="clear" w:color="auto" w:fill="auto"/>
-            <w:vAlign w:val="top"/>
+            <w:tcW w:w="8552" w:type="dxa"/>
+            <w:tcBorders>
+              <w:top w:val="single" w:color="000000" w:sz="8" w:space="0"/>
+              <w:left w:val="single" w:color="000000" w:sz="8" w:space="0"/>
+              <w:bottom w:val="single" w:color="000000" w:sz="8" w:space="0"/>
+              <w:right w:val="single" w:color="000000" w:sz="8" w:space="0"/>
+            </w:tcBorders>
+            <w:noWrap w:val="0"/>
+            <w:vAlign w:val="center"/>
           </w:tcPr>
           <w:p>
             <w:pPr>
-              <w:spacing w:after="0" w:line="240" w:lineRule="auto"/>
-              <w:rPr>
-                <w:rFonts w:asciiTheme="minorHAnsi" w:hAnsiTheme="minorHAnsi" w:eastAsiaTheme="minorEastAsia" w:cstheme="minorBidi"/>
-                <w:sz w:val="22"/>
-                <w:szCs w:val="22"/>
-                <w:lang w:val="en-US" w:eastAsia="en-US" w:bidi="ar-SA"/>
+              <w:pStyle w:val="165"/>
+              <w:ind w:firstLine="480"/>
+              <w:jc w:val="center"/>
+              <w:rPr>
+                <w:rFonts w:hint="eastAsia" w:ascii="宋体" w:hAnsi="宋体" w:eastAsia="宋体" w:cs="宋体"/>
+                <w:i w:val="0"/>
+                <w:iCs w:val="0"/>
+                <w:caps w:val="0"/>
+                <w:spacing w:val="0"/>
+                <w:kern w:val="2"/>
+                <w:sz w:val="24"/>
+                <w:szCs w:val="24"/>
+                <w:shd w:val="clear" w:color="auto" w:fill="auto"/>
+                <w:lang w:val="en-US" w:eastAsia="zh-CN" w:bidi="ar-SA"/>
               </w:rPr>
             </w:pPr>
             <w:r>
+              <w:rPr>
+                <w:rFonts w:hint="eastAsia" w:ascii="宋体" w:hAnsi="宋体" w:eastAsia="宋体" w:cs="宋体"/>
+                <w:i w:val="0"/>
+                <w:iCs w:val="0"/>
+                <w:caps w:val="0"/>
+                <w:spacing w:val="0"/>
+                <w:kern w:val="2"/>
+                <w:sz w:val="24"/>
+                <w:szCs w:val="24"/>
+                <w:shd w:val="clear" w:color="auto" w:fill="auto"/>
+                <w:lang w:val="en-US" w:eastAsia="zh-CN" w:bidi="ar-SA"/>
+              </w:rPr>
               <w:t>主要教学内容及步骤</w:t>
             </w:r>
           </w:p>
@@ -881,12 +1704,12 @@
       <w:tr>
         <w:tblPrEx>
           <w:tblBorders>
-            <w:top w:val="single" w:color="auto" w:sz="4" w:space="0"/>
-            <w:left w:val="single" w:color="auto" w:sz="4" w:space="0"/>
-            <w:bottom w:val="single" w:color="auto" w:sz="4" w:space="0"/>
-            <w:right w:val="single" w:color="auto" w:sz="4" w:space="0"/>
-            <w:insideH w:val="single" w:color="auto" w:sz="4" w:space="0"/>
-            <w:insideV w:val="single" w:color="auto" w:sz="4" w:space="0"/>
+            <w:top w:val="single" w:color="418D67" w:sz="8" w:space="0"/>
+            <w:left w:val="single" w:color="418D67" w:sz="8" w:space="0"/>
+            <w:bottom w:val="single" w:color="418D67" w:sz="8" w:space="0"/>
+            <w:right w:val="single" w:color="418D67" w:sz="8" w:space="0"/>
+            <w:insideH w:val="single" w:color="418D67" w:sz="4" w:space="0"/>
+            <w:insideV w:val="single" w:color="418D67" w:sz="4" w:space="0"/>
           </w:tblBorders>
           <w:tblCellMar>
             <w:top w:w="0" w:type="dxa"/>
@@ -895,50 +1718,151 @@
             <w:right w:w="108" w:type="dxa"/>
           </w:tblCellMar>
         </w:tblPrEx>
+        <w:trPr>
+          <w:trHeight w:val="90" w:hRule="atLeast"/>
+          <w:jc w:val="center"/>
+        </w:trPr>
         <w:tc>
           <w:tcPr>
-            <w:tcW w:w="1593" w:type="dxa"/>
-            <w:shd w:val="clear" w:color="auto" w:fill="auto"/>
-            <w:vAlign w:val="top"/>
+            <w:tcW w:w="1430" w:type="dxa"/>
+            <w:tcBorders>
+              <w:top w:val="single" w:color="000000" w:sz="8" w:space="0"/>
+              <w:left w:val="single" w:color="000000" w:sz="8" w:space="0"/>
+              <w:bottom w:val="single" w:color="000000" w:sz="8" w:space="0"/>
+              <w:right w:val="single" w:color="000000" w:sz="8" w:space="0"/>
+            </w:tcBorders>
+            <w:noWrap w:val="0"/>
+            <w:vAlign w:val="center"/>
           </w:tcPr>
           <w:p>
             <w:pPr>
-              <w:spacing w:after="0" w:line="240" w:lineRule="auto"/>
-              <w:rPr>
-                <w:rFonts w:asciiTheme="minorHAnsi" w:hAnsiTheme="minorHAnsi" w:eastAsiaTheme="minorEastAsia" w:cstheme="minorBidi"/>
-                <w:sz w:val="22"/>
-                <w:szCs w:val="22"/>
-                <w:lang w:val="en-US" w:eastAsia="en-US" w:bidi="ar-SA"/>
+              <w:pStyle w:val="165"/>
+              <w:spacing w:before="120" w:after="31"/>
+              <w:jc w:val="both"/>
+              <w:rPr>
+                <w:rFonts w:hint="default" w:ascii="宋体" w:hAnsi="宋体" w:eastAsia="宋体" w:cs="宋体"/>
+                <w:i w:val="0"/>
+                <w:iCs w:val="0"/>
+                <w:caps w:val="0"/>
+                <w:spacing w:val="0"/>
+                <w:kern w:val="2"/>
+                <w:sz w:val="24"/>
+                <w:szCs w:val="24"/>
+                <w:shd w:val="clear" w:color="auto" w:fill="auto"/>
+                <w:lang w:val="en-US" w:eastAsia="zh-CN" w:bidi="ar-SA"/>
               </w:rPr>
             </w:pPr>
             <w:r>
+              <w:rPr>
+                <w:rFonts w:hint="eastAsia" w:ascii="宋体" w:hAnsi="宋体" w:eastAsia="宋体" w:cs="宋体"/>
+                <w:i w:val="0"/>
+                <w:iCs w:val="0"/>
+                <w:caps w:val="0"/>
+                <w:spacing w:val="0"/>
+                <w:kern w:val="2"/>
+                <w:sz w:val="24"/>
+                <w:szCs w:val="24"/>
+                <w:shd w:val="clear" w:color="auto" w:fill="auto"/>
+                <w:lang w:val="en-US" w:eastAsia="zh-CN" w:bidi="ar-SA"/>
+              </w:rPr>
               <w:t>考勤</w:t>
             </w:r>
           </w:p>
         </w:tc>
         <w:tc>
           <w:tcPr>
-            <w:tcW w:w="7263" w:type="dxa"/>
-            <w:shd w:val="clear" w:color="auto" w:fill="auto"/>
-            <w:vAlign w:val="top"/>
+            <w:tcW w:w="8552" w:type="dxa"/>
+            <w:tcBorders>
+              <w:top w:val="single" w:color="000000" w:sz="8" w:space="0"/>
+              <w:left w:val="single" w:color="000000" w:sz="8" w:space="0"/>
+              <w:bottom w:val="single" w:color="000000" w:sz="8" w:space="0"/>
+              <w:right w:val="single" w:color="000000" w:sz="8" w:space="0"/>
+            </w:tcBorders>
+            <w:noWrap w:val="0"/>
+            <w:vAlign w:val="center"/>
           </w:tcPr>
           <w:p>
             <w:pPr>
-              <w:spacing w:after="0" w:line="240" w:lineRule="auto"/>
-              <w:rPr>
-                <w:rFonts w:asciiTheme="minorHAnsi" w:hAnsiTheme="minorHAnsi" w:eastAsiaTheme="minorEastAsia" w:cstheme="minorBidi"/>
-                <w:sz w:val="22"/>
-                <w:szCs w:val="22"/>
-                <w:lang w:val="en-US" w:eastAsia="en-US" w:bidi="ar-SA"/>
+              <w:pStyle w:val="165"/>
+              <w:keepNext w:val="0"/>
+              <w:keepLines w:val="0"/>
+              <w:pageBreakBefore w:val="0"/>
+              <w:kinsoku/>
+              <w:wordWrap/>
+              <w:overflowPunct/>
+              <w:topLinePunct w:val="0"/>
+              <w:autoSpaceDE/>
+              <w:autoSpaceDN/>
+              <w:bidi w:val="0"/>
+              <w:adjustRightInd/>
+              <w:snapToGrid/>
+              <w:spacing w:before="120" w:after="31" w:line="360" w:lineRule="auto"/>
+              <w:ind w:firstLine="240" w:firstLineChars="100"/>
+              <w:jc w:val="both"/>
+              <w:textAlignment w:val="auto"/>
+              <w:rPr>
+                <w:rFonts w:hint="eastAsia" w:ascii="宋体" w:hAnsi="宋体" w:eastAsia="宋体" w:cs="宋体"/>
+                <w:i w:val="0"/>
+                <w:iCs w:val="0"/>
+                <w:caps w:val="0"/>
+                <w:color w:val="1F497D"/>
+                <w:spacing w:val="0"/>
+                <w:kern w:val="2"/>
+                <w:sz w:val="24"/>
+                <w:szCs w:val="24"/>
+                <w:shd w:val="clear" w:color="auto" w:fill="auto"/>
+                <w:lang w:val="en-US" w:eastAsia="zh-CN" w:bidi="ar-SA"/>
               </w:rPr>
             </w:pPr>
             <w:r>
+              <w:rPr>
+                <w:rFonts w:hint="eastAsia" w:ascii="宋体" w:hAnsi="宋体" w:eastAsia="宋体" w:cs="宋体"/>
+                <w:i w:val="0"/>
+                <w:iCs w:val="0"/>
+                <w:caps w:val="0"/>
+                <w:color w:val="1F497D"/>
+                <w:spacing w:val="0"/>
+                <w:kern w:val="2"/>
+                <w:sz w:val="24"/>
+                <w:szCs w:val="24"/>
+                <w:shd w:val="clear" w:color="auto" w:fill="auto"/>
+                <w:lang w:val="en-US" w:eastAsia="zh-CN" w:bidi="ar-SA"/>
+              </w:rPr>
               <w:t>【教师】使用点名册点名</w:t>
             </w:r>
+          </w:p>
+          <w:p>
+            <w:pPr>
+              <w:pStyle w:val="165"/>
+              <w:spacing w:before="120" w:after="31" w:line="360" w:lineRule="auto"/>
+              <w:ind w:left="180"/>
+              <w:rPr>
+                <w:rFonts w:hint="default" w:ascii="宋体" w:hAnsi="宋体" w:eastAsia="宋体" w:cs="宋体"/>
+                <w:i w:val="0"/>
+                <w:iCs w:val="0"/>
+                <w:caps w:val="0"/>
+                <w:spacing w:val="0"/>
+                <w:kern w:val="2"/>
+                <w:sz w:val="24"/>
+                <w:szCs w:val="24"/>
+                <w:shd w:val="clear" w:color="auto" w:fill="auto"/>
+                <w:lang w:val="en-US" w:eastAsia="zh-CN" w:bidi="ar-SA"/>
+              </w:rPr>
+            </w:pPr>
             <w:r>
-              <w:br w:type="textWrapping"/>
-            </w:r>
-            <w:r>
+              <w:rPr>
+                <w:rFonts w:hint="eastAsia" w:ascii="宋体" w:hAnsi="宋体" w:eastAsia="宋体" w:cs="宋体"/>
+                <w:i w:val="0"/>
+                <w:iCs w:val="0"/>
+                <w:caps w:val="0"/>
+                <w:color w:val="E36C09"/>
+                <w:spacing w:val="0"/>
+                <w:kern w:val="2"/>
+                <w:sz w:val="24"/>
+                <w:szCs w:val="24"/>
+                <w:shd w:val="clear" w:color="auto" w:fill="auto"/>
+                <w:lang w:val="en-US" w:eastAsia="zh-CN" w:bidi="ar-SA"/>
+              </w:rPr>
               <w:t>【学生】按照老师要求签到</w:t>
             </w:r>
           </w:p>
@@ -947,12 +1871,12 @@
       <w:tr>
         <w:tblPrEx>
           <w:tblBorders>
-            <w:top w:val="single" w:color="auto" w:sz="4" w:space="0"/>
-            <w:left w:val="single" w:color="auto" w:sz="4" w:space="0"/>
-            <w:bottom w:val="single" w:color="auto" w:sz="4" w:space="0"/>
-            <w:right w:val="single" w:color="auto" w:sz="4" w:space="0"/>
-            <w:insideH w:val="single" w:color="auto" w:sz="4" w:space="0"/>
-            <w:insideV w:val="single" w:color="auto" w:sz="4" w:space="0"/>
+            <w:top w:val="single" w:color="418D67" w:sz="8" w:space="0"/>
+            <w:left w:val="single" w:color="418D67" w:sz="8" w:space="0"/>
+            <w:bottom w:val="single" w:color="418D67" w:sz="8" w:space="0"/>
+            <w:right w:val="single" w:color="418D67" w:sz="8" w:space="0"/>
+            <w:insideH w:val="single" w:color="418D67" w:sz="4" w:space="0"/>
+            <w:insideV w:val="single" w:color="418D67" w:sz="4" w:space="0"/>
           </w:tblBorders>
           <w:tblCellMar>
             <w:top w:w="0" w:type="dxa"/>
@@ -961,50 +1885,152 @@
             <w:right w:w="108" w:type="dxa"/>
           </w:tblCellMar>
         </w:tblPrEx>
+        <w:trPr>
+          <w:trHeight w:val="90" w:hRule="atLeast"/>
+          <w:jc w:val="center"/>
+        </w:trPr>
         <w:tc>
           <w:tcPr>
-            <w:tcW w:w="1593" w:type="dxa"/>
-            <w:shd w:val="clear" w:color="auto" w:fill="auto"/>
-            <w:vAlign w:val="top"/>
+            <w:tcW w:w="1430" w:type="dxa"/>
+            <w:tcBorders>
+              <w:top w:val="single" w:color="000000" w:sz="8" w:space="0"/>
+              <w:left w:val="single" w:color="000000" w:sz="8" w:space="0"/>
+              <w:bottom w:val="single" w:color="000000" w:sz="8" w:space="0"/>
+              <w:right w:val="single" w:color="000000" w:sz="8" w:space="0"/>
+            </w:tcBorders>
+            <w:noWrap w:val="0"/>
+            <w:vAlign w:val="center"/>
           </w:tcPr>
           <w:p>
             <w:pPr>
-              <w:spacing w:after="0" w:line="240" w:lineRule="auto"/>
-              <w:rPr>
-                <w:rFonts w:asciiTheme="minorHAnsi" w:hAnsiTheme="minorHAnsi" w:eastAsiaTheme="minorEastAsia" w:cstheme="minorBidi"/>
-                <w:sz w:val="22"/>
-                <w:szCs w:val="22"/>
-                <w:lang w:val="en-US" w:eastAsia="en-US" w:bidi="ar-SA"/>
+              <w:pStyle w:val="165"/>
+              <w:spacing w:before="120" w:after="31"/>
+              <w:jc w:val="both"/>
+              <w:rPr>
+                <w:rFonts w:hint="default" w:ascii="宋体" w:hAnsi="宋体" w:eastAsia="宋体" w:cs="宋体"/>
+                <w:i w:val="0"/>
+                <w:iCs w:val="0"/>
+                <w:caps w:val="0"/>
+                <w:spacing w:val="0"/>
+                <w:kern w:val="2"/>
+                <w:sz w:val="24"/>
+                <w:szCs w:val="24"/>
+                <w:shd w:val="clear" w:color="auto" w:fill="auto"/>
+                <w:lang w:val="en-US" w:eastAsia="zh-CN" w:bidi="ar-SA"/>
               </w:rPr>
             </w:pPr>
             <w:r>
+              <w:rPr>
+                <w:rFonts w:hint="eastAsia" w:ascii="宋体" w:hAnsi="宋体" w:eastAsia="宋体" w:cs="宋体"/>
+                <w:i w:val="0"/>
+                <w:iCs w:val="0"/>
+                <w:caps w:val="0"/>
+                <w:spacing w:val="0"/>
+                <w:kern w:val="2"/>
+                <w:sz w:val="24"/>
+                <w:szCs w:val="24"/>
+                <w:shd w:val="clear" w:color="auto" w:fill="auto"/>
+                <w:lang w:val="en-US" w:eastAsia="zh-CN" w:bidi="ar-SA"/>
+              </w:rPr>
               <w:t>课前五分钟</w:t>
             </w:r>
           </w:p>
         </w:tc>
         <w:tc>
           <w:tcPr>
-            <w:tcW w:w="7263" w:type="dxa"/>
-            <w:shd w:val="clear" w:color="auto" w:fill="auto"/>
-            <w:vAlign w:val="top"/>
+            <w:tcW w:w="8552" w:type="dxa"/>
+            <w:tcBorders>
+              <w:top w:val="single" w:color="000000" w:sz="8" w:space="0"/>
+              <w:left w:val="single" w:color="000000" w:sz="8" w:space="0"/>
+              <w:bottom w:val="single" w:color="000000" w:sz="8" w:space="0"/>
+              <w:right w:val="single" w:color="000000" w:sz="8" w:space="0"/>
+            </w:tcBorders>
+            <w:noWrap w:val="0"/>
+            <w:vAlign w:val="center"/>
           </w:tcPr>
           <w:p>
             <w:pPr>
-              <w:spacing w:after="0" w:line="240" w:lineRule="auto"/>
-              <w:rPr>
-                <w:rFonts w:asciiTheme="minorHAnsi" w:hAnsiTheme="minorHAnsi" w:eastAsiaTheme="minorEastAsia" w:cstheme="minorBidi"/>
-                <w:sz w:val="22"/>
-                <w:szCs w:val="22"/>
-                <w:lang w:val="en-US" w:eastAsia="en-US" w:bidi="ar-SA"/>
+              <w:pStyle w:val="165"/>
+              <w:keepNext w:val="0"/>
+              <w:keepLines w:val="0"/>
+              <w:pageBreakBefore w:val="0"/>
+              <w:kinsoku/>
+              <w:wordWrap/>
+              <w:overflowPunct/>
+              <w:topLinePunct w:val="0"/>
+              <w:autoSpaceDE/>
+              <w:autoSpaceDN/>
+              <w:bidi w:val="0"/>
+              <w:adjustRightInd/>
+              <w:snapToGrid/>
+              <w:spacing w:before="120" w:after="31" w:line="360" w:lineRule="auto"/>
+              <w:ind w:firstLine="240" w:firstLineChars="100"/>
+              <w:jc w:val="both"/>
+              <w:textAlignment w:val="auto"/>
+              <w:rPr>
+                <w:rFonts w:hint="eastAsia" w:ascii="宋体" w:hAnsi="宋体" w:eastAsia="宋体" w:cs="宋体"/>
+                <w:i w:val="0"/>
+                <w:iCs w:val="0"/>
+                <w:caps w:val="0"/>
+                <w:color w:val="1F497D"/>
+                <w:spacing w:val="0"/>
+                <w:kern w:val="2"/>
+                <w:sz w:val="24"/>
+                <w:szCs w:val="24"/>
+                <w:shd w:val="clear" w:color="auto" w:fill="auto"/>
+                <w:lang w:val="en-US" w:eastAsia="zh-CN" w:bidi="ar-SA"/>
               </w:rPr>
             </w:pPr>
             <w:r>
-              <w:t>【教师】邀请一位学生进行课前分享</w:t>
+              <w:rPr>
+                <w:rFonts w:hint="eastAsia" w:ascii="宋体" w:hAnsi="宋体" w:eastAsia="宋体" w:cs="宋体"/>
+                <w:i w:val="0"/>
+                <w:iCs w:val="0"/>
+                <w:caps w:val="0"/>
+                <w:color w:val="1F497D"/>
+                <w:spacing w:val="0"/>
+                <w:kern w:val="2"/>
+                <w:sz w:val="24"/>
+                <w:szCs w:val="24"/>
+                <w:shd w:val="clear" w:color="auto" w:fill="auto"/>
+                <w:lang w:val="en-US" w:eastAsia="zh-CN" w:bidi="ar-SA"/>
+              </w:rPr>
+              <w:t>【教师】</w:t>
             </w:r>
+          </w:p>
+          <w:p>
+            <w:pPr>
+              <w:pStyle w:val="165"/>
+              <w:spacing w:before="120" w:after="31" w:line="360" w:lineRule="auto"/>
+              <w:ind w:left="180"/>
+              <w:rPr>
+                <w:rFonts w:hint="default" w:ascii="宋体" w:hAnsi="宋体" w:eastAsia="宋体" w:cs="宋体"/>
+                <w:i w:val="0"/>
+                <w:iCs w:val="0"/>
+                <w:caps w:val="0"/>
+                <w:color w:val="E36C09"/>
+                <w:spacing w:val="0"/>
+                <w:kern w:val="2"/>
+                <w:sz w:val="24"/>
+                <w:szCs w:val="24"/>
+                <w:shd w:val="clear" w:color="auto" w:fill="auto"/>
+                <w:lang w:val="en-US" w:eastAsia="zh-CN" w:bidi="ar-SA"/>
+              </w:rPr>
+            </w:pPr>
             <w:r>
-              <w:br w:type="textWrapping"/>
-            </w:r>
-            <w:r>
+              <w:rPr>
+                <w:rFonts w:hint="eastAsia" w:ascii="宋体" w:hAnsi="宋体" w:eastAsia="宋体" w:cs="宋体"/>
+                <w:i w:val="0"/>
+                <w:iCs w:val="0"/>
+                <w:caps w:val="0"/>
+                <w:color w:val="E36C09"/>
+                <w:spacing w:val="0"/>
+                <w:kern w:val="2"/>
+                <w:sz w:val="24"/>
+                <w:szCs w:val="24"/>
+                <w:shd w:val="clear" w:color="auto" w:fill="auto"/>
+                <w:lang w:val="en-US" w:eastAsia="zh-CN" w:bidi="ar-SA"/>
+              </w:rPr>
               <w:t>【学生】被邀请的学生上台分享，其他学生聆听、互动</w:t>
             </w:r>
           </w:p>
@@ -1013,12 +2039,12 @@
       <w:tr>
         <w:tblPrEx>
           <w:tblBorders>
-            <w:top w:val="single" w:color="auto" w:sz="4" w:space="0"/>
-            <w:left w:val="single" w:color="auto" w:sz="4" w:space="0"/>
-            <w:bottom w:val="single" w:color="auto" w:sz="4" w:space="0"/>
-            <w:right w:val="single" w:color="auto" w:sz="4" w:space="0"/>
-            <w:insideH w:val="single" w:color="auto" w:sz="4" w:space="0"/>
-            <w:insideV w:val="single" w:color="auto" w:sz="4" w:space="0"/>
+            <w:top w:val="single" w:color="418D67" w:sz="8" w:space="0"/>
+            <w:left w:val="single" w:color="418D67" w:sz="8" w:space="0"/>
+            <w:bottom w:val="single" w:color="418D67" w:sz="8" w:space="0"/>
+            <w:right w:val="single" w:color="418D67" w:sz="8" w:space="0"/>
+            <w:insideH w:val="single" w:color="418D67" w:sz="4" w:space="0"/>
+            <w:insideV w:val="single" w:color="418D67" w:sz="4" w:space="0"/>
           </w:tblBorders>
           <w:tblCellMar>
             <w:top w:w="0" w:type="dxa"/>
@@ -1027,59 +2053,192 @@
             <w:right w:w="108" w:type="dxa"/>
           </w:tblCellMar>
         </w:tblPrEx>
+        <w:trPr>
+          <w:trHeight w:val="397" w:hRule="atLeast"/>
+          <w:jc w:val="center"/>
+        </w:trPr>
         <w:tc>
           <w:tcPr>
-            <w:tcW w:w="1593" w:type="dxa"/>
-            <w:shd w:val="clear" w:color="auto" w:fill="auto"/>
-            <w:vAlign w:val="top"/>
+            <w:tcW w:w="1430" w:type="dxa"/>
+            <w:tcBorders>
+              <w:top w:val="single" w:color="000000" w:sz="8" w:space="0"/>
+              <w:left w:val="single" w:color="000000" w:sz="8" w:space="0"/>
+              <w:bottom w:val="single" w:color="000000" w:sz="8" w:space="0"/>
+              <w:right w:val="single" w:color="000000" w:sz="8" w:space="0"/>
+            </w:tcBorders>
+            <w:noWrap w:val="0"/>
+            <w:vAlign w:val="center"/>
           </w:tcPr>
           <w:p>
             <w:pPr>
-              <w:spacing w:after="0" w:line="240" w:lineRule="auto"/>
-              <w:rPr>
-                <w:rFonts w:asciiTheme="minorHAnsi" w:hAnsiTheme="minorHAnsi" w:eastAsiaTheme="minorEastAsia" w:cstheme="minorBidi"/>
-                <w:sz w:val="22"/>
-                <w:szCs w:val="22"/>
-                <w:lang w:val="en-US" w:eastAsia="en-US" w:bidi="ar-SA"/>
+              <w:pStyle w:val="165"/>
+              <w:spacing w:before="120" w:after="31"/>
+              <w:jc w:val="both"/>
+              <w:rPr>
+                <w:rFonts w:hint="eastAsia" w:ascii="宋体" w:hAnsi="宋体" w:eastAsia="宋体" w:cs="宋体"/>
+                <w:i w:val="0"/>
+                <w:iCs w:val="0"/>
+                <w:caps w:val="0"/>
+                <w:spacing w:val="0"/>
+                <w:kern w:val="2"/>
+                <w:sz w:val="24"/>
+                <w:szCs w:val="24"/>
+                <w:shd w:val="clear" w:color="auto" w:fill="auto"/>
+                <w:lang w:val="en-US" w:eastAsia="zh-CN" w:bidi="ar-SA"/>
               </w:rPr>
             </w:pPr>
             <w:r>
+              <w:rPr>
+                <w:rFonts w:hint="eastAsia" w:ascii="宋体" w:hAnsi="宋体" w:eastAsia="宋体" w:cs="宋体"/>
+                <w:i w:val="0"/>
+                <w:iCs w:val="0"/>
+                <w:caps w:val="0"/>
+                <w:spacing w:val="0"/>
+                <w:kern w:val="2"/>
+                <w:sz w:val="24"/>
+                <w:szCs w:val="24"/>
+                <w:shd w:val="clear" w:color="auto" w:fill="auto"/>
+                <w:lang w:val="en-US" w:eastAsia="zh-CN" w:bidi="ar-SA"/>
+              </w:rPr>
               <w:t>新课预热</w:t>
             </w:r>
+          </w:p>
+          <w:p>
+            <w:pPr>
+              <w:pStyle w:val="165"/>
+              <w:spacing w:before="120" w:after="31"/>
+              <w:jc w:val="both"/>
+              <w:rPr>
+                <w:rFonts w:hint="default" w:ascii="宋体" w:hAnsi="宋体" w:eastAsia="宋体" w:cs="宋体"/>
+                <w:i w:val="0"/>
+                <w:iCs w:val="0"/>
+                <w:caps w:val="0"/>
+                <w:spacing w:val="0"/>
+                <w:kern w:val="2"/>
+                <w:sz w:val="24"/>
+                <w:szCs w:val="24"/>
+                <w:shd w:val="clear" w:color="auto" w:fill="auto"/>
+                <w:lang w:val="en-US" w:eastAsia="zh-CN" w:bidi="ar-SA"/>
+              </w:rPr>
+            </w:pPr>
             <w:r>
-              <w:br w:type="textWrapping"/>
-            </w:r>
-            <w:r>
+              <w:rPr>
+                <w:rFonts w:hint="eastAsia" w:ascii="宋体" w:hAnsi="宋体" w:eastAsia="宋体" w:cs="宋体"/>
+                <w:i w:val="0"/>
+                <w:iCs w:val="0"/>
+                <w:caps w:val="0"/>
+                <w:spacing w:val="0"/>
+                <w:kern w:val="2"/>
+                <w:sz w:val="24"/>
+                <w:szCs w:val="24"/>
+                <w:shd w:val="clear" w:color="auto" w:fill="auto"/>
+                <w:lang w:val="en-US" w:eastAsia="zh-CN" w:bidi="ar-SA"/>
+              </w:rPr>
               <w:t>（5分钟）</w:t>
             </w:r>
           </w:p>
         </w:tc>
         <w:tc>
           <w:tcPr>
-            <w:tcW w:w="7263" w:type="dxa"/>
-            <w:shd w:val="clear" w:color="auto" w:fill="auto"/>
-            <w:vAlign w:val="top"/>
+            <w:tcW w:w="8552" w:type="dxa"/>
+            <w:tcBorders>
+              <w:top w:val="single" w:color="000000" w:sz="8" w:space="0"/>
+              <w:left w:val="single" w:color="000000" w:sz="8" w:space="0"/>
+              <w:bottom w:val="single" w:color="000000" w:sz="8" w:space="0"/>
+              <w:right w:val="single" w:color="000000" w:sz="8" w:space="0"/>
+            </w:tcBorders>
+            <w:noWrap w:val="0"/>
+            <w:vAlign w:val="center"/>
           </w:tcPr>
           <w:p>
             <w:pPr>
-              <w:spacing w:after="0" w:line="240" w:lineRule="auto"/>
-              <w:rPr>
-                <w:rFonts w:asciiTheme="minorHAnsi" w:hAnsiTheme="minorHAnsi" w:eastAsiaTheme="minorEastAsia" w:cstheme="minorBidi"/>
-                <w:sz w:val="22"/>
-                <w:szCs w:val="22"/>
-                <w:lang w:val="en-US" w:eastAsia="en-US" w:bidi="ar-SA"/>
+              <w:pStyle w:val="165"/>
+              <w:spacing w:before="120" w:after="31" w:line="360" w:lineRule="auto"/>
+              <w:ind w:left="180"/>
+              <w:rPr>
+                <w:rFonts w:hint="default" w:ascii="宋体" w:hAnsi="宋体" w:eastAsia="宋体" w:cs="宋体"/>
+                <w:i w:val="0"/>
+                <w:iCs w:val="0"/>
+                <w:caps w:val="0"/>
+                <w:color w:val="auto"/>
+                <w:spacing w:val="0"/>
+                <w:kern w:val="2"/>
+                <w:sz w:val="24"/>
+                <w:szCs w:val="24"/>
+                <w:shd w:val="clear" w:color="auto" w:fill="auto"/>
+                <w:lang w:val="en-US" w:eastAsia="zh-CN" w:bidi="ar-SA"/>
               </w:rPr>
             </w:pPr>
             <w:r>
+              <w:rPr>
+                <w:rFonts w:hint="default" w:ascii="宋体" w:hAnsi="宋体" w:eastAsia="宋体" w:cs="宋体"/>
+                <w:i w:val="0"/>
+                <w:iCs w:val="0"/>
+                <w:caps w:val="0"/>
+                <w:color w:val="auto"/>
+                <w:spacing w:val="0"/>
+                <w:kern w:val="2"/>
+                <w:sz w:val="24"/>
+                <w:szCs w:val="24"/>
+                <w:shd w:val="clear" w:color="auto" w:fill="auto"/>
+                <w:lang w:val="en-US" w:eastAsia="zh-CN" w:bidi="ar-SA"/>
+              </w:rPr>
               <w:t>{% for step in teaching_steps %}{% if step.stage == "新课预热" or step.stage == "导入新课" %}{{ step.teacher_activity }}</w:t>
             </w:r>
+          </w:p>
+          <w:p>
+            <w:pPr>
+              <w:pStyle w:val="165"/>
+              <w:spacing w:before="120" w:after="31" w:line="360" w:lineRule="auto"/>
+              <w:ind w:left="180"/>
+              <w:rPr>
+                <w:rFonts w:hint="default" w:ascii="宋体" w:hAnsi="宋体" w:eastAsia="宋体" w:cs="宋体"/>
+                <w:i w:val="0"/>
+                <w:iCs w:val="0"/>
+                <w:caps w:val="0"/>
+                <w:color w:val="auto"/>
+                <w:spacing w:val="0"/>
+                <w:kern w:val="2"/>
+                <w:sz w:val="24"/>
+                <w:szCs w:val="24"/>
+                <w:shd w:val="clear" w:color="auto" w:fill="auto"/>
+                <w:lang w:val="en-US" w:eastAsia="zh-CN" w:bidi="ar-SA"/>
+              </w:rPr>
+            </w:pPr>
+          </w:p>
+          <w:p>
+            <w:pPr>
+              <w:pStyle w:val="165"/>
+              <w:spacing w:before="120" w:after="31" w:line="360" w:lineRule="auto"/>
+              <w:ind w:left="180"/>
+              <w:rPr>
+                <w:rFonts w:hint="default" w:ascii="宋体" w:hAnsi="宋体" w:eastAsia="宋体" w:cs="宋体"/>
+                <w:i w:val="0"/>
+                <w:iCs w:val="0"/>
+                <w:caps w:val="0"/>
+                <w:color w:val="auto"/>
+                <w:spacing w:val="0"/>
+                <w:kern w:val="2"/>
+                <w:sz w:val="24"/>
+                <w:szCs w:val="24"/>
+                <w:shd w:val="clear" w:color="auto" w:fill="auto"/>
+                <w:lang w:val="en-US" w:eastAsia="zh-CN" w:bidi="ar-SA"/>
+              </w:rPr>
+            </w:pPr>
             <w:r>
-              <w:br w:type="textWrapping"/>
-            </w:r>
-            <w:r>
-              <w:br w:type="textWrapping"/>
-            </w:r>
-            <w:r>
+              <w:rPr>
+                <w:rFonts w:hint="default" w:ascii="宋体" w:hAnsi="宋体" w:eastAsia="宋体" w:cs="宋体"/>
+                <w:i w:val="0"/>
+                <w:iCs w:val="0"/>
+                <w:caps w:val="0"/>
+                <w:color w:val="auto"/>
+                <w:spacing w:val="0"/>
+                <w:kern w:val="2"/>
+                <w:sz w:val="24"/>
+                <w:szCs w:val="24"/>
+                <w:shd w:val="clear" w:color="auto" w:fill="auto"/>
+                <w:lang w:val="en-US" w:eastAsia="zh-CN" w:bidi="ar-SA"/>
+              </w:rPr>
               <w:t>{{ step.student_activity }}{% endif %}{% endfor %}</w:t>
             </w:r>
           </w:p>
@@ -1088,12 +2247,12 @@
       <w:tr>
         <w:tblPrEx>
           <w:tblBorders>
-            <w:top w:val="single" w:color="auto" w:sz="4" w:space="0"/>
-            <w:left w:val="single" w:color="auto" w:sz="4" w:space="0"/>
-            <w:bottom w:val="single" w:color="auto" w:sz="4" w:space="0"/>
-            <w:right w:val="single" w:color="auto" w:sz="4" w:space="0"/>
-            <w:insideH w:val="single" w:color="auto" w:sz="4" w:space="0"/>
-            <w:insideV w:val="single" w:color="auto" w:sz="4" w:space="0"/>
+            <w:top w:val="single" w:color="418D67" w:sz="8" w:space="0"/>
+            <w:left w:val="single" w:color="418D67" w:sz="8" w:space="0"/>
+            <w:bottom w:val="single" w:color="418D67" w:sz="8" w:space="0"/>
+            <w:right w:val="single" w:color="418D67" w:sz="8" w:space="0"/>
+            <w:insideH w:val="single" w:color="418D67" w:sz="4" w:space="0"/>
+            <w:insideV w:val="single" w:color="418D67" w:sz="4" w:space="0"/>
           </w:tblBorders>
           <w:tblCellMar>
             <w:top w:w="0" w:type="dxa"/>
@@ -1102,59 +2261,153 @@
             <w:right w:w="108" w:type="dxa"/>
           </w:tblCellMar>
         </w:tblPrEx>
+        <w:trPr>
+          <w:trHeight w:val="397" w:hRule="atLeast"/>
+          <w:jc w:val="center"/>
+        </w:trPr>
         <w:tc>
           <w:tcPr>
-            <w:tcW w:w="1593" w:type="dxa"/>
-            <w:shd w:val="clear" w:color="auto" w:fill="auto"/>
-            <w:vAlign w:val="top"/>
+            <w:tcW w:w="1430" w:type="dxa"/>
+            <w:tcBorders>
+              <w:top w:val="single" w:color="000000" w:sz="4" w:space="0"/>
+              <w:left w:val="single" w:color="000000" w:sz="4" w:space="0"/>
+              <w:bottom w:val="single" w:color="000000" w:sz="4" w:space="0"/>
+              <w:right w:val="single" w:color="000000" w:sz="4" w:space="0"/>
+              <w:tl2br w:val="nil"/>
+            </w:tcBorders>
+            <w:noWrap w:val="0"/>
+            <w:vAlign w:val="center"/>
           </w:tcPr>
           <w:p>
             <w:pPr>
-              <w:spacing w:after="0" w:line="240" w:lineRule="auto"/>
-              <w:rPr>
-                <w:rFonts w:asciiTheme="minorHAnsi" w:hAnsiTheme="minorHAnsi" w:eastAsiaTheme="minorEastAsia" w:cstheme="minorBidi"/>
-                <w:sz w:val="22"/>
-                <w:szCs w:val="22"/>
-                <w:lang w:val="en-US" w:eastAsia="en-US" w:bidi="ar-SA"/>
+              <w:pStyle w:val="165"/>
+              <w:spacing w:before="120" w:after="31"/>
+              <w:jc w:val="both"/>
+              <w:rPr>
+                <w:rFonts w:hint="eastAsia" w:ascii="宋体" w:hAnsi="宋体" w:eastAsia="宋体" w:cs="宋体"/>
+                <w:b w:val="0"/>
+                <w:i w:val="0"/>
+                <w:iCs w:val="0"/>
+                <w:caps w:val="0"/>
+                <w:color w:val="000000"/>
+                <w:spacing w:val="0"/>
+                <w:kern w:val="2"/>
+                <w:sz w:val="24"/>
+                <w:szCs w:val="24"/>
+                <w:shd w:val="clear" w:color="auto" w:fill="auto"/>
+                <w:lang w:val="en-US" w:eastAsia="zh-CN" w:bidi="ar-SA"/>
               </w:rPr>
             </w:pPr>
             <w:r>
+              <w:rPr>
+                <w:rFonts w:hint="eastAsia" w:ascii="宋体" w:hAnsi="宋体" w:eastAsia="宋体" w:cs="宋体"/>
+                <w:b w:val="0"/>
+                <w:i w:val="0"/>
+                <w:iCs w:val="0"/>
+                <w:caps w:val="0"/>
+                <w:color w:val="000000"/>
+                <w:spacing w:val="0"/>
+                <w:kern w:val="2"/>
+                <w:sz w:val="24"/>
+                <w:szCs w:val="24"/>
+                <w:shd w:val="clear" w:color="auto" w:fill="auto"/>
+                <w:lang w:val="en-US" w:eastAsia="zh-CN" w:bidi="ar-SA"/>
+              </w:rPr>
               <w:t>问题导入</w:t>
             </w:r>
+          </w:p>
+          <w:p>
+            <w:pPr>
+              <w:pStyle w:val="165"/>
+              <w:spacing w:before="120" w:after="31"/>
+              <w:jc w:val="both"/>
+              <w:rPr>
+                <w:rFonts w:hint="default" w:ascii="宋体" w:hAnsi="宋体" w:eastAsia="宋体" w:cs="宋体"/>
+                <w:b w:val="0"/>
+                <w:i w:val="0"/>
+                <w:iCs w:val="0"/>
+                <w:caps w:val="0"/>
+                <w:color w:val="000000"/>
+                <w:spacing w:val="0"/>
+                <w:kern w:val="2"/>
+                <w:sz w:val="24"/>
+                <w:szCs w:val="24"/>
+                <w:shd w:val="clear" w:color="auto" w:fill="auto"/>
+                <w:lang w:val="en-US" w:eastAsia="zh-CN" w:bidi="ar-SA"/>
+              </w:rPr>
+            </w:pPr>
             <w:r>
-              <w:br w:type="textWrapping"/>
-            </w:r>
-            <w:r>
+              <w:rPr>
+                <w:rFonts w:hint="eastAsia" w:ascii="宋体" w:hAnsi="宋体" w:eastAsia="宋体" w:cs="宋体"/>
+                <w:b w:val="0"/>
+                <w:i w:val="0"/>
+                <w:iCs w:val="0"/>
+                <w:caps w:val="0"/>
+                <w:color w:val="000000"/>
+                <w:spacing w:val="0"/>
+                <w:kern w:val="2"/>
+                <w:sz w:val="24"/>
+                <w:szCs w:val="24"/>
+                <w:shd w:val="clear" w:color="auto" w:fill="auto"/>
+                <w:lang w:val="en-US" w:eastAsia="zh-CN" w:bidi="ar-SA"/>
+              </w:rPr>
               <w:t>（5分钟）</w:t>
             </w:r>
           </w:p>
         </w:tc>
         <w:tc>
           <w:tcPr>
-            <w:tcW w:w="7263" w:type="dxa"/>
-            <w:shd w:val="clear" w:color="auto" w:fill="auto"/>
+            <w:tcW w:w="8552" w:type="dxa"/>
+            <w:tcBorders>
+              <w:top w:val="single" w:color="000000" w:sz="8" w:space="0"/>
+              <w:left w:val="single" w:color="000000" w:sz="8" w:space="0"/>
+              <w:bottom w:val="single" w:color="000000" w:sz="8" w:space="0"/>
+              <w:right w:val="single" w:color="000000" w:sz="8" w:space="0"/>
+            </w:tcBorders>
+            <w:noWrap w:val="0"/>
             <w:vAlign w:val="top"/>
           </w:tcPr>
           <w:p>
             <w:pPr>
-              <w:spacing w:after="0" w:line="240" w:lineRule="auto"/>
-              <w:rPr>
-                <w:rFonts w:asciiTheme="minorHAnsi" w:hAnsiTheme="minorHAnsi" w:eastAsiaTheme="minorEastAsia" w:cstheme="minorBidi"/>
-                <w:sz w:val="22"/>
-                <w:szCs w:val="22"/>
-                <w:lang w:val="en-US" w:eastAsia="en-US" w:bidi="ar-SA"/>
+              <w:rPr>
+                <w:rFonts w:hint="default" w:ascii="宋体" w:hAnsi="宋体" w:eastAsia="宋体" w:cs="宋体"/>
+                <w:i w:val="0"/>
+                <w:iCs w:val="0"/>
+                <w:caps w:val="0"/>
+                <w:spacing w:val="0"/>
+                <w:kern w:val="2"/>
+                <w:sz w:val="24"/>
+                <w:szCs w:val="24"/>
+                <w:shd w:val="clear" w:color="auto" w:fill="auto"/>
+                <w:lang w:val="en-US" w:eastAsia="zh-CN" w:bidi="ar-SA"/>
               </w:rPr>
             </w:pPr>
             <w:r>
+              <w:rPr>
+                <w:sz w:val="24"/>
+                <w:szCs w:val="24"/>
+              </w:rPr>
               <w:t>{% for step in teaching_steps %}{% if step.stage == "问题导入" %}{{ step.teacher_activity }}</w:t>
             </w:r>
             <w:r>
+              <w:rPr>
+                <w:sz w:val="24"/>
+                <w:szCs w:val="24"/>
+              </w:rPr>
               <w:br w:type="textWrapping"/>
             </w:r>
             <w:r>
+              <w:rPr>
+                <w:sz w:val="24"/>
+                <w:szCs w:val="24"/>
+              </w:rPr>
               <w:br w:type="textWrapping"/>
             </w:r>
             <w:r>
+              <w:rPr>
+                <w:sz w:val="24"/>
+                <w:szCs w:val="24"/>
+              </w:rPr>
               <w:t>{{ step.student_activity }}{% endif %}{% endfor %}</w:t>
             </w:r>
           </w:p>
@@ -1163,12 +2416,12 @@
       <w:tr>
         <w:tblPrEx>
           <w:tblBorders>
-            <w:top w:val="single" w:color="auto" w:sz="4" w:space="0"/>
-            <w:left w:val="single" w:color="auto" w:sz="4" w:space="0"/>
-            <w:bottom w:val="single" w:color="auto" w:sz="4" w:space="0"/>
-            <w:right w:val="single" w:color="auto" w:sz="4" w:space="0"/>
-            <w:insideH w:val="single" w:color="auto" w:sz="4" w:space="0"/>
-            <w:insideV w:val="single" w:color="auto" w:sz="4" w:space="0"/>
+            <w:top w:val="single" w:color="418D67" w:sz="8" w:space="0"/>
+            <w:left w:val="single" w:color="418D67" w:sz="8" w:space="0"/>
+            <w:bottom w:val="single" w:color="418D67" w:sz="8" w:space="0"/>
+            <w:right w:val="single" w:color="418D67" w:sz="8" w:space="0"/>
+            <w:insideH w:val="single" w:color="418D67" w:sz="4" w:space="0"/>
+            <w:insideV w:val="single" w:color="418D67" w:sz="4" w:space="0"/>
           </w:tblBorders>
           <w:tblCellMar>
             <w:top w:w="0" w:type="dxa"/>
@@ -1177,59 +2430,267 @@
             <w:right w:w="108" w:type="dxa"/>
           </w:tblCellMar>
         </w:tblPrEx>
+        <w:trPr>
+          <w:trHeight w:val="4402" w:hRule="atLeast"/>
+          <w:jc w:val="center"/>
+        </w:trPr>
         <w:tc>
           <w:tcPr>
-            <w:tcW w:w="1593" w:type="dxa"/>
-            <w:shd w:val="clear" w:color="auto" w:fill="auto"/>
+            <w:tcW w:w="1430" w:type="dxa"/>
+            <w:tcBorders>
+              <w:top w:val="single" w:color="000000" w:sz="4" w:space="0"/>
+              <w:left w:val="single" w:color="000000" w:sz="4" w:space="0"/>
+              <w:bottom w:val="single" w:color="000000" w:sz="4" w:space="0"/>
+              <w:right w:val="single" w:color="000000" w:sz="4" w:space="0"/>
+            </w:tcBorders>
+            <w:noWrap w:val="0"/>
             <w:vAlign w:val="top"/>
           </w:tcPr>
           <w:p>
             <w:pPr>
-              <w:spacing w:after="0" w:line="240" w:lineRule="auto"/>
-              <w:rPr>
-                <w:rFonts w:asciiTheme="minorHAnsi" w:hAnsiTheme="minorHAnsi" w:eastAsiaTheme="minorEastAsia" w:cstheme="minorBidi"/>
-                <w:sz w:val="22"/>
-                <w:szCs w:val="22"/>
-                <w:lang w:val="en-US" w:eastAsia="en-US" w:bidi="ar-SA"/>
+              <w:pStyle w:val="165"/>
+              <w:keepNext w:val="0"/>
+              <w:keepLines w:val="0"/>
+              <w:pageBreakBefore w:val="0"/>
+              <w:kinsoku/>
+              <w:wordWrap/>
+              <w:overflowPunct/>
+              <w:topLinePunct w:val="0"/>
+              <w:autoSpaceDE/>
+              <w:autoSpaceDN/>
+              <w:bidi w:val="0"/>
+              <w:adjustRightInd/>
+              <w:snapToGrid/>
+              <w:spacing w:before="120" w:after="31"/>
+              <w:ind w:firstLine="480" w:firstLineChars="200"/>
+              <w:jc w:val="both"/>
+              <w:textAlignment w:val="auto"/>
+              <w:rPr>
+                <w:rFonts w:hint="eastAsia" w:ascii="宋体" w:hAnsi="宋体" w:eastAsia="宋体" w:cs="宋体"/>
+                <w:b w:val="0"/>
+                <w:i w:val="0"/>
+                <w:iCs w:val="0"/>
+                <w:caps w:val="0"/>
+                <w:color w:val="000000"/>
+                <w:spacing w:val="0"/>
+                <w:kern w:val="2"/>
+                <w:sz w:val="24"/>
+                <w:szCs w:val="24"/>
+                <w:shd w:val="clear" w:color="auto" w:fill="auto"/>
+                <w:lang w:val="en-US" w:eastAsia="zh-CN" w:bidi="ar-SA"/>
+              </w:rPr>
+            </w:pPr>
+          </w:p>
+          <w:p>
+            <w:pPr>
+              <w:pStyle w:val="165"/>
+              <w:keepNext w:val="0"/>
+              <w:keepLines w:val="0"/>
+              <w:pageBreakBefore w:val="0"/>
+              <w:kinsoku/>
+              <w:wordWrap/>
+              <w:overflowPunct/>
+              <w:topLinePunct w:val="0"/>
+              <w:autoSpaceDE/>
+              <w:autoSpaceDN/>
+              <w:bidi w:val="0"/>
+              <w:adjustRightInd/>
+              <w:snapToGrid/>
+              <w:spacing w:before="120" w:after="31"/>
+              <w:ind w:firstLine="480" w:firstLineChars="200"/>
+              <w:jc w:val="both"/>
+              <w:textAlignment w:val="auto"/>
+              <w:rPr>
+                <w:rFonts w:hint="eastAsia" w:ascii="宋体" w:hAnsi="宋体" w:eastAsia="宋体" w:cs="宋体"/>
+                <w:b w:val="0"/>
+                <w:i w:val="0"/>
+                <w:iCs w:val="0"/>
+                <w:caps w:val="0"/>
+                <w:color w:val="000000"/>
+                <w:spacing w:val="0"/>
+                <w:kern w:val="2"/>
+                <w:sz w:val="24"/>
+                <w:szCs w:val="24"/>
+                <w:shd w:val="clear" w:color="auto" w:fill="auto"/>
+                <w:lang w:val="en-US" w:eastAsia="zh-CN" w:bidi="ar-SA"/>
+              </w:rPr>
+            </w:pPr>
+          </w:p>
+          <w:p>
+            <w:pPr>
+              <w:pStyle w:val="165"/>
+              <w:keepNext w:val="0"/>
+              <w:keepLines w:val="0"/>
+              <w:pageBreakBefore w:val="0"/>
+              <w:kinsoku/>
+              <w:wordWrap/>
+              <w:overflowPunct/>
+              <w:topLinePunct w:val="0"/>
+              <w:autoSpaceDE/>
+              <w:autoSpaceDN/>
+              <w:bidi w:val="0"/>
+              <w:adjustRightInd/>
+              <w:snapToGrid/>
+              <w:spacing w:before="120" w:after="31"/>
+              <w:ind w:firstLine="480" w:firstLineChars="200"/>
+              <w:jc w:val="both"/>
+              <w:textAlignment w:val="auto"/>
+              <w:rPr>
+                <w:rFonts w:hint="eastAsia" w:ascii="宋体" w:hAnsi="宋体" w:eastAsia="宋体" w:cs="宋体"/>
+                <w:b w:val="0"/>
+                <w:i w:val="0"/>
+                <w:iCs w:val="0"/>
+                <w:caps w:val="0"/>
+                <w:color w:val="000000"/>
+                <w:spacing w:val="0"/>
+                <w:kern w:val="2"/>
+                <w:sz w:val="24"/>
+                <w:szCs w:val="24"/>
+                <w:shd w:val="clear" w:color="auto" w:fill="auto"/>
+                <w:lang w:val="en-US" w:eastAsia="zh-CN" w:bidi="ar-SA"/>
+              </w:rPr>
+            </w:pPr>
+          </w:p>
+          <w:p>
+            <w:pPr>
+              <w:pStyle w:val="165"/>
+              <w:spacing w:before="120" w:after="31"/>
+              <w:rPr>
+                <w:rFonts w:hint="eastAsia" w:ascii="宋体" w:hAnsi="宋体" w:eastAsia="宋体" w:cs="宋体"/>
+                <w:b w:val="0"/>
+                <w:i w:val="0"/>
+                <w:iCs w:val="0"/>
+                <w:caps w:val="0"/>
+                <w:color w:val="000000"/>
+                <w:spacing w:val="0"/>
+                <w:kern w:val="2"/>
+                <w:sz w:val="24"/>
+                <w:szCs w:val="24"/>
+                <w:shd w:val="clear" w:color="auto" w:fill="auto"/>
+                <w:lang w:val="en-US" w:eastAsia="zh-CN" w:bidi="ar-SA"/>
               </w:rPr>
             </w:pPr>
             <w:r>
+              <w:rPr>
+                <w:rFonts w:hint="eastAsia" w:ascii="宋体" w:hAnsi="宋体" w:eastAsia="宋体" w:cs="宋体"/>
+                <w:b w:val="0"/>
+                <w:i w:val="0"/>
+                <w:iCs w:val="0"/>
+                <w:caps w:val="0"/>
+                <w:color w:val="000000"/>
+                <w:spacing w:val="0"/>
+                <w:kern w:val="2"/>
+                <w:sz w:val="24"/>
+                <w:szCs w:val="24"/>
+                <w:shd w:val="clear" w:color="auto" w:fill="auto"/>
+                <w:lang w:val="en-US" w:eastAsia="zh-CN" w:bidi="ar-SA"/>
+              </w:rPr>
               <w:t>传授新知</w:t>
             </w:r>
+          </w:p>
+          <w:p>
+            <w:pPr>
+              <w:pStyle w:val="165"/>
+              <w:keepNext w:val="0"/>
+              <w:keepLines w:val="0"/>
+              <w:pageBreakBefore w:val="0"/>
+              <w:kinsoku/>
+              <w:wordWrap/>
+              <w:overflowPunct/>
+              <w:topLinePunct w:val="0"/>
+              <w:autoSpaceDE/>
+              <w:autoSpaceDN/>
+              <w:bidi w:val="0"/>
+              <w:adjustRightInd/>
+              <w:snapToGrid/>
+              <w:spacing w:before="120" w:after="31"/>
+              <w:jc w:val="both"/>
+              <w:textAlignment w:val="auto"/>
+              <w:rPr>
+                <w:rFonts w:hint="default" w:ascii="宋体" w:hAnsi="宋体" w:eastAsia="宋体" w:cs="宋体"/>
+                <w:b w:val="0"/>
+                <w:i w:val="0"/>
+                <w:iCs w:val="0"/>
+                <w:caps w:val="0"/>
+                <w:color w:val="000000"/>
+                <w:spacing w:val="0"/>
+                <w:kern w:val="2"/>
+                <w:sz w:val="24"/>
+                <w:szCs w:val="24"/>
+                <w:shd w:val="clear" w:color="auto" w:fill="auto"/>
+                <w:lang w:val="en-US" w:eastAsia="zh-CN" w:bidi="ar-SA"/>
+              </w:rPr>
+            </w:pPr>
             <w:r>
-              <w:br w:type="textWrapping"/>
-            </w:r>
-            <w:r>
+              <w:rPr>
+                <w:rFonts w:hint="eastAsia" w:ascii="宋体" w:hAnsi="宋体" w:eastAsia="宋体" w:cs="宋体"/>
+                <w:i w:val="0"/>
+                <w:iCs w:val="0"/>
+                <w:caps w:val="0"/>
+                <w:spacing w:val="0"/>
+                <w:kern w:val="2"/>
+                <w:sz w:val="24"/>
+                <w:szCs w:val="24"/>
+                <w:shd w:val="clear" w:color="auto" w:fill="auto"/>
+                <w:lang w:val="en-US" w:eastAsia="zh-CN" w:bidi="ar-SA"/>
+              </w:rPr>
               <w:t>（30分钟）</w:t>
             </w:r>
           </w:p>
         </w:tc>
         <w:tc>
           <w:tcPr>
-            <w:tcW w:w="7263" w:type="dxa"/>
-            <w:shd w:val="clear" w:color="auto" w:fill="auto"/>
+            <w:tcW w:w="8552" w:type="dxa"/>
+            <w:tcBorders>
+              <w:top w:val="single" w:color="000000" w:sz="8" w:space="0"/>
+              <w:left w:val="single" w:color="000000" w:sz="8" w:space="0"/>
+              <w:bottom w:val="single" w:color="000000" w:sz="8" w:space="0"/>
+              <w:right w:val="single" w:color="000000" w:sz="8" w:space="0"/>
+            </w:tcBorders>
+            <w:noWrap w:val="0"/>
             <w:vAlign w:val="top"/>
           </w:tcPr>
           <w:p>
             <w:pPr>
-              <w:spacing w:after="0" w:line="240" w:lineRule="auto"/>
-              <w:rPr>
-                <w:rFonts w:asciiTheme="minorHAnsi" w:hAnsiTheme="minorHAnsi" w:eastAsiaTheme="minorEastAsia" w:cstheme="minorBidi"/>
-                <w:sz w:val="22"/>
-                <w:szCs w:val="22"/>
-                <w:lang w:val="en-US" w:eastAsia="en-US" w:bidi="ar-SA"/>
+              <w:rPr>
+                <w:rFonts w:hint="default" w:ascii="宋体" w:hAnsi="宋体" w:eastAsia="宋体" w:cs="宋体"/>
+                <w:i w:val="0"/>
+                <w:iCs w:val="0"/>
+                <w:caps w:val="0"/>
+                <w:spacing w:val="0"/>
+                <w:kern w:val="2"/>
+                <w:sz w:val="24"/>
+                <w:szCs w:val="24"/>
+                <w:shd w:val="clear" w:color="auto" w:fill="auto"/>
+                <w:lang w:val="en-US" w:eastAsia="zh-CN" w:bidi="ar-SA"/>
               </w:rPr>
             </w:pPr>
             <w:r>
+              <w:rPr>
+                <w:sz w:val="24"/>
+                <w:szCs w:val="24"/>
+              </w:rPr>
               <w:t>{% for step in teaching_steps %}{% if step.stage == "传授新知" or step.stage == "探究新知" %}{{ step.teacher_activity }}</w:t>
             </w:r>
             <w:r>
+              <w:rPr>
+                <w:sz w:val="24"/>
+                <w:szCs w:val="24"/>
+              </w:rPr>
               <w:br w:type="textWrapping"/>
             </w:r>
             <w:r>
+              <w:rPr>
+                <w:sz w:val="24"/>
+                <w:szCs w:val="24"/>
+              </w:rPr>
               <w:br w:type="textWrapping"/>
             </w:r>
             <w:r>
+              <w:rPr>
+                <w:sz w:val="24"/>
+                <w:szCs w:val="24"/>
+              </w:rPr>
               <w:t>{{ step.student_activity }}{% endif %}{% endfor %}</w:t>
             </w:r>
           </w:p>
@@ -1238,12 +2699,12 @@
       <w:tr>
         <w:tblPrEx>
           <w:tblBorders>
-            <w:top w:val="single" w:color="auto" w:sz="4" w:space="0"/>
-            <w:left w:val="single" w:color="auto" w:sz="4" w:space="0"/>
-            <w:bottom w:val="single" w:color="auto" w:sz="4" w:space="0"/>
-            <w:right w:val="single" w:color="auto" w:sz="4" w:space="0"/>
-            <w:insideH w:val="single" w:color="auto" w:sz="4" w:space="0"/>
-            <w:insideV w:val="single" w:color="auto" w:sz="4" w:space="0"/>
+            <w:top w:val="single" w:color="418D67" w:sz="8" w:space="0"/>
+            <w:left w:val="single" w:color="418D67" w:sz="8" w:space="0"/>
+            <w:bottom w:val="single" w:color="418D67" w:sz="8" w:space="0"/>
+            <w:right w:val="single" w:color="418D67" w:sz="8" w:space="0"/>
+            <w:insideH w:val="single" w:color="418D67" w:sz="4" w:space="0"/>
+            <w:insideV w:val="single" w:color="418D67" w:sz="4" w:space="0"/>
           </w:tblBorders>
           <w:tblCellMar>
             <w:top w:w="0" w:type="dxa"/>
@@ -1252,59 +2713,486 @@
             <w:right w:w="108" w:type="dxa"/>
           </w:tblCellMar>
         </w:tblPrEx>
+        <w:trPr>
+          <w:trHeight w:val="4402" w:hRule="atLeast"/>
+          <w:jc w:val="center"/>
+        </w:trPr>
         <w:tc>
           <w:tcPr>
-            <w:tcW w:w="1593" w:type="dxa"/>
-            <w:shd w:val="clear" w:color="auto" w:fill="auto"/>
+            <w:tcW w:w="1430" w:type="dxa"/>
+            <w:tcBorders>
+              <w:top w:val="single" w:color="000000" w:sz="4" w:space="0"/>
+              <w:left w:val="single" w:color="000000" w:sz="4" w:space="0"/>
+              <w:bottom w:val="single" w:color="000000" w:sz="4" w:space="0"/>
+              <w:right w:val="single" w:color="000000" w:sz="4" w:space="0"/>
+            </w:tcBorders>
+            <w:noWrap w:val="0"/>
             <w:vAlign w:val="top"/>
           </w:tcPr>
           <w:p>
             <w:pPr>
-              <w:spacing w:after="0" w:line="240" w:lineRule="auto"/>
-              <w:rPr>
-                <w:rFonts w:asciiTheme="minorHAnsi" w:hAnsiTheme="minorHAnsi" w:eastAsiaTheme="minorEastAsia" w:cstheme="minorBidi"/>
-                <w:sz w:val="22"/>
-                <w:szCs w:val="22"/>
-                <w:lang w:val="en-US" w:eastAsia="en-US" w:bidi="ar-SA"/>
+              <w:pStyle w:val="165"/>
+              <w:keepNext w:val="0"/>
+              <w:keepLines w:val="0"/>
+              <w:pageBreakBefore w:val="0"/>
+              <w:kinsoku/>
+              <w:wordWrap/>
+              <w:overflowPunct/>
+              <w:topLinePunct w:val="0"/>
+              <w:autoSpaceDE/>
+              <w:autoSpaceDN/>
+              <w:bidi w:val="0"/>
+              <w:adjustRightInd/>
+              <w:snapToGrid/>
+              <w:spacing w:before="120" w:after="31"/>
+              <w:ind w:firstLine="480" w:firstLineChars="200"/>
+              <w:jc w:val="both"/>
+              <w:textAlignment w:val="auto"/>
+              <w:rPr>
+                <w:rFonts w:hint="eastAsia" w:ascii="宋体" w:hAnsi="宋体" w:eastAsia="宋体" w:cs="宋体"/>
+                <w:b w:val="0"/>
+                <w:i w:val="0"/>
+                <w:iCs w:val="0"/>
+                <w:caps w:val="0"/>
+                <w:color w:val="000000"/>
+                <w:spacing w:val="0"/>
+                <w:kern w:val="2"/>
+                <w:sz w:val="24"/>
+                <w:szCs w:val="24"/>
+                <w:shd w:val="clear" w:color="auto" w:fill="auto"/>
+                <w:lang w:val="en-US" w:eastAsia="zh-CN" w:bidi="ar-SA"/>
+              </w:rPr>
+            </w:pPr>
+          </w:p>
+          <w:p>
+            <w:pPr>
+              <w:pStyle w:val="165"/>
+              <w:keepNext w:val="0"/>
+              <w:keepLines w:val="0"/>
+              <w:pageBreakBefore w:val="0"/>
+              <w:kinsoku/>
+              <w:wordWrap/>
+              <w:overflowPunct/>
+              <w:topLinePunct w:val="0"/>
+              <w:autoSpaceDE/>
+              <w:autoSpaceDN/>
+              <w:bidi w:val="0"/>
+              <w:adjustRightInd/>
+              <w:snapToGrid/>
+              <w:spacing w:before="120" w:after="31"/>
+              <w:ind w:firstLine="480" w:firstLineChars="200"/>
+              <w:jc w:val="both"/>
+              <w:textAlignment w:val="auto"/>
+              <w:rPr>
+                <w:rFonts w:hint="eastAsia" w:ascii="宋体" w:hAnsi="宋体" w:eastAsia="宋体" w:cs="宋体"/>
+                <w:b w:val="0"/>
+                <w:i w:val="0"/>
+                <w:iCs w:val="0"/>
+                <w:caps w:val="0"/>
+                <w:color w:val="000000"/>
+                <w:spacing w:val="0"/>
+                <w:kern w:val="2"/>
+                <w:sz w:val="24"/>
+                <w:szCs w:val="24"/>
+                <w:shd w:val="clear" w:color="auto" w:fill="auto"/>
+                <w:lang w:val="en-US" w:eastAsia="zh-CN" w:bidi="ar-SA"/>
+              </w:rPr>
+            </w:pPr>
+          </w:p>
+          <w:p>
+            <w:pPr>
+              <w:pStyle w:val="165"/>
+              <w:keepNext w:val="0"/>
+              <w:keepLines w:val="0"/>
+              <w:pageBreakBefore w:val="0"/>
+              <w:kinsoku/>
+              <w:wordWrap/>
+              <w:overflowPunct/>
+              <w:topLinePunct w:val="0"/>
+              <w:autoSpaceDE/>
+              <w:autoSpaceDN/>
+              <w:bidi w:val="0"/>
+              <w:adjustRightInd/>
+              <w:snapToGrid/>
+              <w:spacing w:before="120" w:after="31"/>
+              <w:ind w:firstLine="480" w:firstLineChars="200"/>
+              <w:jc w:val="both"/>
+              <w:textAlignment w:val="auto"/>
+              <w:rPr>
+                <w:rFonts w:hint="eastAsia" w:ascii="宋体" w:hAnsi="宋体" w:eastAsia="宋体" w:cs="宋体"/>
+                <w:b w:val="0"/>
+                <w:i w:val="0"/>
+                <w:iCs w:val="0"/>
+                <w:caps w:val="0"/>
+                <w:color w:val="000000"/>
+                <w:spacing w:val="0"/>
+                <w:kern w:val="2"/>
+                <w:sz w:val="24"/>
+                <w:szCs w:val="24"/>
+                <w:shd w:val="clear" w:color="auto" w:fill="auto"/>
+                <w:lang w:val="en-US" w:eastAsia="zh-CN" w:bidi="ar-SA"/>
+              </w:rPr>
+            </w:pPr>
+          </w:p>
+          <w:p>
+            <w:pPr>
+              <w:pStyle w:val="165"/>
+              <w:keepNext w:val="0"/>
+              <w:keepLines w:val="0"/>
+              <w:pageBreakBefore w:val="0"/>
+              <w:kinsoku/>
+              <w:wordWrap/>
+              <w:overflowPunct/>
+              <w:topLinePunct w:val="0"/>
+              <w:autoSpaceDE/>
+              <w:autoSpaceDN/>
+              <w:bidi w:val="0"/>
+              <w:adjustRightInd/>
+              <w:snapToGrid/>
+              <w:spacing w:before="120" w:after="31"/>
+              <w:jc w:val="both"/>
+              <w:textAlignment w:val="auto"/>
+              <w:rPr>
+                <w:rFonts w:hint="eastAsia" w:ascii="宋体" w:hAnsi="宋体" w:eastAsia="宋体" w:cs="宋体"/>
+                <w:b w:val="0"/>
+                <w:i w:val="0"/>
+                <w:iCs w:val="0"/>
+                <w:caps w:val="0"/>
+                <w:color w:val="000000"/>
+                <w:spacing w:val="0"/>
+                <w:kern w:val="2"/>
+                <w:sz w:val="24"/>
+                <w:szCs w:val="24"/>
+                <w:shd w:val="clear" w:color="auto" w:fill="auto"/>
+                <w:lang w:val="en-US" w:eastAsia="zh-CN" w:bidi="ar-SA"/>
               </w:rPr>
             </w:pPr>
             <w:r>
+              <w:rPr>
+                <w:rFonts w:hint="eastAsia" w:ascii="宋体" w:hAnsi="宋体" w:eastAsia="宋体" w:cs="宋体"/>
+                <w:b w:val="0"/>
+                <w:i w:val="0"/>
+                <w:iCs w:val="0"/>
+                <w:caps w:val="0"/>
+                <w:color w:val="000000"/>
+                <w:spacing w:val="0"/>
+                <w:kern w:val="2"/>
+                <w:sz w:val="24"/>
+                <w:szCs w:val="24"/>
+                <w:shd w:val="clear" w:color="auto" w:fill="auto"/>
+                <w:lang w:val="en-US" w:eastAsia="zh-CN" w:bidi="ar-SA"/>
+              </w:rPr>
               <w:t>课堂实践</w:t>
             </w:r>
+          </w:p>
+          <w:p>
+            <w:pPr>
+              <w:pStyle w:val="165"/>
+              <w:keepNext w:val="0"/>
+              <w:keepLines w:val="0"/>
+              <w:pageBreakBefore w:val="0"/>
+              <w:kinsoku/>
+              <w:wordWrap/>
+              <w:overflowPunct/>
+              <w:topLinePunct w:val="0"/>
+              <w:autoSpaceDE/>
+              <w:autoSpaceDN/>
+              <w:bidi w:val="0"/>
+              <w:adjustRightInd/>
+              <w:snapToGrid/>
+              <w:spacing w:before="120" w:after="31"/>
+              <w:jc w:val="both"/>
+              <w:textAlignment w:val="auto"/>
+              <w:rPr>
+                <w:rFonts w:hint="default" w:ascii="宋体" w:hAnsi="宋体" w:eastAsia="宋体" w:cs="宋体"/>
+                <w:b w:val="0"/>
+                <w:i w:val="0"/>
+                <w:iCs w:val="0"/>
+                <w:caps w:val="0"/>
+                <w:color w:val="000000"/>
+                <w:spacing w:val="0"/>
+                <w:kern w:val="2"/>
+                <w:sz w:val="24"/>
+                <w:szCs w:val="24"/>
+                <w:shd w:val="clear" w:color="auto" w:fill="auto"/>
+                <w:lang w:val="en-US" w:eastAsia="zh-CN" w:bidi="ar-SA"/>
+              </w:rPr>
+            </w:pPr>
             <w:r>
-              <w:br w:type="textWrapping"/>
-            </w:r>
-            <w:r>
+              <w:rPr>
+                <w:rFonts w:hint="eastAsia" w:ascii="宋体" w:hAnsi="宋体" w:eastAsia="宋体" w:cs="宋体"/>
+                <w:b w:val="0"/>
+                <w:i w:val="0"/>
+                <w:iCs w:val="0"/>
+                <w:caps w:val="0"/>
+                <w:color w:val="000000"/>
+                <w:spacing w:val="0"/>
+                <w:kern w:val="2"/>
+                <w:sz w:val="24"/>
+                <w:szCs w:val="24"/>
+                <w:shd w:val="clear" w:color="auto" w:fill="auto"/>
+                <w:lang w:val="en-US" w:eastAsia="zh-CN" w:bidi="ar-SA"/>
+              </w:rPr>
               <w:t>（30分钟）</w:t>
             </w:r>
           </w:p>
         </w:tc>
         <w:tc>
           <w:tcPr>
-            <w:tcW w:w="7263" w:type="dxa"/>
-            <w:shd w:val="clear" w:color="auto" w:fill="auto"/>
+            <w:tcW w:w="8552" w:type="dxa"/>
+            <w:tcBorders>
+              <w:top w:val="single" w:color="000000" w:sz="8" w:space="0"/>
+              <w:left w:val="single" w:color="000000" w:sz="8" w:space="0"/>
+              <w:bottom w:val="single" w:color="000000" w:sz="8" w:space="0"/>
+              <w:right w:val="single" w:color="000000" w:sz="8" w:space="0"/>
+            </w:tcBorders>
+            <w:noWrap w:val="0"/>
             <w:vAlign w:val="top"/>
           </w:tcPr>
           <w:p>
             <w:pPr>
-              <w:spacing w:after="0" w:line="240" w:lineRule="auto"/>
-              <w:rPr>
-                <w:rFonts w:asciiTheme="minorHAnsi" w:hAnsiTheme="minorHAnsi" w:eastAsiaTheme="minorEastAsia" w:cstheme="minorBidi"/>
-                <w:sz w:val="22"/>
-                <w:szCs w:val="22"/>
-                <w:lang w:val="en-US" w:eastAsia="en-US" w:bidi="ar-SA"/>
+              <w:rPr>
+                <w:rFonts w:hint="default" w:ascii="宋体" w:hAnsi="宋体" w:eastAsia="宋体" w:cs="宋体"/>
+                <w:i w:val="0"/>
+                <w:iCs w:val="0"/>
+                <w:caps w:val="0"/>
+                <w:spacing w:val="0"/>
+                <w:kern w:val="2"/>
+                <w:sz w:val="24"/>
+                <w:szCs w:val="24"/>
+                <w:shd w:val="clear" w:color="auto" w:fill="auto"/>
+                <w:lang w:val="en-US" w:eastAsia="zh-CN" w:bidi="ar-SA"/>
               </w:rPr>
             </w:pPr>
             <w:r>
+              <w:rPr>
+                <w:sz w:val="24"/>
+                <w:szCs w:val="24"/>
+              </w:rPr>
               <w:t>{% for step in teaching_steps %}{% if step.stage == "课堂实践" or step.stage == "巩固练习" %}{{ step.teacher_activity }}</w:t>
             </w:r>
             <w:r>
+              <w:rPr>
+                <w:sz w:val="24"/>
+                <w:szCs w:val="24"/>
+              </w:rPr>
               <w:br w:type="textWrapping"/>
             </w:r>
             <w:r>
+              <w:rPr>
+                <w:sz w:val="24"/>
+                <w:szCs w:val="24"/>
+              </w:rPr>
               <w:br w:type="textWrapping"/>
             </w:r>
             <w:r>
+              <w:rPr>
+                <w:sz w:val="24"/>
+                <w:szCs w:val="24"/>
+              </w:rPr>
+              <w:t>{{ step.student_act</w:t>
+            </w:r>
+            <w:bookmarkStart w:id="0" w:name="_GoBack"/>
+            <w:bookmarkEnd w:id="0"/>
+            <w:r>
+              <w:rPr>
+                <w:sz w:val="24"/>
+                <w:szCs w:val="24"/>
+              </w:rPr>
+              <w:t>ivity }}{% endif %}{% endfor %}</w:t>
+            </w:r>
+          </w:p>
+        </w:tc>
+      </w:tr>
+      <w:tr>
+        <w:tblPrEx>
+          <w:tblBorders>
+            <w:top w:val="single" w:color="418D67" w:sz="8" w:space="0"/>
+            <w:left w:val="single" w:color="418D67" w:sz="8" w:space="0"/>
+            <w:bottom w:val="single" w:color="418D67" w:sz="8" w:space="0"/>
+            <w:right w:val="single" w:color="418D67" w:sz="8" w:space="0"/>
+            <w:insideH w:val="single" w:color="418D67" w:sz="4" w:space="0"/>
+            <w:insideV w:val="single" w:color="418D67" w:sz="4" w:space="0"/>
+          </w:tblBorders>
+          <w:tblCellMar>
+            <w:top w:w="0" w:type="dxa"/>
+            <w:left w:w="108" w:type="dxa"/>
+            <w:bottom w:w="0" w:type="dxa"/>
+            <w:right w:w="108" w:type="dxa"/>
+          </w:tblCellMar>
+        </w:tblPrEx>
+        <w:trPr>
+          <w:trHeight w:val="2509" w:hRule="atLeast"/>
+          <w:jc w:val="center"/>
+        </w:trPr>
+        <w:tc>
+          <w:tcPr>
+            <w:tcW w:w="1430" w:type="dxa"/>
+            <w:tcBorders>
+              <w:top w:val="single" w:color="000000" w:sz="4" w:space="0"/>
+              <w:left w:val="single" w:color="000000" w:sz="4" w:space="0"/>
+              <w:bottom w:val="single" w:color="000000" w:sz="4" w:space="0"/>
+              <w:right w:val="single" w:color="000000" w:sz="4" w:space="0"/>
+            </w:tcBorders>
+            <w:noWrap w:val="0"/>
+            <w:vAlign w:val="center"/>
+          </w:tcPr>
+          <w:p>
+            <w:pPr>
+              <w:pStyle w:val="165"/>
+              <w:keepNext w:val="0"/>
+              <w:keepLines w:val="0"/>
+              <w:pageBreakBefore w:val="0"/>
+              <w:kinsoku/>
+              <w:wordWrap/>
+              <w:overflowPunct/>
+              <w:topLinePunct w:val="0"/>
+              <w:autoSpaceDE/>
+              <w:autoSpaceDN/>
+              <w:bidi w:val="0"/>
+              <w:adjustRightInd/>
+              <w:snapToGrid/>
+              <w:spacing w:before="120" w:after="31"/>
+              <w:jc w:val="both"/>
+              <w:textAlignment w:val="auto"/>
+              <w:rPr>
+                <w:rFonts w:hint="eastAsia" w:ascii="宋体" w:hAnsi="宋体" w:eastAsia="宋体" w:cs="宋体"/>
+                <w:b w:val="0"/>
+                <w:i w:val="0"/>
+                <w:iCs w:val="0"/>
+                <w:caps w:val="0"/>
+                <w:color w:val="000000"/>
+                <w:spacing w:val="0"/>
+                <w:kern w:val="2"/>
+                <w:sz w:val="24"/>
+                <w:szCs w:val="24"/>
+                <w:shd w:val="clear" w:color="auto" w:fill="auto"/>
+                <w:lang w:val="en-US" w:eastAsia="zh-CN" w:bidi="ar-SA"/>
+              </w:rPr>
+            </w:pPr>
+            <w:r>
+              <w:rPr>
+                <w:rFonts w:hint="eastAsia" w:ascii="宋体" w:hAnsi="宋体" w:eastAsia="宋体" w:cs="宋体"/>
+                <w:b w:val="0"/>
+                <w:i w:val="0"/>
+                <w:iCs w:val="0"/>
+                <w:caps w:val="0"/>
+                <w:color w:val="000000"/>
+                <w:spacing w:val="0"/>
+                <w:kern w:val="2"/>
+                <w:sz w:val="24"/>
+                <w:szCs w:val="24"/>
+                <w:shd w:val="clear" w:color="auto" w:fill="auto"/>
+                <w:lang w:val="en-US" w:eastAsia="zh-CN" w:bidi="ar-SA"/>
+              </w:rPr>
+              <w:t>课堂总结</w:t>
+            </w:r>
+          </w:p>
+          <w:p>
+            <w:pPr>
+              <w:pStyle w:val="165"/>
+              <w:keepNext w:val="0"/>
+              <w:keepLines w:val="0"/>
+              <w:pageBreakBefore w:val="0"/>
+              <w:kinsoku/>
+              <w:wordWrap/>
+              <w:overflowPunct/>
+              <w:topLinePunct w:val="0"/>
+              <w:autoSpaceDE/>
+              <w:autoSpaceDN/>
+              <w:bidi w:val="0"/>
+              <w:adjustRightInd/>
+              <w:snapToGrid/>
+              <w:spacing w:before="120" w:after="31"/>
+              <w:jc w:val="both"/>
+              <w:textAlignment w:val="auto"/>
+              <w:rPr>
+                <w:rFonts w:hint="default" w:ascii="宋体" w:hAnsi="宋体" w:eastAsia="宋体" w:cs="宋体"/>
+                <w:b w:val="0"/>
+                <w:i w:val="0"/>
+                <w:iCs w:val="0"/>
+                <w:caps w:val="0"/>
+                <w:color w:val="000000"/>
+                <w:spacing w:val="0"/>
+                <w:kern w:val="2"/>
+                <w:sz w:val="24"/>
+                <w:szCs w:val="24"/>
+                <w:shd w:val="clear" w:color="auto" w:fill="auto"/>
+                <w:lang w:val="en-US" w:eastAsia="zh-CN" w:bidi="ar-SA"/>
+              </w:rPr>
+            </w:pPr>
+            <w:r>
+              <w:rPr>
+                <w:rFonts w:hint="eastAsia" w:ascii="宋体" w:hAnsi="宋体" w:eastAsia="宋体" w:cs="宋体"/>
+                <w:b w:val="0"/>
+                <w:i w:val="0"/>
+                <w:iCs w:val="0"/>
+                <w:caps w:val="0"/>
+                <w:color w:val="000000"/>
+                <w:spacing w:val="0"/>
+                <w:kern w:val="2"/>
+                <w:sz w:val="24"/>
+                <w:szCs w:val="24"/>
+                <w:shd w:val="clear" w:color="auto" w:fill="auto"/>
+                <w:lang w:val="en-US" w:eastAsia="zh-CN" w:bidi="ar-SA"/>
+              </w:rPr>
+              <w:t>（5分钟）</w:t>
+            </w:r>
+          </w:p>
+        </w:tc>
+        <w:tc>
+          <w:tcPr>
+            <w:tcW w:w="8552" w:type="dxa"/>
+            <w:tcBorders>
+              <w:top w:val="single" w:color="000000" w:sz="8" w:space="0"/>
+              <w:left w:val="single" w:color="000000" w:sz="8" w:space="0"/>
+              <w:bottom w:val="single" w:color="000000" w:sz="8" w:space="0"/>
+              <w:right w:val="single" w:color="000000" w:sz="8" w:space="0"/>
+            </w:tcBorders>
+            <w:noWrap w:val="0"/>
+            <w:vAlign w:val="top"/>
+          </w:tcPr>
+          <w:p>
+            <w:pPr>
+              <w:rPr>
+                <w:rFonts w:hint="default" w:ascii="宋体" w:hAnsi="宋体" w:eastAsia="宋体" w:cs="宋体"/>
+                <w:i w:val="0"/>
+                <w:iCs w:val="0"/>
+                <w:caps w:val="0"/>
+                <w:spacing w:val="0"/>
+                <w:kern w:val="2"/>
+                <w:sz w:val="24"/>
+                <w:szCs w:val="24"/>
+                <w:shd w:val="clear" w:color="auto" w:fill="auto"/>
+                <w:lang w:val="en-US" w:eastAsia="zh-CN" w:bidi="ar-SA"/>
+              </w:rPr>
+            </w:pPr>
+            <w:r>
+              <w:rPr>
+                <w:sz w:val="24"/>
+                <w:szCs w:val="24"/>
+              </w:rPr>
+              <w:t>{% for step in teaching_steps %}{% if step.stage == "课堂总结" or step.stage == "课堂小结" %}{{ step.teacher_activity }}</w:t>
+            </w:r>
+            <w:r>
+              <w:rPr>
+                <w:sz w:val="24"/>
+                <w:szCs w:val="24"/>
+              </w:rPr>
+              <w:br w:type="textWrapping"/>
+            </w:r>
+            <w:r>
+              <w:rPr>
+                <w:sz w:val="24"/>
+                <w:szCs w:val="24"/>
+              </w:rPr>
+              <w:br w:type="textWrapping"/>
+            </w:r>
+            <w:r>
+              <w:rPr>
+                <w:sz w:val="24"/>
+                <w:szCs w:val="24"/>
+              </w:rPr>
               <w:t>{{ step.student_activity }}{% endif %}{% endfor %}</w:t>
             </w:r>
           </w:p>
@@ -1313,12 +3201,12 @@
       <w:tr>
         <w:tblPrEx>
           <w:tblBorders>
-            <w:top w:val="single" w:color="auto" w:sz="4" w:space="0"/>
-            <w:left w:val="single" w:color="auto" w:sz="4" w:space="0"/>
-            <w:bottom w:val="single" w:color="auto" w:sz="4" w:space="0"/>
-            <w:right w:val="single" w:color="auto" w:sz="4" w:space="0"/>
-            <w:insideH w:val="single" w:color="auto" w:sz="4" w:space="0"/>
-            <w:insideV w:val="single" w:color="auto" w:sz="4" w:space="0"/>
+            <w:top w:val="single" w:color="418D67" w:sz="8" w:space="0"/>
+            <w:left w:val="single" w:color="418D67" w:sz="8" w:space="0"/>
+            <w:bottom w:val="single" w:color="418D67" w:sz="8" w:space="0"/>
+            <w:right w:val="single" w:color="418D67" w:sz="8" w:space="0"/>
+            <w:insideH w:val="single" w:color="418D67" w:sz="4" w:space="0"/>
+            <w:insideV w:val="single" w:color="418D67" w:sz="4" w:space="0"/>
           </w:tblBorders>
           <w:tblCellMar>
             <w:top w:w="0" w:type="dxa"/>
@@ -1327,153 +3215,387 @@
             <w:right w:w="108" w:type="dxa"/>
           </w:tblCellMar>
         </w:tblPrEx>
+        <w:trPr>
+          <w:trHeight w:val="2809" w:hRule="atLeast"/>
+          <w:jc w:val="center"/>
+        </w:trPr>
         <w:tc>
           <w:tcPr>
-            <w:tcW w:w="1593" w:type="dxa"/>
-            <w:shd w:val="clear" w:color="auto" w:fill="auto"/>
-            <w:vAlign w:val="top"/>
+            <w:tcW w:w="1430" w:type="dxa"/>
+            <w:tcBorders>
+              <w:top w:val="single" w:color="000000" w:sz="4" w:space="0"/>
+              <w:left w:val="single" w:color="000000" w:sz="4" w:space="0"/>
+              <w:bottom w:val="single" w:color="000000" w:sz="4" w:space="0"/>
+              <w:right w:val="single" w:color="000000" w:sz="4" w:space="0"/>
+            </w:tcBorders>
+            <w:noWrap w:val="0"/>
+            <w:vAlign w:val="center"/>
           </w:tcPr>
           <w:p>
             <w:pPr>
-              <w:spacing w:after="0" w:line="240" w:lineRule="auto"/>
-              <w:rPr>
-                <w:rFonts w:asciiTheme="minorHAnsi" w:hAnsiTheme="minorHAnsi" w:eastAsiaTheme="minorEastAsia" w:cstheme="minorBidi"/>
-                <w:sz w:val="22"/>
-                <w:szCs w:val="22"/>
-                <w:lang w:val="en-US" w:eastAsia="en-US" w:bidi="ar-SA"/>
+              <w:pStyle w:val="165"/>
+              <w:keepNext w:val="0"/>
+              <w:keepLines w:val="0"/>
+              <w:pageBreakBefore w:val="0"/>
+              <w:kinsoku/>
+              <w:wordWrap/>
+              <w:overflowPunct/>
+              <w:topLinePunct w:val="0"/>
+              <w:autoSpaceDE/>
+              <w:autoSpaceDN/>
+              <w:bidi w:val="0"/>
+              <w:adjustRightInd/>
+              <w:snapToGrid/>
+              <w:spacing w:before="120" w:after="31"/>
+              <w:jc w:val="both"/>
+              <w:textAlignment w:val="auto"/>
+              <w:rPr>
+                <w:rFonts w:hint="eastAsia" w:ascii="宋体" w:hAnsi="宋体" w:eastAsia="宋体" w:cs="宋体"/>
+                <w:b w:val="0"/>
+                <w:i w:val="0"/>
+                <w:iCs w:val="0"/>
+                <w:caps w:val="0"/>
+                <w:color w:val="000000"/>
+                <w:spacing w:val="0"/>
+                <w:kern w:val="2"/>
+                <w:sz w:val="24"/>
+                <w:szCs w:val="24"/>
+                <w:shd w:val="clear" w:color="auto" w:fill="auto"/>
+                <w:lang w:val="en-US" w:eastAsia="zh-CN" w:bidi="ar-SA"/>
               </w:rPr>
             </w:pPr>
             <w:r>
-              <w:t>课堂总结</w:t>
+              <w:rPr>
+                <w:rFonts w:hint="eastAsia" w:ascii="宋体" w:hAnsi="宋体" w:eastAsia="宋体" w:cs="宋体"/>
+                <w:b w:val="0"/>
+                <w:i w:val="0"/>
+                <w:iCs w:val="0"/>
+                <w:caps w:val="0"/>
+                <w:color w:val="000000"/>
+                <w:spacing w:val="0"/>
+                <w:kern w:val="2"/>
+                <w:sz w:val="24"/>
+                <w:szCs w:val="24"/>
+                <w:shd w:val="clear" w:color="auto" w:fill="auto"/>
+                <w:lang w:val="en-US" w:eastAsia="zh-CN" w:bidi="ar-SA"/>
+              </w:rPr>
+              <w:t>作业布置</w:t>
             </w:r>
+          </w:p>
+          <w:p>
+            <w:pPr>
+              <w:pStyle w:val="165"/>
+              <w:keepNext w:val="0"/>
+              <w:keepLines w:val="0"/>
+              <w:pageBreakBefore w:val="0"/>
+              <w:kinsoku/>
+              <w:wordWrap/>
+              <w:overflowPunct/>
+              <w:topLinePunct w:val="0"/>
+              <w:autoSpaceDE/>
+              <w:autoSpaceDN/>
+              <w:bidi w:val="0"/>
+              <w:adjustRightInd/>
+              <w:snapToGrid/>
+              <w:spacing w:before="120" w:after="31"/>
+              <w:jc w:val="both"/>
+              <w:textAlignment w:val="auto"/>
+              <w:rPr>
+                <w:rFonts w:hint="default" w:ascii="宋体" w:hAnsi="宋体" w:eastAsia="宋体" w:cs="宋体"/>
+                <w:b w:val="0"/>
+                <w:i w:val="0"/>
+                <w:iCs w:val="0"/>
+                <w:caps w:val="0"/>
+                <w:color w:val="000000"/>
+                <w:spacing w:val="0"/>
+                <w:kern w:val="2"/>
+                <w:sz w:val="24"/>
+                <w:szCs w:val="24"/>
+                <w:shd w:val="clear" w:color="auto" w:fill="auto"/>
+                <w:lang w:val="en-US" w:eastAsia="zh-CN" w:bidi="ar-SA"/>
+              </w:rPr>
+            </w:pPr>
             <w:r>
-              <w:br w:type="textWrapping"/>
-            </w:r>
-            <w:r>
+              <w:rPr>
+                <w:rFonts w:hint="eastAsia" w:ascii="宋体" w:hAnsi="宋体" w:eastAsia="宋体" w:cs="宋体"/>
+                <w:b w:val="0"/>
+                <w:i w:val="0"/>
+                <w:iCs w:val="0"/>
+                <w:caps w:val="0"/>
+                <w:color w:val="000000"/>
+                <w:spacing w:val="0"/>
+                <w:kern w:val="2"/>
+                <w:sz w:val="24"/>
+                <w:szCs w:val="24"/>
+                <w:shd w:val="clear" w:color="auto" w:fill="auto"/>
+                <w:lang w:val="en-US" w:eastAsia="zh-CN" w:bidi="ar-SA"/>
+              </w:rPr>
               <w:t>（5分钟）</w:t>
             </w:r>
           </w:p>
         </w:tc>
         <w:tc>
           <w:tcPr>
-            <w:tcW w:w="7263" w:type="dxa"/>
-            <w:shd w:val="clear" w:color="auto" w:fill="auto"/>
+            <w:tcW w:w="8552" w:type="dxa"/>
+            <w:tcBorders>
+              <w:top w:val="single" w:color="000000" w:sz="8" w:space="0"/>
+              <w:left w:val="single" w:color="000000" w:sz="8" w:space="0"/>
+              <w:bottom w:val="single" w:color="000000" w:sz="8" w:space="0"/>
+              <w:right w:val="single" w:color="000000" w:sz="8" w:space="0"/>
+            </w:tcBorders>
+            <w:noWrap w:val="0"/>
             <w:vAlign w:val="top"/>
           </w:tcPr>
           <w:p>
             <w:pPr>
-              <w:spacing w:after="0" w:line="240" w:lineRule="auto"/>
-              <w:rPr>
-                <w:rFonts w:asciiTheme="minorHAnsi" w:hAnsiTheme="minorHAnsi" w:eastAsiaTheme="minorEastAsia" w:cstheme="minorBidi"/>
-                <w:sz w:val="22"/>
-                <w:szCs w:val="22"/>
-                <w:lang w:val="en-US" w:eastAsia="en-US" w:bidi="ar-SA"/>
+              <w:rPr>
+                <w:rFonts w:hint="eastAsia" w:ascii="宋体" w:hAnsi="宋体" w:eastAsia="宋体" w:cs="宋体"/>
+                <w:i w:val="0"/>
+                <w:iCs w:val="0"/>
+                <w:caps w:val="0"/>
+                <w:color w:val="E36C09"/>
+                <w:spacing w:val="0"/>
+                <w:kern w:val="2"/>
+                <w:sz w:val="24"/>
+                <w:szCs w:val="24"/>
+                <w:shd w:val="clear" w:color="auto" w:fill="auto"/>
+                <w:lang w:val="en-US" w:eastAsia="zh-CN" w:bidi="ar-SA"/>
               </w:rPr>
             </w:pPr>
             <w:r>
-              <w:t>{% for step in teaching_steps %}{% if step.stage == "课堂总结" or step.stage == "课堂小结" %}{{ step.teacher_activity }}</w:t>
+              <w:rPr>
+                <w:sz w:val="24"/>
+                <w:szCs w:val="24"/>
+              </w:rPr>
+              <w:t>{{homework.required}}</w:t>
             </w:r>
             <w:r>
+              <w:rPr>
+                <w:sz w:val="24"/>
+                <w:szCs w:val="24"/>
+              </w:rPr>
               <w:br w:type="textWrapping"/>
             </w:r>
             <w:r>
+              <w:rPr>
+                <w:sz w:val="24"/>
+                <w:szCs w:val="24"/>
+              </w:rPr>
               <w:br w:type="textWrapping"/>
             </w:r>
             <w:r>
-              <w:t>{{ step.student_activity }}{% endif %}{% endfor %}</w:t>
-            </w:r>
-          </w:p>
-        </w:tc>
-      </w:tr>
-      <w:tr>
-        <w:tblPrEx>
-          <w:tblBorders>
-            <w:top w:val="single" w:color="auto" w:sz="4" w:space="0"/>
-            <w:left w:val="single" w:color="auto" w:sz="4" w:space="0"/>
-            <w:bottom w:val="single" w:color="auto" w:sz="4" w:space="0"/>
-            <w:right w:val="single" w:color="auto" w:sz="4" w:space="0"/>
-            <w:insideH w:val="single" w:color="auto" w:sz="4" w:space="0"/>
-            <w:insideV w:val="single" w:color="auto" w:sz="4" w:space="0"/>
-          </w:tblBorders>
-          <w:tblCellMar>
-            <w:top w:w="0" w:type="dxa"/>
-            <w:left w:w="108" w:type="dxa"/>
-            <w:bottom w:w="0" w:type="dxa"/>
-            <w:right w:w="108" w:type="dxa"/>
-          </w:tblCellMar>
-        </w:tblPrEx>
-        <w:tc>
-          <w:tcPr>
-            <w:tcW w:w="1593" w:type="dxa"/>
-            <w:shd w:val="clear" w:color="auto" w:fill="auto"/>
-            <w:vAlign w:val="top"/>
-          </w:tcPr>
-          <w:p>
-            <w:pPr>
-              <w:spacing w:after="0" w:line="240" w:lineRule="auto"/>
-              <w:rPr>
-                <w:rFonts w:asciiTheme="minorHAnsi" w:hAnsiTheme="minorHAnsi" w:eastAsiaTheme="minorEastAsia" w:cstheme="minorBidi"/>
-                <w:sz w:val="22"/>
-                <w:szCs w:val="22"/>
-                <w:lang w:val="en-US" w:eastAsia="en-US" w:bidi="ar-SA"/>
-              </w:rPr>
-            </w:pPr>
-            <w:r>
-              <w:t>作业布置</w:t>
+              <w:rPr>
+                <w:sz w:val="24"/>
+                <w:szCs w:val="24"/>
+              </w:rPr>
+              <w:t>选做题：</w:t>
             </w:r>
             <w:r>
+              <w:rPr>
+                <w:sz w:val="24"/>
+                <w:szCs w:val="24"/>
+              </w:rPr>
               <w:br w:type="textWrapping"/>
             </w:r>
             <w:r>
-              <w:t>（5分钟）</w:t>
-            </w:r>
-          </w:p>
-        </w:tc>
-        <w:tc>
-          <w:tcPr>
-            <w:tcW w:w="7263" w:type="dxa"/>
-            <w:shd w:val="clear" w:color="auto" w:fill="auto"/>
-            <w:vAlign w:val="top"/>
-          </w:tcPr>
-          <w:p>
-            <w:pPr>
-              <w:spacing w:after="0" w:line="240" w:lineRule="auto"/>
-              <w:rPr>
-                <w:rFonts w:asciiTheme="minorHAnsi" w:hAnsiTheme="minorHAnsi" w:eastAsiaTheme="minorEastAsia" w:cstheme="minorBidi"/>
-                <w:sz w:val="22"/>
-                <w:szCs w:val="22"/>
-                <w:lang w:val="en-US" w:eastAsia="en-US" w:bidi="ar-SA"/>
-              </w:rPr>
-            </w:pPr>
-            <w:r>
-              <w:t>{{homework.required}}</w:t>
-            </w:r>
-            <w:r>
-              <w:br w:type="textWrapping"/>
-            </w:r>
-            <w:r>
-              <w:br w:type="textWrapping"/>
-            </w:r>
-            <w:r>
-              <w:t>选做题：</w:t>
-            </w:r>
-            <w:r>
-              <w:br w:type="textWrapping"/>
-            </w:r>
-            <w:r>
+              <w:rPr>
+                <w:sz w:val="24"/>
+                <w:szCs w:val="24"/>
+              </w:rPr>
               <w:t>{{homework.optional}}</w:t>
             </w:r>
           </w:p>
         </w:tc>
       </w:tr>
     </w:tbl>
+    <w:p>
+      <w:pPr>
+        <w:keepNext w:val="0"/>
+        <w:keepLines w:val="0"/>
+        <w:pageBreakBefore w:val="0"/>
+        <w:widowControl/>
+        <w:kinsoku/>
+        <w:wordWrap/>
+        <w:overflowPunct/>
+        <w:topLinePunct w:val="0"/>
+        <w:autoSpaceDE/>
+        <w:autoSpaceDN/>
+        <w:bidi w:val="0"/>
+        <w:adjustRightInd/>
+        <w:snapToGrid/>
+        <w:ind w:right="105" w:firstLine="560" w:firstLineChars="200"/>
+        <w:jc w:val="center"/>
+        <w:textAlignment w:val="auto"/>
+        <w:rPr>
+          <w:rFonts w:hint="eastAsia"/>
+          <w:b/>
+          <w:sz w:val="28"/>
+          <w:szCs w:val="28"/>
+        </w:rPr>
+      </w:pPr>
+    </w:p>
+    <w:p>
+      <w:pPr>
+        <w:keepNext w:val="0"/>
+        <w:keepLines w:val="0"/>
+        <w:pageBreakBefore w:val="0"/>
+        <w:widowControl/>
+        <w:kinsoku/>
+        <w:wordWrap/>
+        <w:overflowPunct/>
+        <w:topLinePunct w:val="0"/>
+        <w:autoSpaceDE/>
+        <w:autoSpaceDN/>
+        <w:bidi w:val="0"/>
+        <w:adjustRightInd/>
+        <w:snapToGrid/>
+        <w:ind w:right="105" w:firstLine="560" w:firstLineChars="200"/>
+        <w:jc w:val="center"/>
+        <w:textAlignment w:val="auto"/>
+        <w:rPr>
+          <w:rFonts w:hint="eastAsia"/>
+          <w:b/>
+          <w:sz w:val="28"/>
+          <w:szCs w:val="28"/>
+        </w:rPr>
+      </w:pPr>
+    </w:p>
+    <w:p>
+      <w:pPr>
+        <w:keepNext w:val="0"/>
+        <w:keepLines w:val="0"/>
+        <w:pageBreakBefore w:val="0"/>
+        <w:widowControl/>
+        <w:kinsoku/>
+        <w:wordWrap/>
+        <w:overflowPunct/>
+        <w:topLinePunct w:val="0"/>
+        <w:autoSpaceDE/>
+        <w:autoSpaceDN/>
+        <w:bidi w:val="0"/>
+        <w:adjustRightInd/>
+        <w:snapToGrid/>
+        <w:ind w:right="105" w:firstLine="560" w:firstLineChars="200"/>
+        <w:jc w:val="both"/>
+        <w:textAlignment w:val="auto"/>
+        <w:rPr>
+          <w:rFonts w:hint="eastAsia"/>
+          <w:b/>
+          <w:sz w:val="28"/>
+          <w:szCs w:val="28"/>
+        </w:rPr>
+      </w:pPr>
+    </w:p>
+    <w:p>
+      <w:pPr>
+        <w:keepNext w:val="0"/>
+        <w:keepLines w:val="0"/>
+        <w:pageBreakBefore w:val="0"/>
+        <w:widowControl/>
+        <w:kinsoku/>
+        <w:wordWrap/>
+        <w:overflowPunct/>
+        <w:topLinePunct w:val="0"/>
+        <w:autoSpaceDE/>
+        <w:autoSpaceDN/>
+        <w:bidi w:val="0"/>
+        <w:adjustRightInd/>
+        <w:snapToGrid/>
+        <w:ind w:right="105" w:firstLine="560" w:firstLineChars="200"/>
+        <w:jc w:val="center"/>
+        <w:textAlignment w:val="auto"/>
+        <w:rPr>
+          <w:rFonts w:hint="eastAsia"/>
+          <w:b/>
+          <w:sz w:val="28"/>
+          <w:szCs w:val="28"/>
+        </w:rPr>
+      </w:pPr>
+    </w:p>
+    <w:p>
+      <w:pPr>
+        <w:widowControl/>
+        <w:ind w:right="105"/>
+        <w:jc w:val="center"/>
+        <w:rPr>
+          <w:rFonts w:hint="eastAsia"/>
+          <w:b/>
+          <w:sz w:val="28"/>
+          <w:szCs w:val="28"/>
+        </w:rPr>
+      </w:pPr>
+    </w:p>
+    <w:p>
+      <w:pPr>
+        <w:widowControl/>
+        <w:ind w:right="105"/>
+        <w:jc w:val="center"/>
+        <w:rPr>
+          <w:rFonts w:hint="eastAsia" w:ascii="黑体" w:hAnsi="宋体" w:eastAsia="黑体"/>
+          <w:bCs/>
+          <w:color w:val="FF0000"/>
+          <w:spacing w:val="20"/>
+          <w:position w:val="10"/>
+          <w:sz w:val="18"/>
+          <w:szCs w:val="18"/>
+        </w:rPr>
+      </w:pPr>
+      <w:r>
+        <w:rPr>
+          <w:rFonts w:hint="eastAsia"/>
+          <w:b/>
+          <w:sz w:val="28"/>
+          <w:szCs w:val="28"/>
+          <w:lang w:val="en-US" w:eastAsia="zh-CN"/>
+        </w:rPr>
+        <w:t xml:space="preserve"> </w:t>
+      </w:r>
+    </w:p>
     <w:p/>
+    <w:p>
+      <w:pPr>
+        <w:widowControl/>
+        <w:jc w:val="left"/>
+        <w:rPr>
+          <w:rFonts w:hint="eastAsia" w:ascii="黑体" w:hAnsi="宋体" w:eastAsia="黑体"/>
+          <w:bCs/>
+          <w:color w:val="FF0000"/>
+          <w:spacing w:val="20"/>
+          <w:position w:val="10"/>
+          <w:sz w:val="18"/>
+          <w:szCs w:val="18"/>
+        </w:rPr>
+      </w:pPr>
+    </w:p>
+    <w:p>
+      <w:pPr>
+        <w:widowControl/>
+        <w:jc w:val="left"/>
+        <w:rPr>
+          <w:rFonts w:hint="eastAsia" w:ascii="黑体" w:hAnsi="宋体" w:eastAsia="黑体"/>
+          <w:bCs/>
+          <w:color w:val="FF0000"/>
+          <w:spacing w:val="20"/>
+          <w:position w:val="10"/>
+          <w:sz w:val="18"/>
+          <w:szCs w:val="18"/>
+        </w:rPr>
+      </w:pPr>
+    </w:p>
     <w:p/>
     <w:sectPr>
-      <w:pgSz w:w="12240" w:h="15840"/>
-      <w:pgMar w:top="1440" w:right="1800" w:bottom="1440" w:left="1800" w:header="720" w:footer="720" w:gutter="0"/>
+      <w:footerReference r:id="rId5" w:type="default"/>
+      <w:pgSz w:w="11850" w:h="16783"/>
+      <w:pgMar w:top="1134" w:right="1134" w:bottom="1134" w:left="1134" w:header="851" w:footer="992" w:gutter="0"/>
+      <w:pgBorders w:offsetFrom="page">
+        <w:top w:val="none" w:sz="0" w:space="0"/>
+        <w:left w:val="none" w:sz="0" w:space="0"/>
+        <w:bottom w:val="none" w:sz="0" w:space="0"/>
+        <w:right w:val="none" w:sz="0" w:space="0"/>
+      </w:pgBorders>
+      <w:pgNumType w:fmt="numberInDash"/>
       <w:cols w:space="720" w:num="1"/>
-      <w:docGrid w:linePitch="360" w:charSpace="0"/>
+      <w:docGrid w:linePitch="312" w:charSpace="0"/>
     </w:sectPr>
   </w:body>
 </w:document>
@@ -1502,6 +3624,69 @@
     </w:p>
   </w:endnote>
 </w:endnotes>
+</file>
+
+<file path=word/footer1.xml><?xml version="1.0" encoding="utf-8"?>
+<w:ftr xmlns:wpc="http://schemas.microsoft.com/office/word/2010/wordprocessingCanvas" xmlns:mc="http://schemas.openxmlformats.org/markup-compatibility/2006" xmlns:o="urn:schemas-microsoft-com:office:office" xmlns:r="http://schemas.openxmlformats.org/officeDocument/2006/relationships" xmlns:m="http://schemas.openxmlformats.org/officeDocument/2006/math" xmlns:v="urn:schemas-microsoft-com:vml" xmlns:wp14="http://schemas.microsoft.com/office/word/2010/wordprocessingDrawing" xmlns:wp="http://schemas.openxmlformats.org/drawingml/2006/wordprocessingDrawing" xmlns:w10="urn:schemas-microsoft-com:office:word" xmlns:w="http://schemas.openxmlformats.org/wordprocessingml/2006/main" xmlns:w14="http://schemas.microsoft.com/office/word/2010/wordml" xmlns:w15="http://schemas.microsoft.com/office/word/2012/wordml" xmlns:wpg="http://schemas.microsoft.com/office/word/2010/wordprocessingGroup" xmlns:wpi="http://schemas.microsoft.com/office/word/2010/wordprocessingInk" xmlns:wne="http://schemas.microsoft.com/office/word/2006/wordml" xmlns:wps="http://schemas.microsoft.com/office/word/2010/wordprocessingShape" xmlns:wpsCustomData="http://www.wps.cn/officeDocument/2013/wpsCustomData" mc:Ignorable="w14 w15 wp14">
+  <w:p>
+    <w:pPr>
+      <w:pStyle w:val="24"/>
+      <w:framePr w:wrap="around" w:vAnchor="text" w:hAnchor="margin" w:xAlign="right" w:y="1"/>
+      <w:tabs>
+        <w:tab w:val="center" w:pos="4153"/>
+        <w:tab w:val="right" w:pos="8306"/>
+        <w:tab w:val="clear" w:pos="4680"/>
+        <w:tab w:val="clear" w:pos="9360"/>
+      </w:tabs>
+      <w:rPr>
+        <w:rStyle w:val="134"/>
+      </w:rPr>
+    </w:pPr>
+    <w:r>
+      <w:rPr>
+        <w:rStyle w:val="134"/>
+      </w:rPr>
+      <w:fldChar w:fldCharType="begin"/>
+    </w:r>
+    <w:r>
+      <w:rPr>
+        <w:rStyle w:val="134"/>
+      </w:rPr>
+      <w:instrText xml:space="preserve">PAGE  </w:instrText>
+    </w:r>
+    <w:r>
+      <w:rPr>
+        <w:rStyle w:val="134"/>
+      </w:rPr>
+      <w:fldChar w:fldCharType="separate"/>
+    </w:r>
+    <w:r>
+      <w:rPr>
+        <w:rStyle w:val="134"/>
+      </w:rPr>
+      <w:t>- 6 -</w:t>
+    </w:r>
+    <w:r>
+      <w:rPr>
+        <w:rStyle w:val="134"/>
+      </w:rPr>
+      <w:fldChar w:fldCharType="end"/>
+    </w:r>
+  </w:p>
+  <w:p>
+    <w:pPr>
+      <w:pStyle w:val="24"/>
+      <w:tabs>
+        <w:tab w:val="center" w:pos="4153"/>
+        <w:tab w:val="right" w:pos="8306"/>
+        <w:tab w:val="clear" w:pos="4680"/>
+        <w:tab w:val="clear" w:pos="9360"/>
+      </w:tabs>
+      <w:ind w:right="360"/>
+      <w:jc w:val="center"/>
+    </w:pPr>
+  </w:p>
+</w:ftr>
 </file>
 
 <file path=word/footnotes.xml><?xml version="1.0" encoding="utf-8"?>
@@ -1711,8 +3896,8 @@
     <w:lsdException w:uiPriority="99" w:name="Normal Indent"/>
     <w:lsdException w:uiPriority="99" w:name="footnote text"/>
     <w:lsdException w:uiPriority="99" w:name="annotation text"/>
-    <w:lsdException w:qFormat="1" w:uiPriority="99" w:semiHidden="0" w:name="header"/>
-    <w:lsdException w:qFormat="1" w:uiPriority="99" w:semiHidden="0" w:name="footer"/>
+    <w:lsdException w:uiPriority="99" w:semiHidden="0" w:name="header"/>
+    <w:lsdException w:uiPriority="99" w:semiHidden="0" w:name="footer"/>
     <w:lsdException w:uiPriority="99" w:name="index heading"/>
     <w:lsdException w:qFormat="1" w:uiPriority="35" w:name="caption"/>
     <w:lsdException w:uiPriority="99" w:name="table of figures"/>
@@ -1721,7 +3906,7 @@
     <w:lsdException w:uiPriority="99" w:name="footnote reference"/>
     <w:lsdException w:uiPriority="99" w:name="annotation reference"/>
     <w:lsdException w:uiPriority="99" w:name="line number"/>
-    <w:lsdException w:uiPriority="99" w:name="page number"/>
+    <w:lsdException w:qFormat="1" w:uiPriority="99" w:semiHidden="0" w:name="page number"/>
     <w:lsdException w:uiPriority="99" w:name="endnote reference"/>
     <w:lsdException w:uiPriority="99" w:name="endnote text"/>
     <w:lsdException w:uiPriority="99" w:name="table of authorities"/>
@@ -1745,7 +3930,7 @@
     <w:lsdException w:qFormat="1" w:unhideWhenUsed="0" w:uiPriority="10" w:semiHidden="0" w:name="Title"/>
     <w:lsdException w:uiPriority="99" w:name="Closing"/>
     <w:lsdException w:uiPriority="99" w:name="Signature"/>
-    <w:lsdException w:qFormat="1" w:uiPriority="1" w:name="Default Paragraph Font"/>
+    <w:lsdException w:uiPriority="1" w:name="Default Paragraph Font"/>
     <w:lsdException w:qFormat="1" w:uiPriority="99" w:semiHidden="0" w:name="Body Text"/>
     <w:lsdException w:uiPriority="99" w:name="Body Text Indent"/>
     <w:lsdException w:qFormat="1" w:uiPriority="99" w:semiHidden="0" w:name="List Continue"/>
@@ -1828,110 +4013,110 @@
     <w:lsdException w:uiPriority="99" w:name="Table Web 2"/>
     <w:lsdException w:uiPriority="99" w:name="Table Web 3"/>
     <w:lsdException w:uiPriority="99" w:name="Balloon Text"/>
-    <w:lsdException w:qFormat="1" w:unhideWhenUsed="0" w:uiPriority="59" w:semiHidden="0" w:name="Table Grid"/>
+    <w:lsdException w:unhideWhenUsed="0" w:uiPriority="59" w:semiHidden="0" w:name="Table Grid"/>
     <w:lsdException w:uiPriority="99" w:name="Table Theme"/>
     <w:lsdException w:qFormat="1" w:unhideWhenUsed="0" w:uiPriority="1" w:semiHidden="0" w:name="No Spacing"/>
     <w:lsdException w:qFormat="1" w:unhideWhenUsed="0" w:uiPriority="60" w:semiHidden="0" w:name="Light Shading"/>
     <w:lsdException w:qFormat="1" w:unhideWhenUsed="0" w:uiPriority="61" w:semiHidden="0" w:name="Light List"/>
     <w:lsdException w:qFormat="1" w:unhideWhenUsed="0" w:uiPriority="62" w:semiHidden="0" w:name="Light Grid"/>
-    <w:lsdException w:qFormat="1" w:unhideWhenUsed="0" w:uiPriority="63" w:semiHidden="0" w:name="Medium Shading 1"/>
-    <w:lsdException w:qFormat="1" w:unhideWhenUsed="0" w:uiPriority="64" w:semiHidden="0" w:name="Medium Shading 2"/>
-    <w:lsdException w:qFormat="1" w:unhideWhenUsed="0" w:uiPriority="65" w:semiHidden="0" w:name="Medium List 1"/>
-    <w:lsdException w:qFormat="1" w:unhideWhenUsed="0" w:uiPriority="66" w:semiHidden="0" w:name="Medium List 2"/>
-    <w:lsdException w:qFormat="1" w:unhideWhenUsed="0" w:uiPriority="67" w:semiHidden="0" w:name="Medium Grid 1"/>
-    <w:lsdException w:qFormat="1" w:unhideWhenUsed="0" w:uiPriority="68" w:semiHidden="0" w:name="Medium Grid 2"/>
-    <w:lsdException w:qFormat="1" w:unhideWhenUsed="0" w:uiPriority="69" w:semiHidden="0" w:name="Medium Grid 3"/>
-    <w:lsdException w:qFormat="1" w:unhideWhenUsed="0" w:uiPriority="70" w:semiHidden="0" w:name="Dark List"/>
-    <w:lsdException w:qFormat="1" w:unhideWhenUsed="0" w:uiPriority="71" w:semiHidden="0" w:name="Colorful Shading"/>
-    <w:lsdException w:qFormat="1" w:unhideWhenUsed="0" w:uiPriority="72" w:semiHidden="0" w:name="Colorful List"/>
-    <w:lsdException w:qFormat="1" w:unhideWhenUsed="0" w:uiPriority="73" w:semiHidden="0" w:name="Colorful Grid"/>
-    <w:lsdException w:qFormat="1" w:unhideWhenUsed="0" w:uiPriority="60" w:semiHidden="0" w:name="Light Shading Accent 1"/>
+    <w:lsdException w:unhideWhenUsed="0" w:uiPriority="63" w:semiHidden="0" w:name="Medium Shading 1"/>
+    <w:lsdException w:unhideWhenUsed="0" w:uiPriority="64" w:semiHidden="0" w:name="Medium Shading 2"/>
+    <w:lsdException w:unhideWhenUsed="0" w:uiPriority="65" w:semiHidden="0" w:name="Medium List 1"/>
+    <w:lsdException w:unhideWhenUsed="0" w:uiPriority="66" w:semiHidden="0" w:name="Medium List 2"/>
+    <w:lsdException w:unhideWhenUsed="0" w:uiPriority="67" w:semiHidden="0" w:name="Medium Grid 1"/>
+    <w:lsdException w:unhideWhenUsed="0" w:uiPriority="68" w:semiHidden="0" w:name="Medium Grid 2"/>
+    <w:lsdException w:unhideWhenUsed="0" w:uiPriority="69" w:semiHidden="0" w:name="Medium Grid 3"/>
+    <w:lsdException w:unhideWhenUsed="0" w:uiPriority="70" w:semiHidden="0" w:name="Dark List"/>
+    <w:lsdException w:unhideWhenUsed="0" w:uiPriority="71" w:semiHidden="0" w:name="Colorful Shading"/>
+    <w:lsdException w:unhideWhenUsed="0" w:uiPriority="72" w:semiHidden="0" w:name="Colorful List"/>
+    <w:lsdException w:unhideWhenUsed="0" w:uiPriority="73" w:semiHidden="0" w:name="Colorful Grid"/>
+    <w:lsdException w:unhideWhenUsed="0" w:uiPriority="60" w:semiHidden="0" w:name="Light Shading Accent 1"/>
     <w:lsdException w:qFormat="1" w:unhideWhenUsed="0" w:uiPriority="61" w:semiHidden="0" w:name="Light List Accent 1"/>
-    <w:lsdException w:qFormat="1" w:unhideWhenUsed="0" w:uiPriority="62" w:semiHidden="0" w:name="Light Grid Accent 1"/>
-    <w:lsdException w:qFormat="1" w:unhideWhenUsed="0" w:uiPriority="63" w:semiHidden="0" w:name="Medium Shading 1 Accent 1"/>
-    <w:lsdException w:qFormat="1" w:unhideWhenUsed="0" w:uiPriority="64" w:semiHidden="0" w:name="Medium Shading 2 Accent 1"/>
-    <w:lsdException w:qFormat="1" w:unhideWhenUsed="0" w:uiPriority="65" w:semiHidden="0" w:name="Medium List 1 Accent 1"/>
+    <w:lsdException w:unhideWhenUsed="0" w:uiPriority="62" w:semiHidden="0" w:name="Light Grid Accent 1"/>
+    <w:lsdException w:unhideWhenUsed="0" w:uiPriority="63" w:semiHidden="0" w:name="Medium Shading 1 Accent 1"/>
+    <w:lsdException w:unhideWhenUsed="0" w:uiPriority="64" w:semiHidden="0" w:name="Medium Shading 2 Accent 1"/>
+    <w:lsdException w:unhideWhenUsed="0" w:uiPriority="65" w:semiHidden="0" w:name="Medium List 1 Accent 1"/>
     <w:lsdException w:qFormat="1" w:unhideWhenUsed="0" w:uiPriority="34" w:semiHidden="0" w:name="List Paragraph"/>
     <w:lsdException w:qFormat="1" w:unhideWhenUsed="0" w:uiPriority="29" w:semiHidden="0" w:name="Quote"/>
     <w:lsdException w:qFormat="1" w:unhideWhenUsed="0" w:uiPriority="30" w:semiHidden="0" w:name="Intense Quote"/>
-    <w:lsdException w:qFormat="1" w:unhideWhenUsed="0" w:uiPriority="66" w:semiHidden="0" w:name="Medium List 2 Accent 1"/>
-    <w:lsdException w:qFormat="1" w:unhideWhenUsed="0" w:uiPriority="67" w:semiHidden="0" w:name="Medium Grid 1 Accent 1"/>
-    <w:lsdException w:qFormat="1" w:unhideWhenUsed="0" w:uiPriority="68" w:semiHidden="0" w:name="Medium Grid 2 Accent 1"/>
-    <w:lsdException w:qFormat="1" w:unhideWhenUsed="0" w:uiPriority="69" w:semiHidden="0" w:name="Medium Grid 3 Accent 1"/>
-    <w:lsdException w:qFormat="1" w:unhideWhenUsed="0" w:uiPriority="70" w:semiHidden="0" w:name="Dark List Accent 1"/>
-    <w:lsdException w:qFormat="1" w:unhideWhenUsed="0" w:uiPriority="71" w:semiHidden="0" w:name="Colorful Shading Accent 1"/>
-    <w:lsdException w:qFormat="1" w:unhideWhenUsed="0" w:uiPriority="72" w:semiHidden="0" w:name="Colorful List Accent 1"/>
-    <w:lsdException w:qFormat="1" w:unhideWhenUsed="0" w:uiPriority="73" w:semiHidden="0" w:name="Colorful Grid Accent 1"/>
-    <w:lsdException w:qFormat="1" w:unhideWhenUsed="0" w:uiPriority="60" w:semiHidden="0" w:name="Light Shading Accent 2"/>
-    <w:lsdException w:qFormat="1" w:unhideWhenUsed="0" w:uiPriority="61" w:semiHidden="0" w:name="Light List Accent 2"/>
+    <w:lsdException w:unhideWhenUsed="0" w:uiPriority="66" w:semiHidden="0" w:name="Medium List 2 Accent 1"/>
+    <w:lsdException w:unhideWhenUsed="0" w:uiPriority="67" w:semiHidden="0" w:name="Medium Grid 1 Accent 1"/>
+    <w:lsdException w:unhideWhenUsed="0" w:uiPriority="68" w:semiHidden="0" w:name="Medium Grid 2 Accent 1"/>
+    <w:lsdException w:unhideWhenUsed="0" w:uiPriority="69" w:semiHidden="0" w:name="Medium Grid 3 Accent 1"/>
+    <w:lsdException w:unhideWhenUsed="0" w:uiPriority="70" w:semiHidden="0" w:name="Dark List Accent 1"/>
+    <w:lsdException w:unhideWhenUsed="0" w:uiPriority="71" w:semiHidden="0" w:name="Colorful Shading Accent 1"/>
+    <w:lsdException w:unhideWhenUsed="0" w:uiPriority="72" w:semiHidden="0" w:name="Colorful List Accent 1"/>
+    <w:lsdException w:unhideWhenUsed="0" w:uiPriority="73" w:semiHidden="0" w:name="Colorful Grid Accent 1"/>
+    <w:lsdException w:unhideWhenUsed="0" w:uiPriority="60" w:semiHidden="0" w:name="Light Shading Accent 2"/>
+    <w:lsdException w:unhideWhenUsed="0" w:uiPriority="61" w:semiHidden="0" w:name="Light List Accent 2"/>
     <w:lsdException w:qFormat="1" w:unhideWhenUsed="0" w:uiPriority="62" w:semiHidden="0" w:name="Light Grid Accent 2"/>
-    <w:lsdException w:qFormat="1" w:unhideWhenUsed="0" w:uiPriority="63" w:semiHidden="0" w:name="Medium Shading 1 Accent 2"/>
-    <w:lsdException w:qFormat="1" w:unhideWhenUsed="0" w:uiPriority="64" w:semiHidden="0" w:name="Medium Shading 2 Accent 2"/>
-    <w:lsdException w:qFormat="1" w:unhideWhenUsed="0" w:uiPriority="65" w:semiHidden="0" w:name="Medium List 1 Accent 2"/>
-    <w:lsdException w:qFormat="1" w:unhideWhenUsed="0" w:uiPriority="66" w:semiHidden="0" w:name="Medium List 2 Accent 2"/>
-    <w:lsdException w:qFormat="1" w:unhideWhenUsed="0" w:uiPriority="67" w:semiHidden="0" w:name="Medium Grid 1 Accent 2"/>
-    <w:lsdException w:qFormat="1" w:unhideWhenUsed="0" w:uiPriority="68" w:semiHidden="0" w:name="Medium Grid 2 Accent 2"/>
-    <w:lsdException w:qFormat="1" w:unhideWhenUsed="0" w:uiPriority="69" w:semiHidden="0" w:name="Medium Grid 3 Accent 2"/>
-    <w:lsdException w:qFormat="1" w:unhideWhenUsed="0" w:uiPriority="70" w:semiHidden="0" w:name="Dark List Accent 2"/>
-    <w:lsdException w:qFormat="1" w:unhideWhenUsed="0" w:uiPriority="71" w:semiHidden="0" w:name="Colorful Shading Accent 2"/>
-    <w:lsdException w:qFormat="1" w:unhideWhenUsed="0" w:uiPriority="72" w:semiHidden="0" w:name="Colorful List Accent 2"/>
-    <w:lsdException w:qFormat="1" w:unhideWhenUsed="0" w:uiPriority="73" w:semiHidden="0" w:name="Colorful Grid Accent 2"/>
+    <w:lsdException w:unhideWhenUsed="0" w:uiPriority="63" w:semiHidden="0" w:name="Medium Shading 1 Accent 2"/>
+    <w:lsdException w:unhideWhenUsed="0" w:uiPriority="64" w:semiHidden="0" w:name="Medium Shading 2 Accent 2"/>
+    <w:lsdException w:unhideWhenUsed="0" w:uiPriority="65" w:semiHidden="0" w:name="Medium List 1 Accent 2"/>
+    <w:lsdException w:unhideWhenUsed="0" w:uiPriority="66" w:semiHidden="0" w:name="Medium List 2 Accent 2"/>
+    <w:lsdException w:unhideWhenUsed="0" w:uiPriority="67" w:semiHidden="0" w:name="Medium Grid 1 Accent 2"/>
+    <w:lsdException w:unhideWhenUsed="0" w:uiPriority="68" w:semiHidden="0" w:name="Medium Grid 2 Accent 2"/>
+    <w:lsdException w:unhideWhenUsed="0" w:uiPriority="69" w:semiHidden="0" w:name="Medium Grid 3 Accent 2"/>
+    <w:lsdException w:unhideWhenUsed="0" w:uiPriority="70" w:semiHidden="0" w:name="Dark List Accent 2"/>
+    <w:lsdException w:unhideWhenUsed="0" w:uiPriority="71" w:semiHidden="0" w:name="Colorful Shading Accent 2"/>
+    <w:lsdException w:unhideWhenUsed="0" w:uiPriority="72" w:semiHidden="0" w:name="Colorful List Accent 2"/>
+    <w:lsdException w:unhideWhenUsed="0" w:uiPriority="73" w:semiHidden="0" w:name="Colorful Grid Accent 2"/>
     <w:lsdException w:qFormat="1" w:unhideWhenUsed="0" w:uiPriority="60" w:semiHidden="0" w:name="Light Shading Accent 3"/>
     <w:lsdException w:qFormat="1" w:unhideWhenUsed="0" w:uiPriority="61" w:semiHidden="0" w:name="Light List Accent 3"/>
     <w:lsdException w:qFormat="1" w:unhideWhenUsed="0" w:uiPriority="62" w:semiHidden="0" w:name="Light Grid Accent 3"/>
-    <w:lsdException w:qFormat="1" w:unhideWhenUsed="0" w:uiPriority="63" w:semiHidden="0" w:name="Medium Shading 1 Accent 3"/>
-    <w:lsdException w:qFormat="1" w:unhideWhenUsed="0" w:uiPriority="64" w:semiHidden="0" w:name="Medium Shading 2 Accent 3"/>
-    <w:lsdException w:qFormat="1" w:unhideWhenUsed="0" w:uiPriority="65" w:semiHidden="0" w:name="Medium List 1 Accent 3"/>
-    <w:lsdException w:qFormat="1" w:unhideWhenUsed="0" w:uiPriority="66" w:semiHidden="0" w:name="Medium List 2 Accent 3"/>
-    <w:lsdException w:qFormat="1" w:unhideWhenUsed="0" w:uiPriority="67" w:semiHidden="0" w:name="Medium Grid 1 Accent 3"/>
-    <w:lsdException w:qFormat="1" w:unhideWhenUsed="0" w:uiPriority="68" w:semiHidden="0" w:name="Medium Grid 2 Accent 3"/>
-    <w:lsdException w:qFormat="1" w:unhideWhenUsed="0" w:uiPriority="69" w:semiHidden="0" w:name="Medium Grid 3 Accent 3"/>
-    <w:lsdException w:qFormat="1" w:unhideWhenUsed="0" w:uiPriority="70" w:semiHidden="0" w:name="Dark List Accent 3"/>
-    <w:lsdException w:qFormat="1" w:unhideWhenUsed="0" w:uiPriority="71" w:semiHidden="0" w:name="Colorful Shading Accent 3"/>
-    <w:lsdException w:qFormat="1" w:unhideWhenUsed="0" w:uiPriority="72" w:semiHidden="0" w:name="Colorful List Accent 3"/>
-    <w:lsdException w:qFormat="1" w:unhideWhenUsed="0" w:uiPriority="73" w:semiHidden="0" w:name="Colorful Grid Accent 3"/>
-    <w:lsdException w:qFormat="1" w:unhideWhenUsed="0" w:uiPriority="60" w:semiHidden="0" w:name="Light Shading Accent 4"/>
-    <w:lsdException w:qFormat="1" w:unhideWhenUsed="0" w:uiPriority="61" w:semiHidden="0" w:name="Light List Accent 4"/>
+    <w:lsdException w:unhideWhenUsed="0" w:uiPriority="63" w:semiHidden="0" w:name="Medium Shading 1 Accent 3"/>
+    <w:lsdException w:unhideWhenUsed="0" w:uiPriority="64" w:semiHidden="0" w:name="Medium Shading 2 Accent 3"/>
+    <w:lsdException w:unhideWhenUsed="0" w:uiPriority="65" w:semiHidden="0" w:name="Medium List 1 Accent 3"/>
+    <w:lsdException w:unhideWhenUsed="0" w:uiPriority="66" w:semiHidden="0" w:name="Medium List 2 Accent 3"/>
+    <w:lsdException w:unhideWhenUsed="0" w:uiPriority="67" w:semiHidden="0" w:name="Medium Grid 1 Accent 3"/>
+    <w:lsdException w:unhideWhenUsed="0" w:uiPriority="68" w:semiHidden="0" w:name="Medium Grid 2 Accent 3"/>
+    <w:lsdException w:unhideWhenUsed="0" w:uiPriority="69" w:semiHidden="0" w:name="Medium Grid 3 Accent 3"/>
+    <w:lsdException w:unhideWhenUsed="0" w:uiPriority="70" w:semiHidden="0" w:name="Dark List Accent 3"/>
+    <w:lsdException w:unhideWhenUsed="0" w:uiPriority="71" w:semiHidden="0" w:name="Colorful Shading Accent 3"/>
+    <w:lsdException w:unhideWhenUsed="0" w:uiPriority="72" w:semiHidden="0" w:name="Colorful List Accent 3"/>
+    <w:lsdException w:unhideWhenUsed="0" w:uiPriority="73" w:semiHidden="0" w:name="Colorful Grid Accent 3"/>
+    <w:lsdException w:unhideWhenUsed="0" w:uiPriority="60" w:semiHidden="0" w:name="Light Shading Accent 4"/>
+    <w:lsdException w:unhideWhenUsed="0" w:uiPriority="61" w:semiHidden="0" w:name="Light List Accent 4"/>
     <w:lsdException w:qFormat="1" w:unhideWhenUsed="0" w:uiPriority="62" w:semiHidden="0" w:name="Light Grid Accent 4"/>
-    <w:lsdException w:qFormat="1" w:unhideWhenUsed="0" w:uiPriority="63" w:semiHidden="0" w:name="Medium Shading 1 Accent 4"/>
-    <w:lsdException w:qFormat="1" w:unhideWhenUsed="0" w:uiPriority="64" w:semiHidden="0" w:name="Medium Shading 2 Accent 4"/>
-    <w:lsdException w:qFormat="1" w:unhideWhenUsed="0" w:uiPriority="65" w:semiHidden="0" w:name="Medium List 1 Accent 4"/>
-    <w:lsdException w:qFormat="1" w:unhideWhenUsed="0" w:uiPriority="66" w:semiHidden="0" w:name="Medium List 2 Accent 4"/>
-    <w:lsdException w:qFormat="1" w:unhideWhenUsed="0" w:uiPriority="67" w:semiHidden="0" w:name="Medium Grid 1 Accent 4"/>
-    <w:lsdException w:qFormat="1" w:unhideWhenUsed="0" w:uiPriority="68" w:semiHidden="0" w:name="Medium Grid 2 Accent 4"/>
-    <w:lsdException w:qFormat="1" w:unhideWhenUsed="0" w:uiPriority="69" w:semiHidden="0" w:name="Medium Grid 3 Accent 4"/>
-    <w:lsdException w:qFormat="1" w:unhideWhenUsed="0" w:uiPriority="70" w:semiHidden="0" w:name="Dark List Accent 4"/>
-    <w:lsdException w:qFormat="1" w:unhideWhenUsed="0" w:uiPriority="71" w:semiHidden="0" w:name="Colorful Shading Accent 4"/>
-    <w:lsdException w:qFormat="1" w:unhideWhenUsed="0" w:uiPriority="72" w:semiHidden="0" w:name="Colorful List Accent 4"/>
-    <w:lsdException w:qFormat="1" w:unhideWhenUsed="0" w:uiPriority="73" w:semiHidden="0" w:name="Colorful Grid Accent 4"/>
-    <w:lsdException w:qFormat="1" w:unhideWhenUsed="0" w:uiPriority="60" w:semiHidden="0" w:name="Light Shading Accent 5"/>
+    <w:lsdException w:unhideWhenUsed="0" w:uiPriority="63" w:semiHidden="0" w:name="Medium Shading 1 Accent 4"/>
+    <w:lsdException w:unhideWhenUsed="0" w:uiPriority="64" w:semiHidden="0" w:name="Medium Shading 2 Accent 4"/>
+    <w:lsdException w:unhideWhenUsed="0" w:uiPriority="65" w:semiHidden="0" w:name="Medium List 1 Accent 4"/>
+    <w:lsdException w:unhideWhenUsed="0" w:uiPriority="66" w:semiHidden="0" w:name="Medium List 2 Accent 4"/>
+    <w:lsdException w:unhideWhenUsed="0" w:uiPriority="67" w:semiHidden="0" w:name="Medium Grid 1 Accent 4"/>
+    <w:lsdException w:unhideWhenUsed="0" w:uiPriority="68" w:semiHidden="0" w:name="Medium Grid 2 Accent 4"/>
+    <w:lsdException w:unhideWhenUsed="0" w:uiPriority="69" w:semiHidden="0" w:name="Medium Grid 3 Accent 4"/>
+    <w:lsdException w:unhideWhenUsed="0" w:uiPriority="70" w:semiHidden="0" w:name="Dark List Accent 4"/>
+    <w:lsdException w:unhideWhenUsed="0" w:uiPriority="71" w:semiHidden="0" w:name="Colorful Shading Accent 4"/>
+    <w:lsdException w:unhideWhenUsed="0" w:uiPriority="72" w:semiHidden="0" w:name="Colorful List Accent 4"/>
+    <w:lsdException w:unhideWhenUsed="0" w:uiPriority="73" w:semiHidden="0" w:name="Colorful Grid Accent 4"/>
+    <w:lsdException w:unhideWhenUsed="0" w:uiPriority="60" w:semiHidden="0" w:name="Light Shading Accent 5"/>
     <w:lsdException w:qFormat="1" w:unhideWhenUsed="0" w:uiPriority="61" w:semiHidden="0" w:name="Light List Accent 5"/>
-    <w:lsdException w:qFormat="1" w:unhideWhenUsed="0" w:uiPriority="62" w:semiHidden="0" w:name="Light Grid Accent 5"/>
-    <w:lsdException w:qFormat="1" w:unhideWhenUsed="0" w:uiPriority="63" w:semiHidden="0" w:name="Medium Shading 1 Accent 5"/>
-    <w:lsdException w:qFormat="1" w:unhideWhenUsed="0" w:uiPriority="64" w:semiHidden="0" w:name="Medium Shading 2 Accent 5"/>
-    <w:lsdException w:qFormat="1" w:unhideWhenUsed="0" w:uiPriority="65" w:semiHidden="0" w:name="Medium List 1 Accent 5"/>
-    <w:lsdException w:qFormat="1" w:unhideWhenUsed="0" w:uiPriority="66" w:semiHidden="0" w:name="Medium List 2 Accent 5"/>
-    <w:lsdException w:qFormat="1" w:unhideWhenUsed="0" w:uiPriority="67" w:semiHidden="0" w:name="Medium Grid 1 Accent 5"/>
-    <w:lsdException w:qFormat="1" w:unhideWhenUsed="0" w:uiPriority="68" w:semiHidden="0" w:name="Medium Grid 2 Accent 5"/>
-    <w:lsdException w:qFormat="1" w:unhideWhenUsed="0" w:uiPriority="69" w:semiHidden="0" w:name="Medium Grid 3 Accent 5"/>
-    <w:lsdException w:qFormat="1" w:unhideWhenUsed="0" w:uiPriority="70" w:semiHidden="0" w:name="Dark List Accent 5"/>
-    <w:lsdException w:qFormat="1" w:unhideWhenUsed="0" w:uiPriority="71" w:semiHidden="0" w:name="Colorful Shading Accent 5"/>
-    <w:lsdException w:qFormat="1" w:unhideWhenUsed="0" w:uiPriority="72" w:semiHidden="0" w:name="Colorful List Accent 5"/>
-    <w:lsdException w:qFormat="1" w:unhideWhenUsed="0" w:uiPriority="73" w:semiHidden="0" w:name="Colorful Grid Accent 5"/>
+    <w:lsdException w:unhideWhenUsed="0" w:uiPriority="62" w:semiHidden="0" w:name="Light Grid Accent 5"/>
+    <w:lsdException w:unhideWhenUsed="0" w:uiPriority="63" w:semiHidden="0" w:name="Medium Shading 1 Accent 5"/>
+    <w:lsdException w:unhideWhenUsed="0" w:uiPriority="64" w:semiHidden="0" w:name="Medium Shading 2 Accent 5"/>
+    <w:lsdException w:unhideWhenUsed="0" w:uiPriority="65" w:semiHidden="0" w:name="Medium List 1 Accent 5"/>
+    <w:lsdException w:unhideWhenUsed="0" w:uiPriority="66" w:semiHidden="0" w:name="Medium List 2 Accent 5"/>
+    <w:lsdException w:unhideWhenUsed="0" w:uiPriority="67" w:semiHidden="0" w:name="Medium Grid 1 Accent 5"/>
+    <w:lsdException w:unhideWhenUsed="0" w:uiPriority="68" w:semiHidden="0" w:name="Medium Grid 2 Accent 5"/>
+    <w:lsdException w:unhideWhenUsed="0" w:uiPriority="69" w:semiHidden="0" w:name="Medium Grid 3 Accent 5"/>
+    <w:lsdException w:unhideWhenUsed="0" w:uiPriority="70" w:semiHidden="0" w:name="Dark List Accent 5"/>
+    <w:lsdException w:unhideWhenUsed="0" w:uiPriority="71" w:semiHidden="0" w:name="Colorful Shading Accent 5"/>
+    <w:lsdException w:unhideWhenUsed="0" w:uiPriority="72" w:semiHidden="0" w:name="Colorful List Accent 5"/>
+    <w:lsdException w:unhideWhenUsed="0" w:uiPriority="73" w:semiHidden="0" w:name="Colorful Grid Accent 5"/>
     <w:lsdException w:qFormat="1" w:unhideWhenUsed="0" w:uiPriority="60" w:semiHidden="0" w:name="Light Shading Accent 6"/>
     <w:lsdException w:qFormat="1" w:unhideWhenUsed="0" w:uiPriority="61" w:semiHidden="0" w:name="Light List Accent 6"/>
-    <w:lsdException w:qFormat="1" w:unhideWhenUsed="0" w:uiPriority="62" w:semiHidden="0" w:name="Light Grid Accent 6"/>
-    <w:lsdException w:qFormat="1" w:unhideWhenUsed="0" w:uiPriority="63" w:semiHidden="0" w:name="Medium Shading 1 Accent 6"/>
-    <w:lsdException w:qFormat="1" w:unhideWhenUsed="0" w:uiPriority="64" w:semiHidden="0" w:name="Medium Shading 2 Accent 6"/>
-    <w:lsdException w:qFormat="1" w:unhideWhenUsed="0" w:uiPriority="65" w:semiHidden="0" w:name="Medium List 1 Accent 6"/>
-    <w:lsdException w:qFormat="1" w:unhideWhenUsed="0" w:uiPriority="66" w:semiHidden="0" w:name="Medium List 2 Accent 6"/>
-    <w:lsdException w:qFormat="1" w:unhideWhenUsed="0" w:uiPriority="67" w:semiHidden="0" w:name="Medium Grid 1 Accent 6"/>
-    <w:lsdException w:qFormat="1" w:unhideWhenUsed="0" w:uiPriority="68" w:semiHidden="0" w:name="Medium Grid 2 Accent 6"/>
-    <w:lsdException w:qFormat="1" w:unhideWhenUsed="0" w:uiPriority="69" w:semiHidden="0" w:name="Medium Grid 3 Accent 6"/>
-    <w:lsdException w:qFormat="1" w:unhideWhenUsed="0" w:uiPriority="70" w:semiHidden="0" w:name="Dark List Accent 6"/>
-    <w:lsdException w:qFormat="1" w:unhideWhenUsed="0" w:uiPriority="71" w:semiHidden="0" w:name="Colorful Shading Accent 6"/>
-    <w:lsdException w:qFormat="1" w:unhideWhenUsed="0" w:uiPriority="72" w:semiHidden="0" w:name="Colorful List Accent 6"/>
-    <w:lsdException w:qFormat="1" w:unhideWhenUsed="0" w:uiPriority="73" w:semiHidden="0" w:name="Colorful Grid Accent 6"/>
+    <w:lsdException w:unhideWhenUsed="0" w:uiPriority="62" w:semiHidden="0" w:name="Light Grid Accent 6"/>
+    <w:lsdException w:unhideWhenUsed="0" w:uiPriority="63" w:semiHidden="0" w:name="Medium Shading 1 Accent 6"/>
+    <w:lsdException w:unhideWhenUsed="0" w:uiPriority="64" w:semiHidden="0" w:name="Medium Shading 2 Accent 6"/>
+    <w:lsdException w:unhideWhenUsed="0" w:uiPriority="65" w:semiHidden="0" w:name="Medium List 1 Accent 6"/>
+    <w:lsdException w:unhideWhenUsed="0" w:uiPriority="66" w:semiHidden="0" w:name="Medium List 2 Accent 6"/>
+    <w:lsdException w:unhideWhenUsed="0" w:uiPriority="67" w:semiHidden="0" w:name="Medium Grid 1 Accent 6"/>
+    <w:lsdException w:unhideWhenUsed="0" w:uiPriority="68" w:semiHidden="0" w:name="Medium Grid 2 Accent 6"/>
+    <w:lsdException w:unhideWhenUsed="0" w:uiPriority="69" w:semiHidden="0" w:name="Medium Grid 3 Accent 6"/>
+    <w:lsdException w:unhideWhenUsed="0" w:uiPriority="70" w:semiHidden="0" w:name="Dark List Accent 6"/>
+    <w:lsdException w:unhideWhenUsed="0" w:uiPriority="71" w:semiHidden="0" w:name="Colorful Shading Accent 6"/>
+    <w:lsdException w:unhideWhenUsed="0" w:uiPriority="72" w:semiHidden="0" w:name="Colorful List Accent 6"/>
+    <w:lsdException w:unhideWhenUsed="0" w:uiPriority="73" w:semiHidden="0" w:name="Colorful Grid Accent 6"/>
   </w:latentStyles>
   <w:style w:type="paragraph" w:default="1" w:styleId="1">
     <w:name w:val="Normal"/>
@@ -1951,7 +4136,7 @@
     <w:name w:val="heading 1"/>
     <w:basedOn w:val="1"/>
     <w:next w:val="1"/>
-    <w:link w:val="138"/>
+    <w:link w:val="139"/>
     <w:qFormat/>
     <w:uiPriority w:val="9"/>
     <w:pPr>
@@ -1973,7 +4158,7 @@
     <w:name w:val="heading 2"/>
     <w:basedOn w:val="1"/>
     <w:next w:val="1"/>
-    <w:link w:val="139"/>
+    <w:link w:val="140"/>
     <w:unhideWhenUsed/>
     <w:qFormat/>
     <w:uiPriority w:val="9"/>
@@ -2001,7 +4186,7 @@
     <w:name w:val="heading 3"/>
     <w:basedOn w:val="1"/>
     <w:next w:val="1"/>
-    <w:link w:val="140"/>
+    <w:link w:val="141"/>
     <w:unhideWhenUsed/>
     <w:qFormat/>
     <w:uiPriority w:val="9"/>
@@ -2027,7 +4212,7 @@
     <w:name w:val="heading 4"/>
     <w:basedOn w:val="1"/>
     <w:next w:val="1"/>
-    <w:link w:val="150"/>
+    <w:link w:val="151"/>
     <w:semiHidden/>
     <w:unhideWhenUsed/>
     <w:qFormat/>
@@ -2056,7 +4241,7 @@
     <w:name w:val="heading 5"/>
     <w:basedOn w:val="1"/>
     <w:next w:val="1"/>
-    <w:link w:val="151"/>
+    <w:link w:val="152"/>
     <w:semiHidden/>
     <w:unhideWhenUsed/>
     <w:qFormat/>
@@ -2076,7 +4261,7 @@
     <w:name w:val="heading 6"/>
     <w:basedOn w:val="1"/>
     <w:next w:val="1"/>
-    <w:link w:val="152"/>
+    <w:link w:val="153"/>
     <w:semiHidden/>
     <w:unhideWhenUsed/>
     <w:qFormat/>
@@ -2098,7 +4283,7 @@
     <w:name w:val="heading 7"/>
     <w:basedOn w:val="1"/>
     <w:next w:val="1"/>
-    <w:link w:val="153"/>
+    <w:link w:val="154"/>
     <w:semiHidden/>
     <w:unhideWhenUsed/>
     <w:qFormat/>
@@ -2128,7 +4313,7 @@
     <w:name w:val="heading 8"/>
     <w:basedOn w:val="1"/>
     <w:next w:val="1"/>
-    <w:link w:val="154"/>
+    <w:link w:val="155"/>
     <w:semiHidden/>
     <w:unhideWhenUsed/>
     <w:qFormat/>
@@ -2155,7 +4340,7 @@
     <w:name w:val="heading 9"/>
     <w:basedOn w:val="1"/>
     <w:next w:val="1"/>
-    <w:link w:val="155"/>
+    <w:link w:val="156"/>
     <w:semiHidden/>
     <w:unhideWhenUsed/>
     <w:qFormat/>
@@ -2187,7 +4372,6 @@
     <w:name w:val="Default Paragraph Font"/>
     <w:semiHidden/>
     <w:unhideWhenUsed/>
-    <w:qFormat/>
     <w:uiPriority w:val="1"/>
   </w:style>
   <w:style w:type="table" w:default="1" w:styleId="32">
@@ -2207,7 +4391,7 @@
   </w:style>
   <w:style w:type="paragraph" w:styleId="2">
     <w:name w:val="macro"/>
-    <w:link w:val="147"/>
+    <w:link w:val="148"/>
     <w:unhideWhenUsed/>
     <w:qFormat/>
     <w:uiPriority w:val="99"/>
@@ -2310,7 +4494,7 @@
   <w:style w:type="paragraph" w:styleId="17">
     <w:name w:val="Body Text 3"/>
     <w:basedOn w:val="1"/>
-    <w:link w:val="146"/>
+    <w:link w:val="147"/>
     <w:unhideWhenUsed/>
     <w:qFormat/>
     <w:uiPriority w:val="99"/>
@@ -2339,7 +4523,7 @@
   <w:style w:type="paragraph" w:styleId="19">
     <w:name w:val="Body Text"/>
     <w:basedOn w:val="1"/>
-    <w:link w:val="144"/>
+    <w:link w:val="145"/>
     <w:unhideWhenUsed/>
     <w:qFormat/>
     <w:uiPriority w:val="99"/>
@@ -2401,9 +4585,8 @@
   <w:style w:type="paragraph" w:styleId="24">
     <w:name w:val="footer"/>
     <w:basedOn w:val="1"/>
-    <w:link w:val="136"/>
+    <w:link w:val="137"/>
     <w:unhideWhenUsed/>
-    <w:qFormat/>
     <w:uiPriority w:val="99"/>
     <w:pPr>
       <w:tabs>
@@ -2416,9 +4599,8 @@
   <w:style w:type="paragraph" w:styleId="25">
     <w:name w:val="header"/>
     <w:basedOn w:val="1"/>
-    <w:link w:val="135"/>
+    <w:link w:val="136"/>
     <w:unhideWhenUsed/>
-    <w:qFormat/>
     <w:uiPriority w:val="99"/>
     <w:pPr>
       <w:tabs>
@@ -2432,7 +4614,7 @@
     <w:name w:val="Subtitle"/>
     <w:basedOn w:val="1"/>
     <w:next w:val="1"/>
-    <w:link w:val="142"/>
+    <w:link w:val="143"/>
     <w:qFormat/>
     <w:uiPriority w:val="11"/>
     <w:rPr>
@@ -2464,7 +4646,7 @@
   <w:style w:type="paragraph" w:styleId="28">
     <w:name w:val="Body Text 2"/>
     <w:basedOn w:val="1"/>
-    <w:link w:val="145"/>
+    <w:link w:val="146"/>
     <w:unhideWhenUsed/>
     <w:qFormat/>
     <w:uiPriority w:val="99"/>
@@ -2500,7 +4682,7 @@
     <w:name w:val="Title"/>
     <w:basedOn w:val="1"/>
     <w:next w:val="1"/>
-    <w:link w:val="141"/>
+    <w:link w:val="142"/>
     <w:qFormat/>
     <w:uiPriority w:val="10"/>
     <w:pPr>
@@ -2522,7 +4704,6 @@
   <w:style w:type="table" w:styleId="33">
     <w:name w:val="Table Grid"/>
     <w:basedOn w:val="32"/>
-    <w:qFormat/>
     <w:uiPriority w:val="59"/>
     <w:pPr>
       <w:spacing w:after="0" w:line="240" w:lineRule="auto"/>
@@ -2647,7 +4828,6 @@
   <w:style w:type="table" w:styleId="35">
     <w:name w:val="Light Shading Accent 1"/>
     <w:basedOn w:val="32"/>
-    <w:qFormat/>
     <w:uiPriority w:val="60"/>
     <w:pPr>
       <w:spacing w:after="0" w:line="240" w:lineRule="auto"/>
@@ -2747,7 +4927,6 @@
   <w:style w:type="table" w:styleId="36">
     <w:name w:val="Light Shading Accent 2"/>
     <w:basedOn w:val="32"/>
-    <w:qFormat/>
     <w:uiPriority w:val="60"/>
     <w:pPr>
       <w:spacing w:after="0" w:line="240" w:lineRule="auto"/>
@@ -2947,7 +5126,6 @@
   <w:style w:type="table" w:styleId="38">
     <w:name w:val="Light Shading Accent 4"/>
     <w:basedOn w:val="32"/>
-    <w:qFormat/>
     <w:uiPriority w:val="60"/>
     <w:pPr>
       <w:spacing w:after="0" w:line="240" w:lineRule="auto"/>
@@ -3047,7 +5225,6 @@
   <w:style w:type="table" w:styleId="39">
     <w:name w:val="Light Shading Accent 5"/>
     <w:basedOn w:val="32"/>
-    <w:qFormat/>
     <w:uiPriority w:val="60"/>
     <w:pPr>
       <w:spacing w:after="0" w:line="240" w:lineRule="auto"/>
@@ -3435,7 +5612,6 @@
   <w:style w:type="table" w:styleId="43">
     <w:name w:val="Light List Accent 2"/>
     <w:basedOn w:val="32"/>
-    <w:qFormat/>
     <w:uiPriority w:val="61"/>
     <w:pPr>
       <w:spacing w:after="0" w:line="240" w:lineRule="auto"/>
@@ -3623,7 +5799,6 @@
   <w:style w:type="table" w:styleId="45">
     <w:name w:val="Light List Accent 4"/>
     <w:basedOn w:val="32"/>
-    <w:qFormat/>
     <w:uiPriority w:val="61"/>
     <w:pPr>
       <w:spacing w:after="0" w:line="240" w:lineRule="auto"/>
@@ -4032,7 +6207,6 @@
   <w:style w:type="table" w:styleId="49">
     <w:name w:val="Light Grid Accent 1"/>
     <w:basedOn w:val="32"/>
-    <w:qFormat/>
     <w:uiPriority w:val="62"/>
     <w:pPr>
       <w:spacing w:after="0" w:line="240" w:lineRule="auto"/>
@@ -4540,7 +6714,6 @@
   <w:style w:type="table" w:styleId="53">
     <w:name w:val="Light Grid Accent 5"/>
     <w:basedOn w:val="32"/>
-    <w:qFormat/>
     <w:uiPriority w:val="62"/>
     <w:pPr>
       <w:spacing w:after="0" w:line="240" w:lineRule="auto"/>
@@ -4667,7 +6840,6 @@
   <w:style w:type="table" w:styleId="54">
     <w:name w:val="Light Grid Accent 6"/>
     <w:basedOn w:val="32"/>
-    <w:qFormat/>
     <w:uiPriority w:val="62"/>
     <w:pPr>
       <w:spacing w:after="0" w:line="240" w:lineRule="auto"/>
@@ -4794,7 +6966,6 @@
   <w:style w:type="table" w:styleId="55">
     <w:name w:val="Medium Shading 1"/>
     <w:basedOn w:val="32"/>
-    <w:qFormat/>
     <w:uiPriority w:val="63"/>
     <w:pPr>
       <w:spacing w:after="0" w:line="240" w:lineRule="auto"/>
@@ -4902,7 +7073,6 @@
   <w:style w:type="table" w:styleId="56">
     <w:name w:val="Medium Shading 1 Accent 1"/>
     <w:basedOn w:val="32"/>
-    <w:qFormat/>
     <w:uiPriority w:val="63"/>
     <w:pPr>
       <w:spacing w:after="0" w:line="240" w:lineRule="auto"/>
@@ -5010,7 +7180,6 @@
   <w:style w:type="table" w:styleId="57">
     <w:name w:val="Medium Shading 1 Accent 2"/>
     <w:basedOn w:val="32"/>
-    <w:qFormat/>
     <w:uiPriority w:val="63"/>
     <w:pPr>
       <w:spacing w:after="0" w:line="240" w:lineRule="auto"/>
@@ -5118,7 +7287,6 @@
   <w:style w:type="table" w:styleId="58">
     <w:name w:val="Medium Shading 1 Accent 3"/>
     <w:basedOn w:val="32"/>
-    <w:qFormat/>
     <w:uiPriority w:val="63"/>
     <w:pPr>
       <w:spacing w:after="0" w:line="240" w:lineRule="auto"/>
@@ -5226,7 +7394,6 @@
   <w:style w:type="table" w:styleId="59">
     <w:name w:val="Medium Shading 1 Accent 4"/>
     <w:basedOn w:val="32"/>
-    <w:qFormat/>
     <w:uiPriority w:val="63"/>
     <w:pPr>
       <w:spacing w:after="0" w:line="240" w:lineRule="auto"/>
@@ -5334,7 +7501,6 @@
   <w:style w:type="table" w:styleId="60">
     <w:name w:val="Medium Shading 1 Accent 5"/>
     <w:basedOn w:val="32"/>
-    <w:qFormat/>
     <w:uiPriority w:val="63"/>
     <w:pPr>
       <w:spacing w:after="0" w:line="240" w:lineRule="auto"/>
@@ -5442,7 +7608,6 @@
   <w:style w:type="table" w:styleId="61">
     <w:name w:val="Medium Shading 1 Accent 6"/>
     <w:basedOn w:val="32"/>
-    <w:qFormat/>
     <w:uiPriority w:val="63"/>
     <w:pPr>
       <w:spacing w:after="0" w:line="240" w:lineRule="auto"/>
@@ -5550,7 +7715,6 @@
   <w:style w:type="table" w:styleId="62">
     <w:name w:val="Medium Shading 2"/>
     <w:basedOn w:val="32"/>
-    <w:qFormat/>
     <w:uiPriority w:val="64"/>
     <w:pPr>
       <w:spacing w:after="0" w:line="240" w:lineRule="auto"/>
@@ -5716,7 +7880,6 @@
   <w:style w:type="table" w:styleId="63">
     <w:name w:val="Medium Shading 2 Accent 1"/>
     <w:basedOn w:val="32"/>
-    <w:qFormat/>
     <w:uiPriority w:val="64"/>
     <w:pPr>
       <w:spacing w:after="0" w:line="240" w:lineRule="auto"/>
@@ -5882,7 +8045,6 @@
   <w:style w:type="table" w:styleId="64">
     <w:name w:val="Medium Shading 2 Accent 2"/>
     <w:basedOn w:val="32"/>
-    <w:qFormat/>
     <w:uiPriority w:val="64"/>
     <w:pPr>
       <w:spacing w:after="0" w:line="240" w:lineRule="auto"/>
@@ -6048,7 +8210,6 @@
   <w:style w:type="table" w:styleId="65">
     <w:name w:val="Medium Shading 2 Accent 3"/>
     <w:basedOn w:val="32"/>
-    <w:qFormat/>
     <w:uiPriority w:val="64"/>
     <w:pPr>
       <w:spacing w:after="0" w:line="240" w:lineRule="auto"/>
@@ -6214,7 +8375,6 @@
   <w:style w:type="table" w:styleId="66">
     <w:name w:val="Medium Shading 2 Accent 4"/>
     <w:basedOn w:val="32"/>
-    <w:qFormat/>
     <w:uiPriority w:val="64"/>
     <w:pPr>
       <w:spacing w:after="0" w:line="240" w:lineRule="auto"/>
@@ -6380,7 +8540,6 @@
   <w:style w:type="table" w:styleId="67">
     <w:name w:val="Medium Shading 2 Accent 5"/>
     <w:basedOn w:val="32"/>
-    <w:qFormat/>
     <w:uiPriority w:val="64"/>
     <w:pPr>
       <w:spacing w:after="0" w:line="240" w:lineRule="auto"/>
@@ -6546,7 +8705,6 @@
   <w:style w:type="table" w:styleId="68">
     <w:name w:val="Medium Shading 2 Accent 6"/>
     <w:basedOn w:val="32"/>
-    <w:qFormat/>
     <w:uiPriority w:val="64"/>
     <w:pPr>
       <w:spacing w:after="0" w:line="240" w:lineRule="auto"/>
@@ -6712,7 +8870,6 @@
   <w:style w:type="table" w:styleId="69">
     <w:name w:val="Medium List 1"/>
     <w:basedOn w:val="32"/>
-    <w:qFormat/>
     <w:uiPriority w:val="65"/>
     <w:pPr>
       <w:spacing w:after="0" w:line="240" w:lineRule="auto"/>
@@ -6803,7 +8960,6 @@
   <w:style w:type="table" w:styleId="70">
     <w:name w:val="Medium List 1 Accent 1"/>
     <w:basedOn w:val="32"/>
-    <w:qFormat/>
     <w:uiPriority w:val="65"/>
     <w:pPr>
       <w:spacing w:after="0" w:line="240" w:lineRule="auto"/>
@@ -6894,7 +9050,6 @@
   <w:style w:type="table" w:styleId="71">
     <w:name w:val="Medium List 1 Accent 2"/>
     <w:basedOn w:val="32"/>
-    <w:qFormat/>
     <w:uiPriority w:val="65"/>
     <w:pPr>
       <w:spacing w:after="0" w:line="240" w:lineRule="auto"/>
@@ -6985,7 +9140,6 @@
   <w:style w:type="table" w:styleId="72">
     <w:name w:val="Medium List 1 Accent 3"/>
     <w:basedOn w:val="32"/>
-    <w:qFormat/>
     <w:uiPriority w:val="65"/>
     <w:pPr>
       <w:spacing w:after="0" w:line="240" w:lineRule="auto"/>
@@ -7076,7 +9230,6 @@
   <w:style w:type="table" w:styleId="73">
     <w:name w:val="Medium List 1 Accent 4"/>
     <w:basedOn w:val="32"/>
-    <w:qFormat/>
     <w:uiPriority w:val="65"/>
     <w:pPr>
       <w:spacing w:after="0" w:line="240" w:lineRule="auto"/>
@@ -7167,7 +9320,6 @@
   <w:style w:type="table" w:styleId="74">
     <w:name w:val="Medium List 1 Accent 5"/>
     <w:basedOn w:val="32"/>
-    <w:qFormat/>
     <w:uiPriority w:val="65"/>
     <w:pPr>
       <w:spacing w:after="0" w:line="240" w:lineRule="auto"/>
@@ -7258,7 +9410,6 @@
   <w:style w:type="table" w:styleId="75">
     <w:name w:val="Medium List 1 Accent 6"/>
     <w:basedOn w:val="32"/>
-    <w:qFormat/>
     <w:uiPriority w:val="65"/>
     <w:pPr>
       <w:spacing w:after="0" w:line="240" w:lineRule="auto"/>
@@ -7349,7 +9500,6 @@
   <w:style w:type="table" w:styleId="76">
     <w:name w:val="Medium List 2"/>
     <w:basedOn w:val="32"/>
-    <w:qFormat/>
     <w:uiPriority w:val="66"/>
     <w:pPr>
       <w:spacing w:after="0" w:line="240" w:lineRule="auto"/>
@@ -7479,7 +9629,6 @@
   <w:style w:type="table" w:styleId="77">
     <w:name w:val="Medium List 2 Accent 1"/>
     <w:basedOn w:val="32"/>
-    <w:qFormat/>
     <w:uiPriority w:val="66"/>
     <w:pPr>
       <w:spacing w:after="0" w:line="240" w:lineRule="auto"/>
@@ -7609,7 +9758,6 @@
   <w:style w:type="table" w:styleId="78">
     <w:name w:val="Medium List 2 Accent 2"/>
     <w:basedOn w:val="32"/>
-    <w:qFormat/>
     <w:uiPriority w:val="66"/>
     <w:pPr>
       <w:spacing w:after="0" w:line="240" w:lineRule="auto"/>
@@ -7739,7 +9887,6 @@
   <w:style w:type="table" w:styleId="79">
     <w:name w:val="Medium List 2 Accent 3"/>
     <w:basedOn w:val="32"/>
-    <w:qFormat/>
     <w:uiPriority w:val="66"/>
     <w:pPr>
       <w:spacing w:after="0" w:line="240" w:lineRule="auto"/>
@@ -7869,7 +10016,6 @@
   <w:style w:type="table" w:styleId="80">
     <w:name w:val="Medium List 2 Accent 4"/>
     <w:basedOn w:val="32"/>
-    <w:qFormat/>
     <w:uiPriority w:val="66"/>
     <w:pPr>
       <w:spacing w:after="0" w:line="240" w:lineRule="auto"/>
@@ -7999,7 +10145,6 @@
   <w:style w:type="table" w:styleId="81">
     <w:name w:val="Medium List 2 Accent 5"/>
     <w:basedOn w:val="32"/>
-    <w:qFormat/>
     <w:uiPriority w:val="66"/>
     <w:pPr>
       <w:spacing w:after="0" w:line="240" w:lineRule="auto"/>
@@ -8129,7 +10274,6 @@
   <w:style w:type="table" w:styleId="82">
     <w:name w:val="Medium List 2 Accent 6"/>
     <w:basedOn w:val="32"/>
-    <w:qFormat/>
     <w:uiPriority w:val="66"/>
     <w:pPr>
       <w:spacing w:after="0" w:line="240" w:lineRule="auto"/>
@@ -8259,7 +10403,6 @@
   <w:style w:type="table" w:styleId="83">
     <w:name w:val="Medium Grid 1"/>
     <w:basedOn w:val="32"/>
-    <w:qFormat/>
     <w:uiPriority w:val="67"/>
     <w:pPr>
       <w:spacing w:after="0" w:line="240" w:lineRule="auto"/>
@@ -8329,7 +10472,6 @@
   <w:style w:type="table" w:styleId="84">
     <w:name w:val="Medium Grid 1 Accent 1"/>
     <w:basedOn w:val="32"/>
-    <w:qFormat/>
     <w:uiPriority w:val="67"/>
     <w:pPr>
       <w:spacing w:after="0" w:line="240" w:lineRule="auto"/>
@@ -8399,7 +10541,6 @@
   <w:style w:type="table" w:styleId="85">
     <w:name w:val="Medium Grid 1 Accent 2"/>
     <w:basedOn w:val="32"/>
-    <w:qFormat/>
     <w:uiPriority w:val="67"/>
     <w:pPr>
       <w:spacing w:after="0" w:line="240" w:lineRule="auto"/>
@@ -8469,7 +10610,6 @@
   <w:style w:type="table" w:styleId="86">
     <w:name w:val="Medium Grid 1 Accent 3"/>
     <w:basedOn w:val="32"/>
-    <w:qFormat/>
     <w:uiPriority w:val="67"/>
     <w:pPr>
       <w:spacing w:after="0" w:line="240" w:lineRule="auto"/>
@@ -8539,7 +10679,6 @@
   <w:style w:type="table" w:styleId="87">
     <w:name w:val="Medium Grid 1 Accent 4"/>
     <w:basedOn w:val="32"/>
-    <w:qFormat/>
     <w:uiPriority w:val="67"/>
     <w:pPr>
       <w:spacing w:after="0" w:line="240" w:lineRule="auto"/>
@@ -8609,7 +10748,6 @@
   <w:style w:type="table" w:styleId="88">
     <w:name w:val="Medium Grid 1 Accent 5"/>
     <w:basedOn w:val="32"/>
-    <w:qFormat/>
     <w:uiPriority w:val="67"/>
     <w:pPr>
       <w:spacing w:after="0" w:line="240" w:lineRule="auto"/>
@@ -8679,7 +10817,6 @@
   <w:style w:type="table" w:styleId="89">
     <w:name w:val="Medium Grid 1 Accent 6"/>
     <w:basedOn w:val="32"/>
-    <w:qFormat/>
     <w:uiPriority w:val="67"/>
     <w:pPr>
       <w:spacing w:after="0" w:line="240" w:lineRule="auto"/>
@@ -8749,7 +10886,6 @@
   <w:style w:type="table" w:styleId="90">
     <w:name w:val="Medium Grid 2"/>
     <w:basedOn w:val="32"/>
-    <w:qFormat/>
     <w:uiPriority w:val="68"/>
     <w:pPr>
       <w:spacing w:after="0" w:line="240" w:lineRule="auto"/>
@@ -8896,7 +11032,6 @@
   <w:style w:type="table" w:styleId="91">
     <w:name w:val="Medium Grid 2 Accent 1"/>
     <w:basedOn w:val="32"/>
-    <w:qFormat/>
     <w:uiPriority w:val="68"/>
     <w:pPr>
       <w:spacing w:after="0" w:line="240" w:lineRule="auto"/>
@@ -9043,7 +11178,6 @@
   <w:style w:type="table" w:styleId="92">
     <w:name w:val="Medium Grid 2 Accent 2"/>
     <w:basedOn w:val="32"/>
-    <w:qFormat/>
     <w:uiPriority w:val="68"/>
     <w:pPr>
       <w:spacing w:after="0" w:line="240" w:lineRule="auto"/>
@@ -9190,7 +11324,6 @@
   <w:style w:type="table" w:styleId="93">
     <w:name w:val="Medium Grid 2 Accent 3"/>
     <w:basedOn w:val="32"/>
-    <w:qFormat/>
     <w:uiPriority w:val="68"/>
     <w:pPr>
       <w:spacing w:after="0" w:line="240" w:lineRule="auto"/>
@@ -9337,7 +11470,6 @@
   <w:style w:type="table" w:styleId="94">
     <w:name w:val="Medium Grid 2 Accent 4"/>
     <w:basedOn w:val="32"/>
-    <w:qFormat/>
     <w:uiPriority w:val="68"/>
     <w:pPr>
       <w:spacing w:after="0" w:line="240" w:lineRule="auto"/>
@@ -9484,7 +11616,6 @@
   <w:style w:type="table" w:styleId="95">
     <w:name w:val="Medium Grid 2 Accent 5"/>
     <w:basedOn w:val="32"/>
-    <w:qFormat/>
     <w:uiPriority w:val="68"/>
     <w:pPr>
       <w:spacing w:after="0" w:line="240" w:lineRule="auto"/>
@@ -9631,7 +11762,6 @@
   <w:style w:type="table" w:styleId="96">
     <w:name w:val="Medium Grid 2 Accent 6"/>
     <w:basedOn w:val="32"/>
-    <w:qFormat/>
     <w:uiPriority w:val="68"/>
     <w:pPr>
       <w:spacing w:after="0" w:line="240" w:lineRule="auto"/>
@@ -9778,7 +11908,6 @@
   <w:style w:type="table" w:styleId="97">
     <w:name w:val="Medium Grid 3"/>
     <w:basedOn w:val="32"/>
-    <w:qFormat/>
     <w:uiPriority w:val="69"/>
     <w:pPr>
       <w:spacing w:after="0" w:line="240" w:lineRule="auto"/>
@@ -9936,7 +12065,6 @@
   <w:style w:type="table" w:styleId="98">
     <w:name w:val="Medium Grid 3 Accent 1"/>
     <w:basedOn w:val="32"/>
-    <w:qFormat/>
     <w:uiPriority w:val="69"/>
     <w:pPr>
       <w:spacing w:after="0" w:line="240" w:lineRule="auto"/>
@@ -10094,7 +12222,6 @@
   <w:style w:type="table" w:styleId="99">
     <w:name w:val="Medium Grid 3 Accent 2"/>
     <w:basedOn w:val="32"/>
-    <w:qFormat/>
     <w:uiPriority w:val="69"/>
     <w:pPr>
       <w:spacing w:after="0" w:line="240" w:lineRule="auto"/>
@@ -10252,7 +12379,6 @@
   <w:style w:type="table" w:styleId="100">
     <w:name w:val="Medium Grid 3 Accent 3"/>
     <w:basedOn w:val="32"/>
-    <w:qFormat/>
     <w:uiPriority w:val="69"/>
     <w:pPr>
       <w:spacing w:after="0" w:line="240" w:lineRule="auto"/>
@@ -10410,7 +12536,6 @@
   <w:style w:type="table" w:styleId="101">
     <w:name w:val="Medium Grid 3 Accent 4"/>
     <w:basedOn w:val="32"/>
-    <w:qFormat/>
     <w:uiPriority w:val="69"/>
     <w:pPr>
       <w:spacing w:after="0" w:line="240" w:lineRule="auto"/>
@@ -10568,7 +12693,6 @@
   <w:style w:type="table" w:styleId="102">
     <w:name w:val="Medium Grid 3 Accent 5"/>
     <w:basedOn w:val="32"/>
-    <w:qFormat/>
     <w:uiPriority w:val="69"/>
     <w:pPr>
       <w:spacing w:after="0" w:line="240" w:lineRule="auto"/>
@@ -10726,7 +12850,6 @@
   <w:style w:type="table" w:styleId="103">
     <w:name w:val="Medium Grid 3 Accent 6"/>
     <w:basedOn w:val="32"/>
-    <w:qFormat/>
     <w:uiPriority w:val="69"/>
     <w:pPr>
       <w:spacing w:after="0" w:line="240" w:lineRule="auto"/>
@@ -10884,7 +13007,6 @@
   <w:style w:type="table" w:styleId="104">
     <w:name w:val="Dark List"/>
     <w:basedOn w:val="32"/>
-    <w:qFormat/>
     <w:uiPriority w:val="70"/>
     <w:pPr>
       <w:spacing w:after="0" w:line="240" w:lineRule="auto"/>
@@ -11000,7 +13122,6 @@
   <w:style w:type="table" w:styleId="105">
     <w:name w:val="Dark List Accent 1"/>
     <w:basedOn w:val="32"/>
-    <w:qFormat/>
     <w:uiPriority w:val="70"/>
     <w:pPr>
       <w:spacing w:after="0" w:line="240" w:lineRule="auto"/>
@@ -11116,7 +13237,6 @@
   <w:style w:type="table" w:styleId="106">
     <w:name w:val="Dark List Accent 2"/>
     <w:basedOn w:val="32"/>
-    <w:qFormat/>
     <w:uiPriority w:val="70"/>
     <w:pPr>
       <w:spacing w:after="0" w:line="240" w:lineRule="auto"/>
@@ -11232,7 +13352,6 @@
   <w:style w:type="table" w:styleId="107">
     <w:name w:val="Dark List Accent 3"/>
     <w:basedOn w:val="32"/>
-    <w:qFormat/>
     <w:uiPriority w:val="70"/>
     <w:pPr>
       <w:spacing w:after="0" w:line="240" w:lineRule="auto"/>
@@ -11348,7 +13467,6 @@
   <w:style w:type="table" w:styleId="108">
     <w:name w:val="Dark List Accent 4"/>
     <w:basedOn w:val="32"/>
-    <w:qFormat/>
     <w:uiPriority w:val="70"/>
     <w:pPr>
       <w:spacing w:after="0" w:line="240" w:lineRule="auto"/>
@@ -11464,7 +13582,6 @@
   <w:style w:type="table" w:styleId="109">
     <w:name w:val="Dark List Accent 5"/>
     <w:basedOn w:val="32"/>
-    <w:qFormat/>
     <w:uiPriority w:val="70"/>
     <w:pPr>
       <w:spacing w:after="0" w:line="240" w:lineRule="auto"/>
@@ -11580,7 +13697,6 @@
   <w:style w:type="table" w:styleId="110">
     <w:name w:val="Dark List Accent 6"/>
     <w:basedOn w:val="32"/>
-    <w:qFormat/>
     <w:uiPriority w:val="70"/>
     <w:pPr>
       <w:spacing w:after="0" w:line="240" w:lineRule="auto"/>
@@ -11696,7 +13812,6 @@
   <w:style w:type="table" w:styleId="111">
     <w:name w:val="Colorful Shading"/>
     <w:basedOn w:val="32"/>
-    <w:qFormat/>
     <w:uiPriority w:val="71"/>
     <w:pPr>
       <w:spacing w:after="0" w:line="240" w:lineRule="auto"/>
@@ -11845,7 +13960,6 @@
   <w:style w:type="table" w:styleId="112">
     <w:name w:val="Colorful Shading Accent 1"/>
     <w:basedOn w:val="32"/>
-    <w:qFormat/>
     <w:uiPriority w:val="71"/>
     <w:pPr>
       <w:spacing w:after="0" w:line="240" w:lineRule="auto"/>
@@ -11994,7 +14108,6 @@
   <w:style w:type="table" w:styleId="113">
     <w:name w:val="Colorful Shading Accent 2"/>
     <w:basedOn w:val="32"/>
-    <w:qFormat/>
     <w:uiPriority w:val="71"/>
     <w:pPr>
       <w:spacing w:after="0" w:line="240" w:lineRule="auto"/>
@@ -12143,7 +14256,6 @@
   <w:style w:type="table" w:styleId="114">
     <w:name w:val="Colorful Shading Accent 3"/>
     <w:basedOn w:val="32"/>
-    <w:qFormat/>
     <w:uiPriority w:val="71"/>
     <w:pPr>
       <w:spacing w:after="0" w:line="240" w:lineRule="auto"/>
@@ -12272,7 +14384,6 @@
   <w:style w:type="table" w:styleId="115">
     <w:name w:val="Colorful Shading Accent 4"/>
     <w:basedOn w:val="32"/>
-    <w:qFormat/>
     <w:uiPriority w:val="71"/>
     <w:pPr>
       <w:spacing w:after="0" w:line="240" w:lineRule="auto"/>
@@ -12421,7 +14532,6 @@
   <w:style w:type="table" w:styleId="116">
     <w:name w:val="Colorful Shading Accent 5"/>
     <w:basedOn w:val="32"/>
-    <w:qFormat/>
     <w:uiPriority w:val="71"/>
     <w:pPr>
       <w:spacing w:after="0" w:line="240" w:lineRule="auto"/>
@@ -12570,7 +14680,6 @@
   <w:style w:type="table" w:styleId="117">
     <w:name w:val="Colorful Shading Accent 6"/>
     <w:basedOn w:val="32"/>
-    <w:qFormat/>
     <w:uiPriority w:val="71"/>
     <w:pPr>
       <w:spacing w:after="0" w:line="240" w:lineRule="auto"/>
@@ -12719,7 +14828,6 @@
   <w:style w:type="table" w:styleId="118">
     <w:name w:val="Colorful List"/>
     <w:basedOn w:val="32"/>
-    <w:qFormat/>
     <w:uiPriority w:val="72"/>
     <w:pPr>
       <w:spacing w:after="0" w:line="240" w:lineRule="auto"/>
@@ -12812,7 +14920,6 @@
   <w:style w:type="table" w:styleId="119">
     <w:name w:val="Colorful List Accent 1"/>
     <w:basedOn w:val="32"/>
-    <w:qFormat/>
     <w:uiPriority w:val="72"/>
     <w:pPr>
       <w:spacing w:after="0" w:line="240" w:lineRule="auto"/>
@@ -12905,7 +15012,6 @@
   <w:style w:type="table" w:styleId="120">
     <w:name w:val="Colorful List Accent 2"/>
     <w:basedOn w:val="32"/>
-    <w:qFormat/>
     <w:uiPriority w:val="72"/>
     <w:pPr>
       <w:spacing w:after="0" w:line="240" w:lineRule="auto"/>
@@ -12998,7 +15104,6 @@
   <w:style w:type="table" w:styleId="121">
     <w:name w:val="Colorful List Accent 3"/>
     <w:basedOn w:val="32"/>
-    <w:qFormat/>
     <w:uiPriority w:val="72"/>
     <w:pPr>
       <w:spacing w:after="0" w:line="240" w:lineRule="auto"/>
@@ -13091,7 +15196,6 @@
   <w:style w:type="table" w:styleId="122">
     <w:name w:val="Colorful List Accent 4"/>
     <w:basedOn w:val="32"/>
-    <w:qFormat/>
     <w:uiPriority w:val="72"/>
     <w:pPr>
       <w:spacing w:after="0" w:line="240" w:lineRule="auto"/>
@@ -13184,7 +15288,6 @@
   <w:style w:type="table" w:styleId="123">
     <w:name w:val="Colorful List Accent 5"/>
     <w:basedOn w:val="32"/>
-    <w:qFormat/>
     <w:uiPriority w:val="72"/>
     <w:pPr>
       <w:spacing w:after="0" w:line="240" w:lineRule="auto"/>
@@ -13277,7 +15380,6 @@
   <w:style w:type="table" w:styleId="124">
     <w:name w:val="Colorful List Accent 6"/>
     <w:basedOn w:val="32"/>
-    <w:qFormat/>
     <w:uiPriority w:val="72"/>
     <w:pPr>
       <w:spacing w:after="0" w:line="240" w:lineRule="auto"/>
@@ -13370,7 +15472,6 @@
   <w:style w:type="table" w:styleId="125">
     <w:name w:val="Colorful Grid"/>
     <w:basedOn w:val="32"/>
-    <w:qFormat/>
     <w:uiPriority w:val="73"/>
     <w:pPr>
       <w:spacing w:after="0" w:line="240" w:lineRule="auto"/>
@@ -13467,7 +15568,6 @@
   <w:style w:type="table" w:styleId="126">
     <w:name w:val="Colorful Grid Accent 1"/>
     <w:basedOn w:val="32"/>
-    <w:qFormat/>
     <w:uiPriority w:val="73"/>
     <w:pPr>
       <w:spacing w:after="0" w:line="240" w:lineRule="auto"/>
@@ -13564,7 +15664,6 @@
   <w:style w:type="table" w:styleId="127">
     <w:name w:val="Colorful Grid Accent 2"/>
     <w:basedOn w:val="32"/>
-    <w:qFormat/>
     <w:uiPriority w:val="73"/>
     <w:pPr>
       <w:spacing w:after="0" w:line="240" w:lineRule="auto"/>
@@ -13661,7 +15760,6 @@
   <w:style w:type="table" w:styleId="128">
     <w:name w:val="Colorful Grid Accent 3"/>
     <w:basedOn w:val="32"/>
-    <w:qFormat/>
     <w:uiPriority w:val="73"/>
     <w:pPr>
       <w:spacing w:after="0" w:line="240" w:lineRule="auto"/>
@@ -13758,7 +15856,6 @@
   <w:style w:type="table" w:styleId="129">
     <w:name w:val="Colorful Grid Accent 4"/>
     <w:basedOn w:val="32"/>
-    <w:qFormat/>
     <w:uiPriority w:val="73"/>
     <w:pPr>
       <w:spacing w:after="0" w:line="240" w:lineRule="auto"/>
@@ -13855,7 +15952,6 @@
   <w:style w:type="table" w:styleId="130">
     <w:name w:val="Colorful Grid Accent 5"/>
     <w:basedOn w:val="32"/>
-    <w:qFormat/>
     <w:uiPriority w:val="73"/>
     <w:pPr>
       <w:spacing w:after="0" w:line="240" w:lineRule="auto"/>
@@ -13952,7 +16048,6 @@
   <w:style w:type="table" w:styleId="131">
     <w:name w:val="Colorful Grid Accent 6"/>
     <w:basedOn w:val="32"/>
-    <w:qFormat/>
     <w:uiPriority w:val="73"/>
     <w:pPr>
       <w:spacing w:after="0" w:line="240" w:lineRule="auto"/>
@@ -14057,6 +16152,13 @@
     </w:rPr>
   </w:style>
   <w:style w:type="character" w:styleId="134">
+    <w:name w:val="page number"/>
+    <w:basedOn w:val="132"/>
+    <w:unhideWhenUsed/>
+    <w:qFormat/>
+    <w:uiPriority w:val="99"/>
+  </w:style>
+  <w:style w:type="character" w:styleId="135">
     <w:name w:val="Emphasis"/>
     <w:basedOn w:val="132"/>
     <w:qFormat/>
@@ -14066,21 +16168,19 @@
       <w:iCs/>
     </w:rPr>
   </w:style>
-  <w:style w:type="character" w:customStyle="1" w:styleId="135">
+  <w:style w:type="character" w:customStyle="1" w:styleId="136">
     <w:name w:val="Header Char"/>
     <w:basedOn w:val="132"/>
     <w:link w:val="25"/>
-    <w:qFormat/>
     <w:uiPriority w:val="99"/>
   </w:style>
-  <w:style w:type="character" w:customStyle="1" w:styleId="136">
+  <w:style w:type="character" w:customStyle="1" w:styleId="137">
     <w:name w:val="Footer Char"/>
     <w:basedOn w:val="132"/>
     <w:link w:val="24"/>
-    <w:qFormat/>
     <w:uiPriority w:val="99"/>
   </w:style>
-  <w:style w:type="paragraph" w:styleId="137">
+  <w:style w:type="paragraph" w:styleId="138">
     <w:name w:val="No Spacing"/>
     <w:qFormat/>
     <w:uiPriority w:val="1"/>
@@ -14094,7 +16194,7 @@
       <w:lang w:val="en-US" w:eastAsia="en-US" w:bidi="ar-SA"/>
     </w:rPr>
   </w:style>
-  <w:style w:type="character" w:customStyle="1" w:styleId="138">
+  <w:style w:type="character" w:customStyle="1" w:styleId="139">
     <w:name w:val="Heading 1 Char"/>
     <w:basedOn w:val="132"/>
     <w:link w:val="3"/>
@@ -14109,7 +16209,7 @@
       <w:szCs w:val="28"/>
     </w:rPr>
   </w:style>
-  <w:style w:type="character" w:customStyle="1" w:styleId="139">
+  <w:style w:type="character" w:customStyle="1" w:styleId="140">
     <w:name w:val="Heading 2 Char"/>
     <w:basedOn w:val="132"/>
     <w:link w:val="4"/>
@@ -14129,7 +16229,7 @@
       </w14:textFill>
     </w:rPr>
   </w:style>
-  <w:style w:type="character" w:customStyle="1" w:styleId="140">
+  <w:style w:type="character" w:customStyle="1" w:styleId="141">
     <w:name w:val="Heading 3 Char"/>
     <w:basedOn w:val="132"/>
     <w:link w:val="5"/>
@@ -14147,7 +16247,7 @@
       </w14:textFill>
     </w:rPr>
   </w:style>
-  <w:style w:type="character" w:customStyle="1" w:styleId="141">
+  <w:style w:type="character" w:customStyle="1" w:styleId="142">
     <w:name w:val="Title Char"/>
     <w:basedOn w:val="132"/>
     <w:link w:val="31"/>
@@ -14162,7 +16262,7 @@
       <w:szCs w:val="52"/>
     </w:rPr>
   </w:style>
-  <w:style w:type="character" w:customStyle="1" w:styleId="142">
+  <w:style w:type="character" w:customStyle="1" w:styleId="143">
     <w:name w:val="Subtitle Char"/>
     <w:basedOn w:val="132"/>
     <w:link w:val="26"/>
@@ -14183,7 +16283,7 @@
       </w14:textFill>
     </w:rPr>
   </w:style>
-  <w:style w:type="paragraph" w:styleId="143">
+  <w:style w:type="paragraph" w:styleId="144">
     <w:name w:val="List Paragraph"/>
     <w:basedOn w:val="1"/>
     <w:qFormat/>
@@ -14193,21 +16293,21 @@
       <w:contextualSpacing/>
     </w:pPr>
   </w:style>
-  <w:style w:type="character" w:customStyle="1" w:styleId="144">
+  <w:style w:type="character" w:customStyle="1" w:styleId="145">
     <w:name w:val="Body Text Char"/>
     <w:basedOn w:val="132"/>
     <w:link w:val="19"/>
     <w:qFormat/>
     <w:uiPriority w:val="99"/>
   </w:style>
-  <w:style w:type="character" w:customStyle="1" w:styleId="145">
+  <w:style w:type="character" w:customStyle="1" w:styleId="146">
     <w:name w:val="Body Text 2 Char"/>
     <w:basedOn w:val="132"/>
     <w:link w:val="28"/>
     <w:qFormat/>
     <w:uiPriority w:val="99"/>
   </w:style>
-  <w:style w:type="character" w:customStyle="1" w:styleId="146">
+  <w:style w:type="character" w:customStyle="1" w:styleId="147">
     <w:name w:val="Body Text 3 Char"/>
     <w:basedOn w:val="132"/>
     <w:link w:val="17"/>
@@ -14218,7 +16318,7 @@
       <w:szCs w:val="16"/>
     </w:rPr>
   </w:style>
-  <w:style w:type="character" w:customStyle="1" w:styleId="147">
+  <w:style w:type="character" w:customStyle="1" w:styleId="148">
     <w:name w:val="Macro Text Char"/>
     <w:basedOn w:val="132"/>
     <w:link w:val="2"/>
@@ -14230,10 +16330,27 @@
       <w:szCs w:val="20"/>
     </w:rPr>
   </w:style>
-  <w:style w:type="paragraph" w:styleId="148">
+  <w:style w:type="paragraph" w:styleId="149">
     <w:name w:val="Quote"/>
     <w:basedOn w:val="1"/>
     <w:next w:val="1"/>
+    <w:link w:val="150"/>
+    <w:qFormat/>
+    <w:uiPriority w:val="29"/>
+    <w:rPr>
+      <w:i/>
+      <w:iCs/>
+      <w:color w:val="000000" w:themeColor="text1"/>
+      <w14:textFill>
+        <w14:solidFill>
+          <w14:schemeClr w14:val="tx1"/>
+        </w14:solidFill>
+      </w14:textFill>
+    </w:rPr>
+  </w:style>
+  <w:style w:type="character" w:customStyle="1" w:styleId="150">
+    <w:name w:val="Quote Char"/>
+    <w:basedOn w:val="132"/>
     <w:link w:val="149"/>
     <w:qFormat/>
     <w:uiPriority w:val="29"/>
@@ -14248,24 +16365,7 @@
       </w14:textFill>
     </w:rPr>
   </w:style>
-  <w:style w:type="character" w:customStyle="1" w:styleId="149">
-    <w:name w:val="Quote Char"/>
-    <w:basedOn w:val="132"/>
-    <w:link w:val="148"/>
-    <w:qFormat/>
-    <w:uiPriority w:val="29"/>
-    <w:rPr>
-      <w:i/>
-      <w:iCs/>
-      <w:color w:val="000000" w:themeColor="text1"/>
-      <w14:textFill>
-        <w14:solidFill>
-          <w14:schemeClr w14:val="tx1"/>
-        </w14:solidFill>
-      </w14:textFill>
-    </w:rPr>
-  </w:style>
-  <w:style w:type="character" w:customStyle="1" w:styleId="150">
+  <w:style w:type="character" w:customStyle="1" w:styleId="151">
     <w:name w:val="Heading 4 Char"/>
     <w:basedOn w:val="132"/>
     <w:link w:val="6"/>
@@ -14286,7 +16386,7 @@
       </w14:textFill>
     </w:rPr>
   </w:style>
-  <w:style w:type="character" w:customStyle="1" w:styleId="151">
+  <w:style w:type="character" w:customStyle="1" w:styleId="152">
     <w:name w:val="Heading 5 Char"/>
     <w:basedOn w:val="132"/>
     <w:link w:val="7"/>
@@ -14298,7 +16398,7 @@
       <w:color w:val="254061" w:themeColor="accent1" w:themeShade="80"/>
     </w:rPr>
   </w:style>
-  <w:style w:type="character" w:customStyle="1" w:styleId="152">
+  <w:style w:type="character" w:customStyle="1" w:styleId="153">
     <w:name w:val="Heading 6 Char"/>
     <w:basedOn w:val="132"/>
     <w:link w:val="8"/>
@@ -14312,7 +16412,7 @@
       <w:color w:val="254061" w:themeColor="accent1" w:themeShade="80"/>
     </w:rPr>
   </w:style>
-  <w:style w:type="character" w:customStyle="1" w:styleId="153">
+  <w:style w:type="character" w:customStyle="1" w:styleId="154">
     <w:name w:val="Heading 7 Char"/>
     <w:basedOn w:val="132"/>
     <w:link w:val="9"/>
@@ -14334,7 +16434,7 @@
       </w14:textFill>
     </w:rPr>
   </w:style>
-  <w:style w:type="character" w:customStyle="1" w:styleId="154">
+  <w:style w:type="character" w:customStyle="1" w:styleId="155">
     <w:name w:val="Heading 8 Char"/>
     <w:basedOn w:val="132"/>
     <w:link w:val="10"/>
@@ -14353,7 +16453,7 @@
       </w14:textFill>
     </w:rPr>
   </w:style>
-  <w:style w:type="character" w:customStyle="1" w:styleId="155">
+  <w:style w:type="character" w:customStyle="1" w:styleId="156">
     <w:name w:val="Heading 9 Char"/>
     <w:basedOn w:val="132"/>
     <w:link w:val="11"/>
@@ -14377,11 +16477,11 @@
       </w14:textFill>
     </w:rPr>
   </w:style>
-  <w:style w:type="paragraph" w:styleId="156">
+  <w:style w:type="paragraph" w:styleId="157">
     <w:name w:val="Intense Quote"/>
     <w:basedOn w:val="1"/>
     <w:next w:val="1"/>
-    <w:link w:val="157"/>
+    <w:link w:val="158"/>
     <w:qFormat/>
     <w:uiPriority w:val="30"/>
     <w:pPr>
@@ -14404,10 +16504,10 @@
       </w14:textFill>
     </w:rPr>
   </w:style>
-  <w:style w:type="character" w:customStyle="1" w:styleId="157">
+  <w:style w:type="character" w:customStyle="1" w:styleId="158">
     <w:name w:val="Intense Quote Char"/>
     <w:basedOn w:val="132"/>
-    <w:link w:val="156"/>
+    <w:link w:val="157"/>
     <w:qFormat/>
     <w:uiPriority w:val="30"/>
     <w:rPr>
@@ -14423,7 +16523,7 @@
       </w14:textFill>
     </w:rPr>
   </w:style>
-  <w:style w:type="character" w:customStyle="1" w:styleId="158">
+  <w:style w:type="character" w:customStyle="1" w:styleId="159">
     <w:name w:val="Subtle Emphasis"/>
     <w:basedOn w:val="132"/>
     <w:qFormat/>
@@ -14442,7 +16542,7 @@
       </w14:textFill>
     </w:rPr>
   </w:style>
-  <w:style w:type="character" w:customStyle="1" w:styleId="159">
+  <w:style w:type="character" w:customStyle="1" w:styleId="160">
     <w:name w:val="Intense Emphasis"/>
     <w:basedOn w:val="132"/>
     <w:qFormat/>
@@ -14460,7 +16560,7 @@
       </w14:textFill>
     </w:rPr>
   </w:style>
-  <w:style w:type="character" w:customStyle="1" w:styleId="160">
+  <w:style w:type="character" w:customStyle="1" w:styleId="161">
     <w:name w:val="Subtle Reference"/>
     <w:basedOn w:val="132"/>
     <w:qFormat/>
@@ -14476,7 +16576,7 @@
       </w14:textFill>
     </w:rPr>
   </w:style>
-  <w:style w:type="character" w:customStyle="1" w:styleId="161">
+  <w:style w:type="character" w:customStyle="1" w:styleId="162">
     <w:name w:val="Intense Reference"/>
     <w:basedOn w:val="132"/>
     <w:qFormat/>
@@ -14495,7 +16595,7 @@
       </w14:textFill>
     </w:rPr>
   </w:style>
-  <w:style w:type="character" w:customStyle="1" w:styleId="162">
+  <w:style w:type="character" w:customStyle="1" w:styleId="163">
     <w:name w:val="Book Title"/>
     <w:basedOn w:val="132"/>
     <w:qFormat/>
@@ -14507,7 +16607,7 @@
       <w:spacing w:val="5"/>
     </w:rPr>
   </w:style>
-  <w:style w:type="paragraph" w:customStyle="1" w:styleId="163">
+  <w:style w:type="paragraph" w:customStyle="1" w:styleId="164">
     <w:name w:val="TOC Heading"/>
     <w:basedOn w:val="3"/>
     <w:next w:val="1"/>
@@ -14518,6 +16618,37 @@
     <w:pPr>
       <w:outlineLvl w:val="9"/>
     </w:pPr>
+  </w:style>
+  <w:style w:type="paragraph" w:customStyle="1" w:styleId="165">
+    <w:name w:val="表文"/>
+    <w:basedOn w:val="1"/>
+    <w:qFormat/>
+    <w:uiPriority w:val="0"/>
+    <w:pPr>
+      <w:spacing w:before="20" w:after="20" w:line="240" w:lineRule="auto"/>
+    </w:pPr>
+    <w:rPr>
+      <w:rFonts w:ascii="Times New Roman" w:hAnsi="Times New Roman" w:eastAsia="微软雅黑"/>
+      <w:sz w:val="18"/>
+    </w:rPr>
+  </w:style>
+  <w:style w:type="paragraph" w:customStyle="1" w:styleId="166">
+    <w:name w:val="1"/>
+    <w:basedOn w:val="1"/>
+    <w:qFormat/>
+    <w:uiPriority w:val="0"/>
+    <w:pPr>
+      <w:widowControl/>
+      <w:spacing w:after="160" w:line="240" w:lineRule="exact"/>
+      <w:jc w:val="left"/>
+    </w:pPr>
+    <w:rPr>
+      <w:rFonts w:ascii="Arial" w:hAnsi="Arial" w:eastAsia="Times New Roman" w:cs="Verdana"/>
+      <w:b/>
+      <w:kern w:val="0"/>
+      <w:sz w:val="24"/>
+      <w:lang w:eastAsia="en-US"/>
+    </w:rPr>
   </w:style>
 </w:styles>
 </file>

--- a/storage/templates/yunnan_forestry_college_template.docx
+++ b/storage/templates/yunnan_forestry_college_template.docx
@@ -1325,7 +1325,7 @@
                 <w:shd w:val="clear" w:color="auto" w:fill="auto"/>
                 <w:lang w:eastAsia="zh-CN"/>
               </w:rPr>
-              <w:t>：</w:t>
+              <w:t>：{{electronic_resources}}</w:t>
             </w:r>
           </w:p>
         </w:tc>
@@ -2990,16 +2990,7 @@
                 <w:sz w:val="24"/>
                 <w:szCs w:val="24"/>
               </w:rPr>
-              <w:t>{{ step.student_act</w:t>
-            </w:r>
-            <w:bookmarkStart w:id="0" w:name="_GoBack"/>
-            <w:bookmarkEnd w:id="0"/>
-            <w:r>
-              <w:rPr>
-                <w:sz w:val="24"/>
-                <w:szCs w:val="24"/>
-              </w:rPr>
-              <w:t>ivity }}{% endif %}{% endfor %}</w:t>
+              <w:t>{{ step.student_activity }}{% endif %}{% endfor %}</w:t>
             </w:r>
           </w:p>
         </w:tc>
@@ -3859,7 +3850,7 @@
   <w:docDefaults>
     <w:rPrDefault>
       <w:rPr>
-        <w:rFonts w:asciiTheme="minorHAnsi" w:hAnsiTheme="minorHAnsi" w:eastAsiaTheme="minorEastAsia" w:cstheme="minorBidi"/>
+        <w:rFonts w:ascii="Times New Roman" w:hAnsi="Times New Roman" w:eastAsia="宋体" w:cs="Times New Roman"/>
       </w:rPr>
     </w:rPrDefault>
     <w:pPrDefault/>
@@ -3930,7 +3921,7 @@
     <w:lsdException w:qFormat="1" w:unhideWhenUsed="0" w:uiPriority="10" w:semiHidden="0" w:name="Title"/>
     <w:lsdException w:uiPriority="99" w:name="Closing"/>
     <w:lsdException w:uiPriority="99" w:name="Signature"/>
-    <w:lsdException w:uiPriority="1" w:name="Default Paragraph Font"/>
+    <w:lsdException w:qFormat="1" w:uiPriority="1" w:name="Default Paragraph Font"/>
     <w:lsdException w:qFormat="1" w:uiPriority="99" w:semiHidden="0" w:name="Body Text"/>
     <w:lsdException w:uiPriority="99" w:name="Body Text Indent"/>
     <w:lsdException w:qFormat="1" w:uiPriority="99" w:semiHidden="0" w:name="List Continue"/>
@@ -4022,11 +4013,11 @@
     <w:lsdException w:unhideWhenUsed="0" w:uiPriority="63" w:semiHidden="0" w:name="Medium Shading 1"/>
     <w:lsdException w:unhideWhenUsed="0" w:uiPriority="64" w:semiHidden="0" w:name="Medium Shading 2"/>
     <w:lsdException w:unhideWhenUsed="0" w:uiPriority="65" w:semiHidden="0" w:name="Medium List 1"/>
-    <w:lsdException w:unhideWhenUsed="0" w:uiPriority="66" w:semiHidden="0" w:name="Medium List 2"/>
+    <w:lsdException w:qFormat="1" w:unhideWhenUsed="0" w:uiPriority="66" w:semiHidden="0" w:name="Medium List 2"/>
     <w:lsdException w:unhideWhenUsed="0" w:uiPriority="67" w:semiHidden="0" w:name="Medium Grid 1"/>
-    <w:lsdException w:unhideWhenUsed="0" w:uiPriority="68" w:semiHidden="0" w:name="Medium Grid 2"/>
+    <w:lsdException w:qFormat="1" w:unhideWhenUsed="0" w:uiPriority="68" w:semiHidden="0" w:name="Medium Grid 2"/>
     <w:lsdException w:unhideWhenUsed="0" w:uiPriority="69" w:semiHidden="0" w:name="Medium Grid 3"/>
-    <w:lsdException w:unhideWhenUsed="0" w:uiPriority="70" w:semiHidden="0" w:name="Dark List"/>
+    <w:lsdException w:qFormat="1" w:unhideWhenUsed="0" w:uiPriority="70" w:semiHidden="0" w:name="Dark List"/>
     <w:lsdException w:unhideWhenUsed="0" w:uiPriority="71" w:semiHidden="0" w:name="Colorful Shading"/>
     <w:lsdException w:unhideWhenUsed="0" w:uiPriority="72" w:semiHidden="0" w:name="Colorful List"/>
     <w:lsdException w:unhideWhenUsed="0" w:uiPriority="73" w:semiHidden="0" w:name="Colorful Grid"/>
@@ -4042,31 +4033,31 @@
     <w:lsdException w:unhideWhenUsed="0" w:uiPriority="66" w:semiHidden="0" w:name="Medium List 2 Accent 1"/>
     <w:lsdException w:unhideWhenUsed="0" w:uiPriority="67" w:semiHidden="0" w:name="Medium Grid 1 Accent 1"/>
     <w:lsdException w:unhideWhenUsed="0" w:uiPriority="68" w:semiHidden="0" w:name="Medium Grid 2 Accent 1"/>
-    <w:lsdException w:unhideWhenUsed="0" w:uiPriority="69" w:semiHidden="0" w:name="Medium Grid 3 Accent 1"/>
+    <w:lsdException w:qFormat="1" w:unhideWhenUsed="0" w:uiPriority="69" w:semiHidden="0" w:name="Medium Grid 3 Accent 1"/>
     <w:lsdException w:unhideWhenUsed="0" w:uiPriority="70" w:semiHidden="0" w:name="Dark List Accent 1"/>
     <w:lsdException w:unhideWhenUsed="0" w:uiPriority="71" w:semiHidden="0" w:name="Colorful Shading Accent 1"/>
     <w:lsdException w:unhideWhenUsed="0" w:uiPriority="72" w:semiHidden="0" w:name="Colorful List Accent 1"/>
-    <w:lsdException w:unhideWhenUsed="0" w:uiPriority="73" w:semiHidden="0" w:name="Colorful Grid Accent 1"/>
+    <w:lsdException w:qFormat="1" w:unhideWhenUsed="0" w:uiPriority="73" w:semiHidden="0" w:name="Colorful Grid Accent 1"/>
     <w:lsdException w:unhideWhenUsed="0" w:uiPriority="60" w:semiHidden="0" w:name="Light Shading Accent 2"/>
     <w:lsdException w:unhideWhenUsed="0" w:uiPriority="61" w:semiHidden="0" w:name="Light List Accent 2"/>
     <w:lsdException w:qFormat="1" w:unhideWhenUsed="0" w:uiPriority="62" w:semiHidden="0" w:name="Light Grid Accent 2"/>
     <w:lsdException w:unhideWhenUsed="0" w:uiPriority="63" w:semiHidden="0" w:name="Medium Shading 1 Accent 2"/>
-    <w:lsdException w:unhideWhenUsed="0" w:uiPriority="64" w:semiHidden="0" w:name="Medium Shading 2 Accent 2"/>
+    <w:lsdException w:qFormat="1" w:unhideWhenUsed="0" w:uiPriority="64" w:semiHidden="0" w:name="Medium Shading 2 Accent 2"/>
     <w:lsdException w:unhideWhenUsed="0" w:uiPriority="65" w:semiHidden="0" w:name="Medium List 1 Accent 2"/>
     <w:lsdException w:unhideWhenUsed="0" w:uiPriority="66" w:semiHidden="0" w:name="Medium List 2 Accent 2"/>
-    <w:lsdException w:unhideWhenUsed="0" w:uiPriority="67" w:semiHidden="0" w:name="Medium Grid 1 Accent 2"/>
+    <w:lsdException w:qFormat="1" w:unhideWhenUsed="0" w:uiPriority="67" w:semiHidden="0" w:name="Medium Grid 1 Accent 2"/>
     <w:lsdException w:unhideWhenUsed="0" w:uiPriority="68" w:semiHidden="0" w:name="Medium Grid 2 Accent 2"/>
-    <w:lsdException w:unhideWhenUsed="0" w:uiPriority="69" w:semiHidden="0" w:name="Medium Grid 3 Accent 2"/>
+    <w:lsdException w:qFormat="1" w:unhideWhenUsed="0" w:uiPriority="69" w:semiHidden="0" w:name="Medium Grid 3 Accent 2"/>
     <w:lsdException w:unhideWhenUsed="0" w:uiPriority="70" w:semiHidden="0" w:name="Dark List Accent 2"/>
     <w:lsdException w:unhideWhenUsed="0" w:uiPriority="71" w:semiHidden="0" w:name="Colorful Shading Accent 2"/>
     <w:lsdException w:unhideWhenUsed="0" w:uiPriority="72" w:semiHidden="0" w:name="Colorful List Accent 2"/>
-    <w:lsdException w:unhideWhenUsed="0" w:uiPriority="73" w:semiHidden="0" w:name="Colorful Grid Accent 2"/>
+    <w:lsdException w:qFormat="1" w:unhideWhenUsed="0" w:uiPriority="73" w:semiHidden="0" w:name="Colorful Grid Accent 2"/>
     <w:lsdException w:qFormat="1" w:unhideWhenUsed="0" w:uiPriority="60" w:semiHidden="0" w:name="Light Shading Accent 3"/>
     <w:lsdException w:qFormat="1" w:unhideWhenUsed="0" w:uiPriority="61" w:semiHidden="0" w:name="Light List Accent 3"/>
     <w:lsdException w:qFormat="1" w:unhideWhenUsed="0" w:uiPriority="62" w:semiHidden="0" w:name="Light Grid Accent 3"/>
-    <w:lsdException w:unhideWhenUsed="0" w:uiPriority="63" w:semiHidden="0" w:name="Medium Shading 1 Accent 3"/>
-    <w:lsdException w:unhideWhenUsed="0" w:uiPriority="64" w:semiHidden="0" w:name="Medium Shading 2 Accent 3"/>
-    <w:lsdException w:unhideWhenUsed="0" w:uiPriority="65" w:semiHidden="0" w:name="Medium List 1 Accent 3"/>
+    <w:lsdException w:qFormat="1" w:unhideWhenUsed="0" w:uiPriority="63" w:semiHidden="0" w:name="Medium Shading 1 Accent 3"/>
+    <w:lsdException w:qFormat="1" w:unhideWhenUsed="0" w:uiPriority="64" w:semiHidden="0" w:name="Medium Shading 2 Accent 3"/>
+    <w:lsdException w:qFormat="1" w:unhideWhenUsed="0" w:uiPriority="65" w:semiHidden="0" w:name="Medium List 1 Accent 3"/>
     <w:lsdException w:unhideWhenUsed="0" w:uiPriority="66" w:semiHidden="0" w:name="Medium List 2 Accent 3"/>
     <w:lsdException w:unhideWhenUsed="0" w:uiPriority="67" w:semiHidden="0" w:name="Medium Grid 1 Accent 3"/>
     <w:lsdException w:unhideWhenUsed="0" w:uiPriority="68" w:semiHidden="0" w:name="Medium Grid 2 Accent 3"/>
@@ -4075,7 +4066,7 @@
     <w:lsdException w:unhideWhenUsed="0" w:uiPriority="71" w:semiHidden="0" w:name="Colorful Shading Accent 3"/>
     <w:lsdException w:unhideWhenUsed="0" w:uiPriority="72" w:semiHidden="0" w:name="Colorful List Accent 3"/>
     <w:lsdException w:unhideWhenUsed="0" w:uiPriority="73" w:semiHidden="0" w:name="Colorful Grid Accent 3"/>
-    <w:lsdException w:unhideWhenUsed="0" w:uiPriority="60" w:semiHidden="0" w:name="Light Shading Accent 4"/>
+    <w:lsdException w:qFormat="1" w:unhideWhenUsed="0" w:uiPriority="60" w:semiHidden="0" w:name="Light Shading Accent 4"/>
     <w:lsdException w:unhideWhenUsed="0" w:uiPriority="61" w:semiHidden="0" w:name="Light List Accent 4"/>
     <w:lsdException w:qFormat="1" w:unhideWhenUsed="0" w:uiPriority="62" w:semiHidden="0" w:name="Light Grid Accent 4"/>
     <w:lsdException w:unhideWhenUsed="0" w:uiPriority="63" w:semiHidden="0" w:name="Medium Shading 1 Accent 4"/>
@@ -4087,9 +4078,9 @@
     <w:lsdException w:unhideWhenUsed="0" w:uiPriority="69" w:semiHidden="0" w:name="Medium Grid 3 Accent 4"/>
     <w:lsdException w:unhideWhenUsed="0" w:uiPriority="70" w:semiHidden="0" w:name="Dark List Accent 4"/>
     <w:lsdException w:unhideWhenUsed="0" w:uiPriority="71" w:semiHidden="0" w:name="Colorful Shading Accent 4"/>
-    <w:lsdException w:unhideWhenUsed="0" w:uiPriority="72" w:semiHidden="0" w:name="Colorful List Accent 4"/>
+    <w:lsdException w:qFormat="1" w:unhideWhenUsed="0" w:uiPriority="72" w:semiHidden="0" w:name="Colorful List Accent 4"/>
     <w:lsdException w:unhideWhenUsed="0" w:uiPriority="73" w:semiHidden="0" w:name="Colorful Grid Accent 4"/>
-    <w:lsdException w:unhideWhenUsed="0" w:uiPriority="60" w:semiHidden="0" w:name="Light Shading Accent 5"/>
+    <w:lsdException w:qFormat="1" w:unhideWhenUsed="0" w:uiPriority="60" w:semiHidden="0" w:name="Light Shading Accent 5"/>
     <w:lsdException w:qFormat="1" w:unhideWhenUsed="0" w:uiPriority="61" w:semiHidden="0" w:name="Light List Accent 5"/>
     <w:lsdException w:unhideWhenUsed="0" w:uiPriority="62" w:semiHidden="0" w:name="Light Grid Accent 5"/>
     <w:lsdException w:unhideWhenUsed="0" w:uiPriority="63" w:semiHidden="0" w:name="Medium Shading 1 Accent 5"/>
@@ -4098,7 +4089,7 @@
     <w:lsdException w:unhideWhenUsed="0" w:uiPriority="66" w:semiHidden="0" w:name="Medium List 2 Accent 5"/>
     <w:lsdException w:unhideWhenUsed="0" w:uiPriority="67" w:semiHidden="0" w:name="Medium Grid 1 Accent 5"/>
     <w:lsdException w:unhideWhenUsed="0" w:uiPriority="68" w:semiHidden="0" w:name="Medium Grid 2 Accent 5"/>
-    <w:lsdException w:unhideWhenUsed="0" w:uiPriority="69" w:semiHidden="0" w:name="Medium Grid 3 Accent 5"/>
+    <w:lsdException w:qFormat="1" w:unhideWhenUsed="0" w:uiPriority="69" w:semiHidden="0" w:name="Medium Grid 3 Accent 5"/>
     <w:lsdException w:unhideWhenUsed="0" w:uiPriority="70" w:semiHidden="0" w:name="Dark List Accent 5"/>
     <w:lsdException w:unhideWhenUsed="0" w:uiPriority="71" w:semiHidden="0" w:name="Colorful Shading Accent 5"/>
     <w:lsdException w:unhideWhenUsed="0" w:uiPriority="72" w:semiHidden="0" w:name="Colorful List Accent 5"/>
@@ -4106,7 +4097,7 @@
     <w:lsdException w:qFormat="1" w:unhideWhenUsed="0" w:uiPriority="60" w:semiHidden="0" w:name="Light Shading Accent 6"/>
     <w:lsdException w:qFormat="1" w:unhideWhenUsed="0" w:uiPriority="61" w:semiHidden="0" w:name="Light List Accent 6"/>
     <w:lsdException w:unhideWhenUsed="0" w:uiPriority="62" w:semiHidden="0" w:name="Light Grid Accent 6"/>
-    <w:lsdException w:unhideWhenUsed="0" w:uiPriority="63" w:semiHidden="0" w:name="Medium Shading 1 Accent 6"/>
+    <w:lsdException w:qFormat="1" w:unhideWhenUsed="0" w:uiPriority="63" w:semiHidden="0" w:name="Medium Shading 1 Accent 6"/>
     <w:lsdException w:unhideWhenUsed="0" w:uiPriority="64" w:semiHidden="0" w:name="Medium Shading 2 Accent 6"/>
     <w:lsdException w:unhideWhenUsed="0" w:uiPriority="65" w:semiHidden="0" w:name="Medium List 1 Accent 6"/>
     <w:lsdException w:unhideWhenUsed="0" w:uiPriority="66" w:semiHidden="0" w:name="Medium List 2 Accent 6"/>
@@ -4115,8 +4106,8 @@
     <w:lsdException w:unhideWhenUsed="0" w:uiPriority="69" w:semiHidden="0" w:name="Medium Grid 3 Accent 6"/>
     <w:lsdException w:unhideWhenUsed="0" w:uiPriority="70" w:semiHidden="0" w:name="Dark List Accent 6"/>
     <w:lsdException w:unhideWhenUsed="0" w:uiPriority="71" w:semiHidden="0" w:name="Colorful Shading Accent 6"/>
-    <w:lsdException w:unhideWhenUsed="0" w:uiPriority="72" w:semiHidden="0" w:name="Colorful List Accent 6"/>
-    <w:lsdException w:unhideWhenUsed="0" w:uiPriority="73" w:semiHidden="0" w:name="Colorful Grid Accent 6"/>
+    <w:lsdException w:qFormat="1" w:unhideWhenUsed="0" w:uiPriority="72" w:semiHidden="0" w:name="Colorful List Accent 6"/>
+    <w:lsdException w:qFormat="1" w:unhideWhenUsed="0" w:uiPriority="73" w:semiHidden="0" w:name="Colorful Grid Accent 6"/>
   </w:latentStyles>
   <w:style w:type="paragraph" w:default="1" w:styleId="1">
     <w:name w:val="Normal"/>
@@ -4372,6 +4363,7 @@
     <w:name w:val="Default Paragraph Font"/>
     <w:semiHidden/>
     <w:unhideWhenUsed/>
+    <w:qFormat/>
     <w:uiPriority w:val="1"/>
   </w:style>
   <w:style w:type="table" w:default="1" w:styleId="32">
@@ -5126,6 +5118,7 @@
   <w:style w:type="table" w:styleId="38">
     <w:name w:val="Light Shading Accent 4"/>
     <w:basedOn w:val="32"/>
+    <w:qFormat/>
     <w:uiPriority w:val="60"/>
     <w:pPr>
       <w:spacing w:after="0" w:line="240" w:lineRule="auto"/>
@@ -5225,6 +5218,7 @@
   <w:style w:type="table" w:styleId="39">
     <w:name w:val="Light Shading Accent 5"/>
     <w:basedOn w:val="32"/>
+    <w:qFormat/>
     <w:uiPriority w:val="60"/>
     <w:pPr>
       <w:spacing w:after="0" w:line="240" w:lineRule="auto"/>
@@ -7287,6 +7281,7 @@
   <w:style w:type="table" w:styleId="58">
     <w:name w:val="Medium Shading 1 Accent 3"/>
     <w:basedOn w:val="32"/>
+    <w:qFormat/>
     <w:uiPriority w:val="63"/>
     <w:pPr>
       <w:spacing w:after="0" w:line="240" w:lineRule="auto"/>
@@ -7608,6 +7603,7 @@
   <w:style w:type="table" w:styleId="61">
     <w:name w:val="Medium Shading 1 Accent 6"/>
     <w:basedOn w:val="32"/>
+    <w:qFormat/>
     <w:uiPriority w:val="63"/>
     <w:pPr>
       <w:spacing w:after="0" w:line="240" w:lineRule="auto"/>
@@ -8045,6 +8041,7 @@
   <w:style w:type="table" w:styleId="64">
     <w:name w:val="Medium Shading 2 Accent 2"/>
     <w:basedOn w:val="32"/>
+    <w:qFormat/>
     <w:uiPriority w:val="64"/>
     <w:pPr>
       <w:spacing w:after="0" w:line="240" w:lineRule="auto"/>
@@ -8210,6 +8207,7 @@
   <w:style w:type="table" w:styleId="65">
     <w:name w:val="Medium Shading 2 Accent 3"/>
     <w:basedOn w:val="32"/>
+    <w:qFormat/>
     <w:uiPriority w:val="64"/>
     <w:pPr>
       <w:spacing w:after="0" w:line="240" w:lineRule="auto"/>
@@ -9140,6 +9138,7 @@
   <w:style w:type="table" w:styleId="72">
     <w:name w:val="Medium List 1 Accent 3"/>
     <w:basedOn w:val="32"/>
+    <w:qFormat/>
     <w:uiPriority w:val="65"/>
     <w:pPr>
       <w:spacing w:after="0" w:line="240" w:lineRule="auto"/>
@@ -9500,6 +9499,7 @@
   <w:style w:type="table" w:styleId="76">
     <w:name w:val="Medium List 2"/>
     <w:basedOn w:val="32"/>
+    <w:qFormat/>
     <w:uiPriority w:val="66"/>
     <w:pPr>
       <w:spacing w:after="0" w:line="240" w:lineRule="auto"/>
@@ -10541,6 +10541,7 @@
   <w:style w:type="table" w:styleId="85">
     <w:name w:val="Medium Grid 1 Accent 2"/>
     <w:basedOn w:val="32"/>
+    <w:qFormat/>
     <w:uiPriority w:val="67"/>
     <w:pPr>
       <w:spacing w:after="0" w:line="240" w:lineRule="auto"/>
@@ -10886,6 +10887,7 @@
   <w:style w:type="table" w:styleId="90">
     <w:name w:val="Medium Grid 2"/>
     <w:basedOn w:val="32"/>
+    <w:qFormat/>
     <w:uiPriority w:val="68"/>
     <w:pPr>
       <w:spacing w:after="0" w:line="240" w:lineRule="auto"/>
@@ -12065,6 +12067,7 @@
   <w:style w:type="table" w:styleId="98">
     <w:name w:val="Medium Grid 3 Accent 1"/>
     <w:basedOn w:val="32"/>
+    <w:qFormat/>
     <w:uiPriority w:val="69"/>
     <w:pPr>
       <w:spacing w:after="0" w:line="240" w:lineRule="auto"/>
@@ -12222,6 +12225,7 @@
   <w:style w:type="table" w:styleId="99">
     <w:name w:val="Medium Grid 3 Accent 2"/>
     <w:basedOn w:val="32"/>
+    <w:qFormat/>
     <w:uiPriority w:val="69"/>
     <w:pPr>
       <w:spacing w:after="0" w:line="240" w:lineRule="auto"/>
@@ -12693,6 +12697,7 @@
   <w:style w:type="table" w:styleId="102">
     <w:name w:val="Medium Grid 3 Accent 5"/>
     <w:basedOn w:val="32"/>
+    <w:qFormat/>
     <w:uiPriority w:val="69"/>
     <w:pPr>
       <w:spacing w:after="0" w:line="240" w:lineRule="auto"/>
@@ -13007,6 +13012,7 @@
   <w:style w:type="table" w:styleId="104">
     <w:name w:val="Dark List"/>
     <w:basedOn w:val="32"/>
+    <w:qFormat/>
     <w:uiPriority w:val="70"/>
     <w:pPr>
       <w:spacing w:after="0" w:line="240" w:lineRule="auto"/>
@@ -15196,6 +15202,7 @@
   <w:style w:type="table" w:styleId="122">
     <w:name w:val="Colorful List Accent 4"/>
     <w:basedOn w:val="32"/>
+    <w:qFormat/>
     <w:uiPriority w:val="72"/>
     <w:pPr>
       <w:spacing w:after="0" w:line="240" w:lineRule="auto"/>
@@ -15380,6 +15387,7 @@
   <w:style w:type="table" w:styleId="124">
     <w:name w:val="Colorful List Accent 6"/>
     <w:basedOn w:val="32"/>
+    <w:qFormat/>
     <w:uiPriority w:val="72"/>
     <w:pPr>
       <w:spacing w:after="0" w:line="240" w:lineRule="auto"/>
@@ -15568,6 +15576,7 @@
   <w:style w:type="table" w:styleId="126">
     <w:name w:val="Colorful Grid Accent 1"/>
     <w:basedOn w:val="32"/>
+    <w:qFormat/>
     <w:uiPriority w:val="73"/>
     <w:pPr>
       <w:spacing w:after="0" w:line="240" w:lineRule="auto"/>
@@ -15664,6 +15673,7 @@
   <w:style w:type="table" w:styleId="127">
     <w:name w:val="Colorful Grid Accent 2"/>
     <w:basedOn w:val="32"/>
+    <w:qFormat/>
     <w:uiPriority w:val="73"/>
     <w:pPr>
       <w:spacing w:after="0" w:line="240" w:lineRule="auto"/>
@@ -16048,6 +16058,7 @@
   <w:style w:type="table" w:styleId="131">
     <w:name w:val="Colorful Grid Accent 6"/>
     <w:basedOn w:val="32"/>
+    <w:qFormat/>
     <w:uiPriority w:val="73"/>
     <w:pPr>
       <w:spacing w:after="0" w:line="240" w:lineRule="auto"/>
@@ -16178,6 +16189,7 @@
     <w:name w:val="Footer Char"/>
     <w:basedOn w:val="132"/>
     <w:link w:val="24"/>
+    <w:qFormat/>
     <w:uiPriority w:val="99"/>
   </w:style>
   <w:style w:type="paragraph" w:styleId="138">

--- a/storage/templates/yunnan_forestry_college_template.docx
+++ b/storage/templates/yunnan_forestry_college_template.docx
@@ -6,15 +6,16 @@
       <w:pPr>
         <w:jc w:val="center"/>
         <w:rPr>
-          <w:sz w:val="36"/>
-          <w:szCs w:val="36"/>
+          <w:rFonts w:hint="eastAsia" w:ascii="宋体" w:hAnsi="宋体" w:eastAsia="宋体" w:cs="宋体"/>
+          <w:sz w:val="44"/>
+          <w:szCs w:val="44"/>
         </w:rPr>
       </w:pPr>
       <w:r>
         <w:rPr>
-          <w:rFonts w:hint="eastAsia"/>
-          <w:sz w:val="36"/>
-          <w:szCs w:val="36"/>
+          <w:rFonts w:hint="eastAsia" w:ascii="宋体" w:hAnsi="宋体" w:eastAsia="宋体" w:cs="宋体"/>
+          <w:sz w:val="44"/>
+          <w:szCs w:val="44"/>
         </w:rPr>
         <w:t>云南林业职业技术学院教案</w:t>
       </w:r>
@@ -79,12 +80,14 @@
               <w:rPr>
                 <w:rFonts w:hint="eastAsia" w:ascii="宋体" w:hAnsi="宋体" w:eastAsia="宋体" w:cs="宋体"/>
                 <w:sz w:val="24"/>
+                <w:szCs w:val="24"/>
               </w:rPr>
             </w:pPr>
             <w:r>
               <w:rPr>
                 <w:rFonts w:hint="eastAsia" w:ascii="宋体" w:hAnsi="宋体" w:eastAsia="宋体" w:cs="宋体"/>
                 <w:sz w:val="24"/>
+                <w:szCs w:val="24"/>
               </w:rPr>
               <w:t>首页编号</w:t>
             </w:r>
@@ -100,12 +103,18 @@
           <w:p>
             <w:pPr>
               <w:rPr>
-                <w:rFonts w:hint="default" w:ascii="宋体" w:hAnsi="宋体" w:eastAsia="宋体" w:cs="宋体"/>
-                <w:sz w:val="24"/>
+                <w:rFonts w:hint="eastAsia" w:ascii="宋体" w:hAnsi="宋体" w:eastAsia="宋体" w:cs="宋体"/>
+                <w:sz w:val="24"/>
+                <w:szCs w:val="24"/>
                 <w:lang w:val="en-US" w:eastAsia="zh-CN"/>
               </w:rPr>
             </w:pPr>
             <w:r>
+              <w:rPr>
+                <w:rFonts w:hint="eastAsia" w:ascii="宋体" w:hAnsi="宋体" w:eastAsia="宋体" w:cs="宋体"/>
+                <w:sz w:val="24"/>
+                <w:szCs w:val="24"/>
+              </w:rPr>
               <w:t>{{lesson_number}}</w:t>
             </w:r>
           </w:p>
@@ -121,12 +130,14 @@
               <w:rPr>
                 <w:rFonts w:hint="eastAsia" w:ascii="宋体" w:hAnsi="宋体" w:eastAsia="宋体" w:cs="宋体"/>
                 <w:sz w:val="24"/>
+                <w:szCs w:val="24"/>
               </w:rPr>
             </w:pPr>
             <w:r>
               <w:rPr>
                 <w:rFonts w:hint="eastAsia" w:ascii="宋体" w:hAnsi="宋体" w:eastAsia="宋体" w:cs="宋体"/>
                 <w:sz w:val="24"/>
+                <w:szCs w:val="24"/>
               </w:rPr>
               <w:t>授课班级</w:t>
             </w:r>
@@ -142,12 +153,18 @@
             <w:pPr>
               <w:jc w:val="center"/>
               <w:rPr>
-                <w:rFonts w:hint="default" w:ascii="宋体" w:hAnsi="宋体" w:eastAsia="宋体" w:cs="宋体"/>
-                <w:sz w:val="24"/>
+                <w:rFonts w:hint="eastAsia" w:ascii="宋体" w:hAnsi="宋体" w:eastAsia="宋体" w:cs="宋体"/>
+                <w:sz w:val="24"/>
+                <w:szCs w:val="24"/>
                 <w:lang w:val="en-US" w:eastAsia="zh-CN"/>
               </w:rPr>
             </w:pPr>
             <w:r>
+              <w:rPr>
+                <w:rFonts w:hint="eastAsia" w:ascii="宋体" w:hAnsi="宋体" w:eastAsia="宋体" w:cs="宋体"/>
+                <w:sz w:val="24"/>
+                <w:szCs w:val="24"/>
+              </w:rPr>
               <w:t>{{class_name}}</w:t>
             </w:r>
           </w:p>
@@ -185,12 +202,14 @@
               <w:rPr>
                 <w:rFonts w:hint="eastAsia" w:ascii="宋体" w:hAnsi="宋体" w:eastAsia="宋体" w:cs="宋体"/>
                 <w:sz w:val="24"/>
+                <w:szCs w:val="24"/>
               </w:rPr>
             </w:pPr>
             <w:r>
               <w:rPr>
                 <w:rFonts w:hint="eastAsia" w:ascii="宋体" w:hAnsi="宋体" w:eastAsia="宋体" w:cs="宋体"/>
                 <w:sz w:val="24"/>
+                <w:szCs w:val="24"/>
               </w:rPr>
               <w:t>授课时间（周次）</w:t>
             </w:r>
@@ -208,10 +227,16 @@
               <w:rPr>
                 <w:rFonts w:hint="eastAsia" w:ascii="宋体" w:hAnsi="宋体" w:eastAsia="宋体" w:cs="宋体"/>
                 <w:sz w:val="24"/>
+                <w:szCs w:val="24"/>
                 <w:lang w:val="en-US" w:eastAsia="zh-CN"/>
               </w:rPr>
             </w:pPr>
             <w:r>
+              <w:rPr>
+                <w:rFonts w:hint="eastAsia" w:ascii="宋体" w:hAnsi="宋体" w:eastAsia="宋体" w:cs="宋体"/>
+                <w:sz w:val="24"/>
+                <w:szCs w:val="24"/>
+              </w:rPr>
               <w:t>第{{week_number}}周</w:t>
             </w:r>
           </w:p>
@@ -227,12 +252,14 @@
               <w:rPr>
                 <w:rFonts w:hint="eastAsia" w:ascii="宋体" w:hAnsi="宋体" w:eastAsia="宋体" w:cs="宋体"/>
                 <w:sz w:val="24"/>
+                <w:szCs w:val="24"/>
               </w:rPr>
             </w:pPr>
             <w:r>
               <w:rPr>
                 <w:rFonts w:hint="eastAsia" w:ascii="宋体" w:hAnsi="宋体" w:eastAsia="宋体" w:cs="宋体"/>
                 <w:sz w:val="24"/>
+                <w:szCs w:val="24"/>
               </w:rPr>
               <w:t>授课地点</w:t>
             </w:r>
@@ -248,13 +275,19 @@
             <w:pPr>
               <w:jc w:val="center"/>
               <w:rPr>
-                <w:rFonts w:hint="default" w:ascii="宋体" w:hAnsi="宋体" w:eastAsia="宋体" w:cs="宋体"/>
+                <w:rFonts w:hint="eastAsia" w:ascii="宋体" w:hAnsi="宋体" w:eastAsia="宋体" w:cs="宋体"/>
                 <w:color w:val="FF0000"/>
                 <w:sz w:val="24"/>
+                <w:szCs w:val="24"/>
                 <w:lang w:val="en-US" w:eastAsia="zh-CN"/>
               </w:rPr>
             </w:pPr>
             <w:r>
+              <w:rPr>
+                <w:rFonts w:hint="eastAsia" w:ascii="宋体" w:hAnsi="宋体" w:eastAsia="宋体" w:cs="宋体"/>
+                <w:sz w:val="24"/>
+                <w:szCs w:val="24"/>
+              </w:rPr>
               <w:t>{{location}}</w:t>
             </w:r>
           </w:p>
@@ -294,12 +327,14 @@
               <w:rPr>
                 <w:rFonts w:hint="eastAsia" w:ascii="宋体" w:hAnsi="宋体" w:eastAsia="宋体" w:cs="宋体"/>
                 <w:sz w:val="24"/>
+                <w:szCs w:val="24"/>
               </w:rPr>
             </w:pPr>
             <w:r>
               <w:rPr>
                 <w:rFonts w:hint="eastAsia" w:ascii="宋体" w:hAnsi="宋体" w:eastAsia="宋体" w:cs="宋体"/>
                 <w:sz w:val="24"/>
+                <w:szCs w:val="24"/>
               </w:rPr>
               <w:t>课题（章节、学习情境、任务等）：</w:t>
             </w:r>
@@ -308,12 +343,18 @@
             <w:pPr>
               <w:jc w:val="left"/>
               <w:rPr>
-                <w:rFonts w:hint="default" w:ascii="宋体" w:hAnsi="宋体" w:eastAsia="宋体" w:cs="宋体"/>
-                <w:sz w:val="24"/>
+                <w:rFonts w:hint="eastAsia" w:ascii="宋体" w:hAnsi="宋体" w:eastAsia="宋体" w:cs="宋体"/>
+                <w:sz w:val="24"/>
+                <w:szCs w:val="24"/>
                 <w:lang w:val="en-US" w:eastAsia="zh-CN"/>
               </w:rPr>
             </w:pPr>
             <w:r>
+              <w:rPr>
+                <w:rFonts w:hint="eastAsia" w:ascii="宋体" w:hAnsi="宋体" w:eastAsia="宋体" w:cs="宋体"/>
+                <w:sz w:val="24"/>
+                <w:szCs w:val="24"/>
+              </w:rPr>
               <w:t>{{teaching_topic}}</w:t>
             </w:r>
           </w:p>
@@ -352,12 +393,14 @@
               <w:rPr>
                 <w:rFonts w:hint="eastAsia" w:ascii="宋体" w:hAnsi="宋体" w:eastAsia="宋体" w:cs="宋体"/>
                 <w:sz w:val="24"/>
+                <w:szCs w:val="24"/>
               </w:rPr>
             </w:pPr>
             <w:r>
               <w:rPr>
                 <w:rFonts w:hint="eastAsia" w:ascii="宋体" w:hAnsi="宋体" w:eastAsia="宋体" w:cs="宋体"/>
                 <w:sz w:val="24"/>
+                <w:szCs w:val="24"/>
               </w:rPr>
               <w:t>授课学时：</w:t>
             </w:r>
@@ -365,17 +408,24 @@
               <w:rPr>
                 <w:rFonts w:hint="eastAsia" w:ascii="宋体" w:hAnsi="宋体" w:eastAsia="宋体" w:cs="宋体"/>
                 <w:sz w:val="24"/>
+                <w:szCs w:val="24"/>
                 <w:lang w:val="en-US" w:eastAsia="zh-CN"/>
               </w:rPr>
               <w:t xml:space="preserve"> </w:t>
             </w:r>
             <w:r>
+              <w:rPr>
+                <w:rFonts w:hint="eastAsia" w:ascii="宋体" w:hAnsi="宋体" w:eastAsia="宋体" w:cs="宋体"/>
+                <w:sz w:val="24"/>
+                <w:szCs w:val="24"/>
+              </w:rPr>
               <w:t xml:space="preserve"> {{duration}}</w:t>
             </w:r>
             <w:r>
               <w:rPr>
                 <w:rFonts w:hint="eastAsia" w:ascii="宋体" w:hAnsi="宋体" w:eastAsia="宋体" w:cs="宋体"/>
                 <w:sz w:val="24"/>
+                <w:szCs w:val="24"/>
                 <w:lang w:val="en-US" w:eastAsia="zh-CN"/>
               </w:rPr>
               <w:t xml:space="preserve"> </w:t>
@@ -384,6 +434,7 @@
               <w:rPr>
                 <w:rFonts w:hint="eastAsia" w:ascii="宋体" w:hAnsi="宋体" w:eastAsia="宋体" w:cs="宋体"/>
                 <w:sz w:val="24"/>
+                <w:szCs w:val="24"/>
               </w:rPr>
               <w:t>学时</w:t>
             </w:r>
@@ -401,12 +452,14 @@
               <w:rPr>
                 <w:rFonts w:hint="eastAsia" w:ascii="宋体" w:hAnsi="宋体" w:eastAsia="宋体" w:cs="宋体"/>
                 <w:sz w:val="24"/>
+                <w:szCs w:val="24"/>
               </w:rPr>
             </w:pPr>
             <w:r>
               <w:rPr>
                 <w:rFonts w:hint="eastAsia" w:ascii="宋体" w:hAnsi="宋体" w:eastAsia="宋体" w:cs="宋体"/>
                 <w:sz w:val="24"/>
+                <w:szCs w:val="24"/>
               </w:rPr>
               <w:t>教学过程设计：</w:t>
             </w:r>
@@ -414,6 +467,7 @@
               <w:rPr>
                 <w:rFonts w:hint="eastAsia" w:ascii="宋体" w:hAnsi="宋体" w:eastAsia="宋体" w:cs="宋体"/>
                 <w:sz w:val="24"/>
+                <w:szCs w:val="24"/>
                 <w:lang w:val="en-US" w:eastAsia="zh-CN"/>
               </w:rPr>
               <w:t>分享</w:t>
@@ -422,6 +476,7 @@
               <w:rPr>
                 <w:rFonts w:hint="eastAsia" w:ascii="宋体" w:hAnsi="宋体" w:eastAsia="宋体" w:cs="宋体"/>
                 <w:sz w:val="24"/>
+                <w:szCs w:val="24"/>
                 <w:u w:val="single"/>
                 <w:lang w:val="en-US" w:eastAsia="zh-CN"/>
               </w:rPr>
@@ -431,6 +486,7 @@
               <w:rPr>
                 <w:rFonts w:hint="eastAsia" w:ascii="宋体" w:hAnsi="宋体" w:eastAsia="宋体" w:cs="宋体"/>
                 <w:sz w:val="24"/>
+                <w:szCs w:val="24"/>
               </w:rPr>
               <w:t>，</w:t>
             </w:r>
@@ -438,6 +494,7 @@
               <w:rPr>
                 <w:rFonts w:hint="eastAsia" w:ascii="宋体" w:hAnsi="宋体" w:eastAsia="宋体" w:cs="宋体"/>
                 <w:sz w:val="24"/>
+                <w:szCs w:val="24"/>
                 <w:lang w:val="en-US" w:eastAsia="zh-CN"/>
               </w:rPr>
               <w:t>课堂导入</w:t>
@@ -446,6 +503,7 @@
               <w:rPr>
                 <w:rFonts w:hint="eastAsia" w:ascii="宋体" w:hAnsi="宋体" w:eastAsia="宋体" w:cs="宋体"/>
                 <w:sz w:val="24"/>
+                <w:szCs w:val="24"/>
                 <w:u w:val="single"/>
                 <w:lang w:val="en-US" w:eastAsia="zh-CN"/>
               </w:rPr>
@@ -455,6 +513,7 @@
               <w:rPr>
                 <w:rFonts w:hint="eastAsia" w:ascii="宋体" w:hAnsi="宋体" w:eastAsia="宋体" w:cs="宋体"/>
                 <w:sz w:val="24"/>
+                <w:szCs w:val="24"/>
                 <w:u w:val="none"/>
                 <w:lang w:val="en-US" w:eastAsia="zh-CN"/>
               </w:rPr>
@@ -464,6 +523,7 @@
               <w:rPr>
                 <w:rFonts w:hint="eastAsia" w:ascii="宋体" w:hAnsi="宋体" w:eastAsia="宋体" w:cs="宋体"/>
                 <w:sz w:val="24"/>
+                <w:szCs w:val="24"/>
               </w:rPr>
               <w:t>授新课</w:t>
             </w:r>
@@ -471,6 +531,7 @@
               <w:rPr>
                 <w:rFonts w:hint="eastAsia" w:ascii="宋体" w:hAnsi="宋体" w:eastAsia="宋体" w:cs="宋体"/>
                 <w:sz w:val="24"/>
+                <w:szCs w:val="24"/>
                 <w:u w:val="single"/>
               </w:rPr>
               <w:t xml:space="preserve"> </w:t>
@@ -479,6 +540,7 @@
               <w:rPr>
                 <w:rFonts w:hint="eastAsia" w:ascii="宋体" w:hAnsi="宋体" w:eastAsia="宋体" w:cs="宋体"/>
                 <w:sz w:val="24"/>
+                <w:szCs w:val="24"/>
                 <w:u w:val="single"/>
                 <w:lang w:val="en-US" w:eastAsia="zh-CN"/>
               </w:rPr>
@@ -488,6 +550,7 @@
               <w:rPr>
                 <w:rFonts w:hint="eastAsia" w:ascii="宋体" w:hAnsi="宋体" w:eastAsia="宋体" w:cs="宋体"/>
                 <w:sz w:val="24"/>
+                <w:szCs w:val="24"/>
                 <w:u w:val="single"/>
               </w:rPr>
               <w:t xml:space="preserve"> </w:t>
@@ -496,6 +559,7 @@
               <w:rPr>
                 <w:rFonts w:hint="eastAsia" w:ascii="宋体" w:hAnsi="宋体" w:eastAsia="宋体" w:cs="宋体"/>
                 <w:sz w:val="24"/>
+                <w:szCs w:val="24"/>
               </w:rPr>
               <w:t>分钟</w:t>
             </w:r>
@@ -503,6 +567,7 @@
               <w:rPr>
                 <w:rFonts w:hint="eastAsia" w:ascii="宋体" w:hAnsi="宋体" w:eastAsia="宋体" w:cs="宋体"/>
                 <w:sz w:val="24"/>
+                <w:szCs w:val="24"/>
                 <w:lang w:eastAsia="zh-CN"/>
               </w:rPr>
               <w:t>，</w:t>
@@ -511,6 +576,7 @@
               <w:rPr>
                 <w:rFonts w:hint="eastAsia" w:ascii="宋体" w:hAnsi="宋体" w:eastAsia="宋体" w:cs="宋体"/>
                 <w:sz w:val="24"/>
+                <w:szCs w:val="24"/>
                 <w:lang w:val="en-US" w:eastAsia="zh-CN"/>
               </w:rPr>
               <w:t>实验</w:t>
@@ -519,6 +585,7 @@
               <w:rPr>
                 <w:rFonts w:hint="eastAsia" w:ascii="宋体" w:hAnsi="宋体" w:eastAsia="宋体" w:cs="宋体"/>
                 <w:sz w:val="24"/>
+                <w:szCs w:val="24"/>
                 <w:u w:val="single"/>
               </w:rPr>
               <w:t xml:space="preserve">  </w:t>
@@ -527,6 +594,7 @@
               <w:rPr>
                 <w:rFonts w:hint="eastAsia" w:ascii="宋体" w:hAnsi="宋体" w:eastAsia="宋体" w:cs="宋体"/>
                 <w:sz w:val="24"/>
+                <w:szCs w:val="24"/>
                 <w:u w:val="single"/>
                 <w:lang w:val="en-US" w:eastAsia="zh-CN"/>
               </w:rPr>
@@ -536,6 +604,7 @@
               <w:rPr>
                 <w:rFonts w:hint="eastAsia" w:ascii="宋体" w:hAnsi="宋体" w:eastAsia="宋体" w:cs="宋体"/>
                 <w:sz w:val="24"/>
+                <w:szCs w:val="24"/>
                 <w:u w:val="single"/>
               </w:rPr>
               <w:t xml:space="preserve">  </w:t>
@@ -544,6 +613,7 @@
               <w:rPr>
                 <w:rFonts w:hint="eastAsia" w:ascii="宋体" w:hAnsi="宋体" w:eastAsia="宋体" w:cs="宋体"/>
                 <w:sz w:val="24"/>
+                <w:szCs w:val="24"/>
               </w:rPr>
               <w:t>分钟，小结</w:t>
             </w:r>
@@ -551,6 +621,7 @@
               <w:rPr>
                 <w:rFonts w:hint="eastAsia" w:ascii="宋体" w:hAnsi="宋体" w:eastAsia="宋体" w:cs="宋体"/>
                 <w:sz w:val="24"/>
+                <w:szCs w:val="24"/>
                 <w:u w:val="single"/>
               </w:rPr>
               <w:t xml:space="preserve"> </w:t>
@@ -559,6 +630,7 @@
               <w:rPr>
                 <w:rFonts w:hint="eastAsia" w:ascii="宋体" w:hAnsi="宋体" w:eastAsia="宋体" w:cs="宋体"/>
                 <w:sz w:val="24"/>
+                <w:szCs w:val="24"/>
                 <w:u w:val="single"/>
                 <w:lang w:val="en-US" w:eastAsia="zh-CN"/>
               </w:rPr>
@@ -568,6 +640,7 @@
               <w:rPr>
                 <w:rFonts w:hint="eastAsia" w:ascii="宋体" w:hAnsi="宋体" w:eastAsia="宋体" w:cs="宋体"/>
                 <w:sz w:val="24"/>
+                <w:szCs w:val="24"/>
                 <w:u w:val="single"/>
               </w:rPr>
               <w:t xml:space="preserve"> </w:t>
@@ -576,6 +649,7 @@
               <w:rPr>
                 <w:rFonts w:hint="eastAsia" w:ascii="宋体" w:hAnsi="宋体" w:eastAsia="宋体" w:cs="宋体"/>
                 <w:sz w:val="24"/>
+                <w:szCs w:val="24"/>
               </w:rPr>
               <w:t xml:space="preserve">分钟，  其他 </w:t>
             </w:r>
@@ -583,6 +657,7 @@
               <w:rPr>
                 <w:rFonts w:hint="eastAsia" w:ascii="宋体" w:hAnsi="宋体" w:eastAsia="宋体" w:cs="宋体"/>
                 <w:sz w:val="24"/>
+                <w:szCs w:val="24"/>
                 <w:u w:val="single"/>
               </w:rPr>
               <w:t xml:space="preserve">     </w:t>
@@ -591,6 +666,7 @@
               <w:rPr>
                 <w:rFonts w:hint="eastAsia" w:ascii="宋体" w:hAnsi="宋体" w:eastAsia="宋体" w:cs="宋体"/>
                 <w:sz w:val="24"/>
+                <w:szCs w:val="24"/>
               </w:rPr>
               <w:t xml:space="preserve">分钟 </w:t>
             </w:r>
@@ -631,12 +707,14 @@
               <w:rPr>
                 <w:rFonts w:hint="eastAsia" w:ascii="宋体" w:hAnsi="宋体" w:eastAsia="宋体" w:cs="宋体"/>
                 <w:sz w:val="24"/>
+                <w:szCs w:val="24"/>
               </w:rPr>
             </w:pPr>
             <w:r>
               <w:rPr>
                 <w:rFonts w:hint="eastAsia" w:ascii="宋体" w:hAnsi="宋体" w:eastAsia="宋体" w:cs="宋体"/>
                 <w:sz w:val="24"/>
+                <w:szCs w:val="24"/>
               </w:rPr>
               <w:t>授课类型：理论课□  实验课</w:t>
             </w:r>
@@ -644,6 +722,7 @@
               <w:rPr>
                 <w:rFonts w:hint="eastAsia" w:ascii="宋体" w:hAnsi="宋体" w:eastAsia="宋体" w:cs="宋体"/>
                 <w:sz w:val="24"/>
+                <w:szCs w:val="24"/>
                 <w:lang w:eastAsia="zh-CN"/>
               </w:rPr>
               <w:t>☑</w:t>
@@ -652,6 +731,7 @@
               <w:rPr>
                 <w:rFonts w:hint="eastAsia" w:ascii="宋体" w:hAnsi="宋体" w:eastAsia="宋体" w:cs="宋体"/>
                 <w:sz w:val="24"/>
+                <w:szCs w:val="24"/>
               </w:rPr>
               <w:t xml:space="preserve">   实践课□  讨论课</w:t>
             </w:r>
@@ -659,6 +739,7 @@
               <w:rPr>
                 <w:rFonts w:hint="eastAsia" w:ascii="宋体" w:hAnsi="宋体" w:eastAsia="宋体" w:cs="宋体"/>
                 <w:sz w:val="24"/>
+                <w:szCs w:val="24"/>
                 <w:lang w:eastAsia="zh-CN"/>
               </w:rPr>
               <w:t>□</w:t>
@@ -667,6 +748,7 @@
               <w:rPr>
                 <w:rFonts w:hint="eastAsia" w:ascii="宋体" w:hAnsi="宋体" w:eastAsia="宋体" w:cs="宋体"/>
                 <w:sz w:val="24"/>
+                <w:szCs w:val="24"/>
               </w:rPr>
               <w:t xml:space="preserve">  习题课□  练习课□  复习课□</w:t>
             </w:r>
@@ -677,6 +759,7 @@
               <w:rPr>
                 <w:rFonts w:hint="eastAsia" w:ascii="宋体" w:hAnsi="宋体" w:eastAsia="宋体" w:cs="宋体"/>
                 <w:sz w:val="24"/>
+                <w:szCs w:val="24"/>
                 <w:u w:val="single"/>
               </w:rPr>
             </w:pPr>
@@ -684,6 +767,7 @@
               <w:rPr>
                 <w:rFonts w:hint="eastAsia" w:ascii="宋体" w:hAnsi="宋体" w:eastAsia="宋体" w:cs="宋体"/>
                 <w:sz w:val="24"/>
+                <w:szCs w:val="24"/>
               </w:rPr>
               <w:t>讲评课□   自学课□  电教课□   其他</w:t>
             </w:r>
@@ -691,6 +775,7 @@
               <w:rPr>
                 <w:rFonts w:hint="eastAsia" w:ascii="宋体" w:hAnsi="宋体" w:eastAsia="宋体" w:cs="宋体"/>
                 <w:sz w:val="24"/>
+                <w:szCs w:val="24"/>
                 <w:u w:val="single"/>
               </w:rPr>
               <w:t xml:space="preserve">             </w:t>
@@ -731,12 +816,14 @@
               <w:rPr>
                 <w:rFonts w:hint="eastAsia" w:ascii="宋体" w:hAnsi="宋体" w:eastAsia="宋体" w:cs="宋体"/>
                 <w:sz w:val="24"/>
+                <w:szCs w:val="24"/>
               </w:rPr>
             </w:pPr>
             <w:r>
               <w:rPr>
                 <w:rFonts w:hint="eastAsia" w:ascii="宋体" w:hAnsi="宋体" w:eastAsia="宋体" w:cs="宋体"/>
                 <w:sz w:val="24"/>
+                <w:szCs w:val="24"/>
               </w:rPr>
               <w:t>教学方法：讲授</w:t>
             </w:r>
@@ -744,6 +831,7 @@
               <w:rPr>
                 <w:rFonts w:hint="eastAsia" w:ascii="宋体" w:hAnsi="宋体" w:eastAsia="宋体" w:cs="宋体"/>
                 <w:sz w:val="24"/>
+                <w:szCs w:val="24"/>
                 <w:lang w:eastAsia="zh-CN"/>
               </w:rPr>
               <w:t>☑</w:t>
@@ -752,6 +840,7 @@
               <w:rPr>
                 <w:rFonts w:hint="eastAsia" w:ascii="宋体" w:hAnsi="宋体" w:eastAsia="宋体" w:cs="宋体"/>
                 <w:sz w:val="24"/>
+                <w:szCs w:val="24"/>
               </w:rPr>
               <w:t xml:space="preserve">  自学指导□  演示</w:t>
             </w:r>
@@ -759,6 +848,7 @@
               <w:rPr>
                 <w:rFonts w:hint="eastAsia" w:ascii="宋体" w:hAnsi="宋体" w:eastAsia="宋体" w:cs="宋体"/>
                 <w:sz w:val="24"/>
+                <w:szCs w:val="24"/>
                 <w:lang w:eastAsia="zh-CN"/>
               </w:rPr>
               <w:t>☑</w:t>
@@ -767,6 +857,7 @@
               <w:rPr>
                 <w:rFonts w:hint="eastAsia" w:ascii="宋体" w:hAnsi="宋体" w:eastAsia="宋体" w:cs="宋体"/>
                 <w:sz w:val="24"/>
+                <w:szCs w:val="24"/>
               </w:rPr>
               <w:t xml:space="preserve">  实验</w:t>
             </w:r>
@@ -774,6 +865,7 @@
               <w:rPr>
                 <w:rFonts w:hint="eastAsia" w:ascii="宋体" w:hAnsi="宋体" w:eastAsia="宋体" w:cs="宋体"/>
                 <w:sz w:val="24"/>
+                <w:szCs w:val="24"/>
                 <w:lang w:eastAsia="zh-CN"/>
               </w:rPr>
               <w:t>☑</w:t>
@@ -782,6 +874,7 @@
               <w:rPr>
                 <w:rFonts w:hint="eastAsia" w:ascii="宋体" w:hAnsi="宋体" w:eastAsia="宋体" w:cs="宋体"/>
                 <w:sz w:val="24"/>
+                <w:szCs w:val="24"/>
               </w:rPr>
               <w:t xml:space="preserve">  实习指导□  设计□  试听□  参观□</w:t>
             </w:r>
@@ -792,6 +885,7 @@
               <w:rPr>
                 <w:rFonts w:hint="eastAsia" w:ascii="宋体" w:hAnsi="宋体" w:eastAsia="宋体" w:cs="宋体"/>
                 <w:sz w:val="24"/>
+                <w:szCs w:val="24"/>
                 <w:u w:val="single"/>
               </w:rPr>
             </w:pPr>
@@ -799,6 +893,7 @@
               <w:rPr>
                 <w:rFonts w:hint="eastAsia" w:ascii="宋体" w:hAnsi="宋体" w:eastAsia="宋体" w:cs="宋体"/>
                 <w:sz w:val="24"/>
+                <w:szCs w:val="24"/>
               </w:rPr>
               <w:t>案例□   练习□   角色扮演□   启发□   其他</w:t>
             </w:r>
@@ -806,6 +901,7 @@
               <w:rPr>
                 <w:rFonts w:hint="eastAsia" w:ascii="宋体" w:hAnsi="宋体" w:eastAsia="宋体" w:cs="宋体"/>
                 <w:sz w:val="24"/>
+                <w:szCs w:val="24"/>
                 <w:u w:val="single"/>
               </w:rPr>
               <w:t xml:space="preserve">               </w:t>
@@ -846,12 +942,14 @@
               <w:rPr>
                 <w:rFonts w:hint="eastAsia" w:ascii="宋体" w:hAnsi="宋体" w:eastAsia="宋体" w:cs="宋体"/>
                 <w:sz w:val="24"/>
+                <w:szCs w:val="24"/>
               </w:rPr>
             </w:pPr>
             <w:r>
               <w:rPr>
                 <w:rFonts w:hint="eastAsia" w:ascii="宋体" w:hAnsi="宋体" w:eastAsia="宋体" w:cs="宋体"/>
                 <w:sz w:val="24"/>
+                <w:szCs w:val="24"/>
               </w:rPr>
               <w:t>教学材料：多媒体</w:t>
             </w:r>
@@ -859,6 +957,7 @@
               <w:rPr>
                 <w:rFonts w:hint="eastAsia" w:ascii="宋体" w:hAnsi="宋体" w:eastAsia="宋体" w:cs="宋体"/>
                 <w:sz w:val="24"/>
+                <w:szCs w:val="24"/>
                 <w:lang w:eastAsia="zh-CN"/>
               </w:rPr>
               <w:t>☑</w:t>
@@ -867,6 +966,7 @@
               <w:rPr>
                 <w:rFonts w:hint="eastAsia" w:ascii="宋体" w:hAnsi="宋体" w:eastAsia="宋体" w:cs="宋体"/>
                 <w:sz w:val="24"/>
+                <w:szCs w:val="24"/>
               </w:rPr>
               <w:t xml:space="preserve">   模型□   仪器□   实物□   标本□   挂图□   音像□  </w:t>
             </w:r>
@@ -877,6 +977,7 @@
               <w:rPr>
                 <w:rFonts w:hint="eastAsia" w:ascii="宋体" w:hAnsi="宋体" w:eastAsia="宋体" w:cs="宋体"/>
                 <w:sz w:val="24"/>
+                <w:szCs w:val="24"/>
                 <w:u w:val="single"/>
               </w:rPr>
             </w:pPr>
@@ -884,6 +985,7 @@
               <w:rPr>
                 <w:rFonts w:hint="eastAsia" w:ascii="宋体" w:hAnsi="宋体" w:eastAsia="宋体" w:cs="宋体"/>
                 <w:sz w:val="24"/>
+                <w:szCs w:val="24"/>
               </w:rPr>
               <w:t xml:space="preserve">其他 </w:t>
             </w:r>
@@ -891,6 +993,7 @@
               <w:rPr>
                 <w:rFonts w:hint="eastAsia" w:ascii="宋体" w:hAnsi="宋体" w:eastAsia="宋体" w:cs="宋体"/>
                 <w:sz w:val="24"/>
+                <w:szCs w:val="24"/>
                 <w:u w:val="single"/>
               </w:rPr>
               <w:t xml:space="preserve">               </w:t>
@@ -933,12 +1036,14 @@
               <w:rPr>
                 <w:rFonts w:hint="eastAsia" w:ascii="宋体" w:hAnsi="宋体" w:eastAsia="宋体" w:cs="宋体"/>
                 <w:sz w:val="24"/>
+                <w:szCs w:val="24"/>
               </w:rPr>
             </w:pPr>
             <w:r>
               <w:rPr>
                 <w:rFonts w:hint="eastAsia" w:ascii="宋体" w:hAnsi="宋体" w:eastAsia="宋体" w:cs="宋体"/>
                 <w:sz w:val="24"/>
+                <w:szCs w:val="24"/>
               </w:rPr>
               <w:t>教学目标：</w:t>
             </w:r>
@@ -956,6 +1061,7 @@
                 <w:rFonts w:hint="eastAsia" w:ascii="宋体" w:hAnsi="宋体" w:eastAsia="宋体" w:cs="宋体"/>
                 <w:color w:val="auto"/>
                 <w:sz w:val="24"/>
+                <w:szCs w:val="24"/>
                 <w:lang w:val="en-US" w:eastAsia="zh-CN"/>
               </w:rPr>
             </w:pPr>
@@ -964,15 +1070,22 @@
                 <w:rFonts w:hint="eastAsia" w:ascii="宋体" w:hAnsi="宋体" w:eastAsia="宋体" w:cs="宋体"/>
                 <w:color w:val="auto"/>
                 <w:sz w:val="24"/>
+                <w:szCs w:val="24"/>
                 <w:lang w:val="en-US" w:eastAsia="zh-CN"/>
               </w:rPr>
               <w:t>（一）知识目标</w:t>
             </w:r>
             <w:r>
+              <w:rPr>
+                <w:rFonts w:hint="eastAsia" w:ascii="宋体" w:hAnsi="宋体" w:eastAsia="宋体" w:cs="宋体"/>
+                <w:sz w:val="24"/>
+                <w:szCs w:val="24"/>
+              </w:rPr>
               <w:br w:type="textWrapping"/>
             </w:r>
             <w:r>
               <w:rPr>
+                <w:rFonts w:hint="eastAsia" w:ascii="宋体" w:hAnsi="宋体" w:eastAsia="宋体" w:cs="宋体"/>
                 <w:sz w:val="24"/>
                 <w:szCs w:val="24"/>
               </w:rPr>
@@ -980,6 +1093,7 @@
             </w:r>
             <w:r>
               <w:rPr>
+                <w:rFonts w:hint="eastAsia" w:ascii="宋体" w:hAnsi="宋体" w:eastAsia="宋体" w:cs="宋体"/>
                 <w:sz w:val="24"/>
                 <w:szCs w:val="24"/>
               </w:rPr>
@@ -987,6 +1101,7 @@
             </w:r>
             <w:r>
               <w:rPr>
+                <w:rFonts w:hint="eastAsia" w:ascii="宋体" w:hAnsi="宋体" w:eastAsia="宋体" w:cs="宋体"/>
                 <w:sz w:val="24"/>
                 <w:szCs w:val="24"/>
               </w:rPr>
@@ -994,6 +1109,7 @@
             </w:r>
             <w:r>
               <w:rPr>
+                <w:rFonts w:hint="eastAsia" w:ascii="宋体" w:hAnsi="宋体" w:eastAsia="宋体" w:cs="宋体"/>
                 <w:sz w:val="24"/>
                 <w:szCs w:val="24"/>
               </w:rPr>
@@ -1004,15 +1120,22 @@
                 <w:rFonts w:hint="eastAsia" w:ascii="宋体" w:hAnsi="宋体" w:eastAsia="宋体" w:cs="宋体"/>
                 <w:color w:val="auto"/>
                 <w:sz w:val="24"/>
+                <w:szCs w:val="24"/>
                 <w:lang w:val="en-US" w:eastAsia="zh-CN"/>
               </w:rPr>
               <w:t xml:space="preserve">（二）能力目标 </w:t>
             </w:r>
             <w:r>
+              <w:rPr>
+                <w:rFonts w:hint="eastAsia" w:ascii="宋体" w:hAnsi="宋体" w:eastAsia="宋体" w:cs="宋体"/>
+                <w:sz w:val="24"/>
+                <w:szCs w:val="24"/>
+              </w:rPr>
               <w:br w:type="textWrapping"/>
             </w:r>
             <w:r>
               <w:rPr>
+                <w:rFonts w:hint="eastAsia" w:ascii="宋体" w:hAnsi="宋体" w:eastAsia="宋体" w:cs="宋体"/>
                 <w:sz w:val="24"/>
                 <w:szCs w:val="24"/>
               </w:rPr>
@@ -1020,6 +1143,7 @@
             </w:r>
             <w:r>
               <w:rPr>
+                <w:rFonts w:hint="eastAsia" w:ascii="宋体" w:hAnsi="宋体" w:eastAsia="宋体" w:cs="宋体"/>
                 <w:sz w:val="24"/>
                 <w:szCs w:val="24"/>
               </w:rPr>
@@ -1027,12 +1151,18 @@
             </w:r>
             <w:r>
               <w:rPr>
+                <w:rFonts w:hint="eastAsia" w:ascii="宋体" w:hAnsi="宋体" w:eastAsia="宋体" w:cs="宋体"/>
                 <w:sz w:val="24"/>
                 <w:szCs w:val="24"/>
               </w:rPr>
               <w:t>{% endfor %}</w:t>
             </w:r>
             <w:r>
+              <w:rPr>
+                <w:rFonts w:hint="eastAsia" w:ascii="宋体" w:hAnsi="宋体" w:eastAsia="宋体" w:cs="宋体"/>
+                <w:sz w:val="24"/>
+                <w:szCs w:val="24"/>
+              </w:rPr>
               <w:br w:type="textWrapping"/>
             </w:r>
             <w:r>
@@ -1040,15 +1170,22 @@
                 <w:rFonts w:hint="eastAsia" w:ascii="宋体" w:hAnsi="宋体" w:eastAsia="宋体" w:cs="宋体"/>
                 <w:color w:val="auto"/>
                 <w:sz w:val="24"/>
+                <w:szCs w:val="24"/>
                 <w:lang w:val="en-US" w:eastAsia="zh-CN"/>
               </w:rPr>
               <w:t xml:space="preserve">（三）素质目标 </w:t>
             </w:r>
             <w:r>
+              <w:rPr>
+                <w:rFonts w:hint="eastAsia" w:ascii="宋体" w:hAnsi="宋体" w:eastAsia="宋体" w:cs="宋体"/>
+                <w:sz w:val="24"/>
+                <w:szCs w:val="24"/>
+              </w:rPr>
               <w:br w:type="textWrapping"/>
             </w:r>
             <w:r>
               <w:rPr>
+                <w:rFonts w:hint="eastAsia" w:ascii="宋体" w:hAnsi="宋体" w:eastAsia="宋体" w:cs="宋体"/>
                 <w:sz w:val="24"/>
                 <w:szCs w:val="24"/>
               </w:rPr>
@@ -1056,6 +1193,7 @@
             </w:r>
             <w:r>
               <w:rPr>
+                <w:rFonts w:hint="eastAsia" w:ascii="宋体" w:hAnsi="宋体" w:eastAsia="宋体" w:cs="宋体"/>
                 <w:sz w:val="24"/>
                 <w:szCs w:val="24"/>
               </w:rPr>
@@ -1063,6 +1201,7 @@
             </w:r>
             <w:r>
               <w:rPr>
+                <w:rFonts w:hint="eastAsia" w:ascii="宋体" w:hAnsi="宋体" w:eastAsia="宋体" w:cs="宋体"/>
                 <w:sz w:val="24"/>
                 <w:szCs w:val="24"/>
               </w:rPr>
@@ -1106,12 +1245,14 @@
               <w:rPr>
                 <w:rFonts w:hint="eastAsia" w:ascii="宋体" w:hAnsi="宋体" w:eastAsia="宋体" w:cs="宋体"/>
                 <w:sz w:val="24"/>
+                <w:szCs w:val="24"/>
               </w:rPr>
             </w:pPr>
             <w:r>
               <w:rPr>
                 <w:rFonts w:hint="eastAsia" w:ascii="宋体" w:hAnsi="宋体" w:eastAsia="宋体" w:cs="宋体"/>
                 <w:sz w:val="24"/>
+                <w:szCs w:val="24"/>
               </w:rPr>
               <w:t>教学重点、难点：</w:t>
             </w:r>
@@ -1125,14 +1266,14 @@
               <w:spacing w:line="360" w:lineRule="auto"/>
               <w:jc w:val="left"/>
               <w:rPr>
-                <w:rFonts w:hint="eastAsia"/>
+                <w:rFonts w:hint="eastAsia" w:ascii="宋体" w:hAnsi="宋体" w:eastAsia="宋体" w:cs="宋体"/>
                 <w:sz w:val="24"/>
                 <w:szCs w:val="24"/>
               </w:rPr>
             </w:pPr>
             <w:r>
               <w:rPr>
-                <w:rFonts w:hint="eastAsia"/>
+                <w:rFonts w:hint="eastAsia" w:ascii="宋体" w:hAnsi="宋体" w:eastAsia="宋体" w:cs="宋体"/>
                 <w:sz w:val="24"/>
                 <w:szCs w:val="24"/>
               </w:rPr>
@@ -1148,14 +1289,14 @@
               <w:spacing w:line="360" w:lineRule="auto"/>
               <w:jc w:val="left"/>
               <w:rPr>
-                <w:rFonts w:hint="eastAsia"/>
+                <w:rFonts w:hint="eastAsia" w:ascii="宋体" w:hAnsi="宋体" w:eastAsia="宋体" w:cs="宋体"/>
                 <w:sz w:val="24"/>
                 <w:szCs w:val="24"/>
               </w:rPr>
             </w:pPr>
             <w:r>
               <w:rPr>
-                <w:rFonts w:hint="eastAsia"/>
+                <w:rFonts w:hint="eastAsia" w:ascii="宋体" w:hAnsi="宋体" w:eastAsia="宋体" w:cs="宋体"/>
                 <w:sz w:val="24"/>
                 <w:szCs w:val="24"/>
               </w:rPr>
@@ -1171,14 +1312,14 @@
               <w:spacing w:line="360" w:lineRule="auto"/>
               <w:jc w:val="left"/>
               <w:rPr>
-                <w:rFonts w:hint="eastAsia"/>
+                <w:rFonts w:hint="eastAsia" w:ascii="宋体" w:hAnsi="宋体" w:eastAsia="宋体" w:cs="宋体"/>
                 <w:sz w:val="24"/>
                 <w:szCs w:val="24"/>
               </w:rPr>
             </w:pPr>
             <w:r>
               <w:rPr>
-                <w:rFonts w:hint="eastAsia"/>
+                <w:rFonts w:hint="eastAsia" w:ascii="宋体" w:hAnsi="宋体" w:eastAsia="宋体" w:cs="宋体"/>
                 <w:sz w:val="24"/>
                 <w:szCs w:val="24"/>
               </w:rPr>
@@ -1194,14 +1335,15 @@
               <w:spacing w:line="360" w:lineRule="auto"/>
               <w:jc w:val="left"/>
               <w:rPr>
-                <w:rFonts w:hint="default" w:ascii="宋体" w:hAnsi="宋体" w:eastAsia="宋体" w:cs="宋体"/>
-                <w:sz w:val="24"/>
+                <w:rFonts w:hint="eastAsia" w:ascii="宋体" w:hAnsi="宋体" w:eastAsia="宋体" w:cs="宋体"/>
+                <w:sz w:val="24"/>
+                <w:szCs w:val="24"/>
                 <w:lang w:val="en-US"/>
               </w:rPr>
             </w:pPr>
             <w:r>
               <w:rPr>
-                <w:rFonts w:hint="eastAsia"/>
+                <w:rFonts w:hint="eastAsia" w:ascii="宋体" w:hAnsi="宋体" w:eastAsia="宋体" w:cs="宋体"/>
                 <w:sz w:val="24"/>
                 <w:szCs w:val="24"/>
               </w:rPr>
@@ -1245,12 +1387,14 @@
               <w:rPr>
                 <w:rFonts w:hint="eastAsia" w:ascii="宋体" w:hAnsi="宋体" w:eastAsia="宋体" w:cs="宋体"/>
                 <w:sz w:val="24"/>
+                <w:szCs w:val="24"/>
               </w:rPr>
             </w:pPr>
             <w:r>
               <w:rPr>
                 <w:rFonts w:hint="eastAsia" w:ascii="宋体" w:hAnsi="宋体" w:eastAsia="宋体" w:cs="宋体"/>
                 <w:sz w:val="24"/>
+                <w:szCs w:val="24"/>
               </w:rPr>
               <w:t>参考书目及资料、网络资源等：</w:t>
             </w:r>
@@ -1275,6 +1419,7 @@
               <w:rPr>
                 <w:rFonts w:hint="eastAsia" w:ascii="宋体" w:hAnsi="宋体" w:eastAsia="宋体" w:cs="宋体"/>
                 <w:sz w:val="24"/>
+                <w:szCs w:val="24"/>
               </w:rPr>
               <w:t>参考书目</w:t>
             </w:r>
@@ -1282,11 +1427,17 @@
               <w:rPr>
                 <w:rFonts w:hint="eastAsia" w:ascii="宋体" w:hAnsi="宋体" w:eastAsia="宋体" w:cs="宋体"/>
                 <w:sz w:val="24"/>
+                <w:szCs w:val="24"/>
                 <w:lang w:eastAsia="zh-CN"/>
               </w:rPr>
               <w:t>：</w:t>
             </w:r>
             <w:r>
+              <w:rPr>
+                <w:rFonts w:hint="eastAsia" w:ascii="宋体" w:hAnsi="宋体" w:eastAsia="宋体" w:cs="宋体"/>
+                <w:sz w:val="24"/>
+                <w:szCs w:val="24"/>
+              </w:rPr>
               <w:t>{{references}}</w:t>
             </w:r>
           </w:p>
@@ -1295,8 +1446,9 @@
               <w:spacing w:line="360" w:lineRule="auto"/>
               <w:jc w:val="left"/>
               <w:rPr>
-                <w:rFonts w:hint="default" w:ascii="宋体" w:hAnsi="宋体" w:eastAsia="宋体" w:cs="宋体"/>
-                <w:sz w:val="24"/>
+                <w:rFonts w:hint="eastAsia" w:ascii="宋体" w:hAnsi="宋体" w:eastAsia="宋体" w:cs="宋体"/>
+                <w:sz w:val="24"/>
+                <w:szCs w:val="24"/>
                 <w:lang w:val="en-US" w:eastAsia="zh-CN"/>
               </w:rPr>
             </w:pPr>
@@ -1394,7 +1546,7 @@
               <w:spacing w:line="360" w:lineRule="auto"/>
               <w:jc w:val="left"/>
               <w:rPr>
-                <w:rFonts w:hint="default" w:ascii="宋体" w:hAnsi="宋体" w:eastAsia="宋体" w:cs="宋体"/>
+                <w:rFonts w:hint="eastAsia" w:ascii="宋体" w:hAnsi="宋体" w:eastAsia="宋体" w:cs="宋体"/>
                 <w:i w:val="0"/>
                 <w:iCs w:val="0"/>
                 <w:caps w:val="0"/>
@@ -1407,7 +1559,7 @@
             </w:pPr>
             <w:r>
               <w:rPr>
-                <w:rFonts w:hint="default" w:ascii="宋体" w:hAnsi="宋体" w:eastAsia="宋体" w:cs="宋体"/>
+                <w:rFonts w:hint="eastAsia" w:ascii="宋体" w:hAnsi="宋体" w:eastAsia="宋体" w:cs="宋体"/>
                 <w:i w:val="0"/>
                 <w:iCs w:val="0"/>
                 <w:caps w:val="0"/>
@@ -1417,7 +1569,23 @@
                 <w:shd w:val="clear" w:color="auto" w:fill="auto"/>
                 <w:lang w:val="en-US" w:eastAsia="zh-CN"/>
               </w:rPr>
-              <w:t>{{ideological_political}}</w:t>
+              <w:t>{{ideological_p</w:t>
+            </w:r>
+            <w:bookmarkStart w:id="0" w:name="_GoBack"/>
+            <w:bookmarkEnd w:id="0"/>
+            <w:r>
+              <w:rPr>
+                <w:rFonts w:hint="eastAsia" w:ascii="宋体" w:hAnsi="宋体" w:eastAsia="宋体" w:cs="宋体"/>
+                <w:i w:val="0"/>
+                <w:iCs w:val="0"/>
+                <w:caps w:val="0"/>
+                <w:spacing w:val="0"/>
+                <w:sz w:val="24"/>
+                <w:szCs w:val="24"/>
+                <w:shd w:val="clear" w:color="auto" w:fill="auto"/>
+                <w:lang w:val="en-US" w:eastAsia="zh-CN"/>
+              </w:rPr>
+              <w:t>olitical}}</w:t>
             </w:r>
           </w:p>
         </w:tc>
@@ -1456,12 +1624,14 @@
               <w:rPr>
                 <w:rFonts w:hint="eastAsia" w:ascii="宋体" w:hAnsi="宋体" w:eastAsia="宋体" w:cs="宋体"/>
                 <w:sz w:val="24"/>
+                <w:szCs w:val="24"/>
               </w:rPr>
             </w:pPr>
             <w:r>
               <w:rPr>
                 <w:rFonts w:hint="eastAsia" w:ascii="宋体" w:hAnsi="宋体" w:eastAsia="宋体" w:cs="宋体"/>
                 <w:sz w:val="24"/>
+                <w:szCs w:val="24"/>
               </w:rPr>
               <w:t>教学反思：</w:t>
             </w:r>
@@ -1472,12 +1642,14 @@
               <w:rPr>
                 <w:rFonts w:hint="eastAsia" w:ascii="宋体" w:hAnsi="宋体" w:eastAsia="宋体" w:cs="宋体"/>
                 <w:sz w:val="24"/>
+                <w:szCs w:val="24"/>
               </w:rPr>
             </w:pPr>
             <w:r>
               <w:rPr>
                 <w:rFonts w:hint="eastAsia" w:ascii="宋体" w:hAnsi="宋体" w:eastAsia="宋体" w:cs="宋体"/>
                 <w:sz w:val="24"/>
+                <w:szCs w:val="24"/>
               </w:rPr>
               <w:t>{{reflection}}</w:t>
             </w:r>
@@ -1491,7 +1663,7 @@
         <w:ind w:right="105"/>
         <w:jc w:val="both"/>
         <w:rPr>
-          <w:rFonts w:hint="default" w:ascii="宋体" w:hAnsi="宋体" w:eastAsia="宋体" w:cs="宋体"/>
+          <w:rFonts w:hint="eastAsia" w:ascii="宋体" w:hAnsi="宋体" w:eastAsia="宋体" w:cs="宋体"/>
           <w:i w:val="0"/>
           <w:iCs w:val="0"/>
           <w:caps w:val="0"/>
@@ -1510,7 +1682,7 @@
         <w:ind w:right="105"/>
         <w:jc w:val="both"/>
         <w:rPr>
-          <w:rFonts w:hint="default" w:ascii="宋体" w:hAnsi="宋体" w:eastAsia="宋体" w:cs="宋体"/>
+          <w:rFonts w:hint="eastAsia" w:ascii="宋体" w:hAnsi="宋体" w:eastAsia="宋体" w:cs="宋体"/>
           <w:i w:val="0"/>
           <w:iCs w:val="0"/>
           <w:caps w:val="0"/>
@@ -1529,7 +1701,7 @@
         <w:ind w:right="105"/>
         <w:jc w:val="both"/>
         <w:rPr>
-          <w:rFonts w:hint="default" w:ascii="宋体" w:hAnsi="宋体" w:eastAsia="宋体" w:cs="宋体"/>
+          <w:rFonts w:hint="eastAsia" w:ascii="宋体" w:hAnsi="宋体" w:eastAsia="宋体" w:cs="宋体"/>
           <w:i w:val="0"/>
           <w:iCs w:val="0"/>
           <w:caps w:val="0"/>
@@ -1548,7 +1720,7 @@
         <w:ind w:right="105"/>
         <w:jc w:val="both"/>
         <w:rPr>
-          <w:rFonts w:hint="default" w:ascii="宋体" w:hAnsi="宋体" w:eastAsia="宋体" w:cs="宋体"/>
+          <w:rFonts w:hint="eastAsia" w:ascii="宋体" w:hAnsi="宋体" w:eastAsia="宋体" w:cs="宋体"/>
           <w:i w:val="0"/>
           <w:iCs w:val="0"/>
           <w:caps w:val="0"/>
@@ -1740,7 +1912,7 @@
               <w:spacing w:before="120" w:after="31"/>
               <w:jc w:val="both"/>
               <w:rPr>
-                <w:rFonts w:hint="default" w:ascii="宋体" w:hAnsi="宋体" w:eastAsia="宋体" w:cs="宋体"/>
+                <w:rFonts w:hint="eastAsia" w:ascii="宋体" w:hAnsi="宋体" w:eastAsia="宋体" w:cs="宋体"/>
                 <w:i w:val="0"/>
                 <w:iCs w:val="0"/>
                 <w:caps w:val="0"/>
@@ -1837,7 +2009,7 @@
               <w:spacing w:before="120" w:after="31" w:line="360" w:lineRule="auto"/>
               <w:ind w:left="180"/>
               <w:rPr>
-                <w:rFonts w:hint="default" w:ascii="宋体" w:hAnsi="宋体" w:eastAsia="宋体" w:cs="宋体"/>
+                <w:rFonts w:hint="eastAsia" w:ascii="宋体" w:hAnsi="宋体" w:eastAsia="宋体" w:cs="宋体"/>
                 <w:i w:val="0"/>
                 <w:iCs w:val="0"/>
                 <w:caps w:val="0"/>
@@ -1907,7 +2079,7 @@
               <w:spacing w:before="120" w:after="31"/>
               <w:jc w:val="both"/>
               <w:rPr>
-                <w:rFonts w:hint="default" w:ascii="宋体" w:hAnsi="宋体" w:eastAsia="宋体" w:cs="宋体"/>
+                <w:rFonts w:hint="eastAsia" w:ascii="宋体" w:hAnsi="宋体" w:eastAsia="宋体" w:cs="宋体"/>
                 <w:i w:val="0"/>
                 <w:iCs w:val="0"/>
                 <w:caps w:val="0"/>
@@ -2004,7 +2176,7 @@
               <w:spacing w:before="120" w:after="31" w:line="360" w:lineRule="auto"/>
               <w:ind w:left="180"/>
               <w:rPr>
-                <w:rFonts w:hint="default" w:ascii="宋体" w:hAnsi="宋体" w:eastAsia="宋体" w:cs="宋体"/>
+                <w:rFonts w:hint="eastAsia" w:ascii="宋体" w:hAnsi="宋体" w:eastAsia="宋体" w:cs="宋体"/>
                 <w:i w:val="0"/>
                 <w:iCs w:val="0"/>
                 <w:caps w:val="0"/>
@@ -2109,7 +2281,7 @@
               <w:spacing w:before="120" w:after="31"/>
               <w:jc w:val="both"/>
               <w:rPr>
-                <w:rFonts w:hint="default" w:ascii="宋体" w:hAnsi="宋体" w:eastAsia="宋体" w:cs="宋体"/>
+                <w:rFonts w:hint="eastAsia" w:ascii="宋体" w:hAnsi="宋体" w:eastAsia="宋体" w:cs="宋体"/>
                 <w:i w:val="0"/>
                 <w:iCs w:val="0"/>
                 <w:caps w:val="0"/>
@@ -2156,7 +2328,7 @@
               <w:spacing w:before="120" w:after="31" w:line="360" w:lineRule="auto"/>
               <w:ind w:left="180"/>
               <w:rPr>
-                <w:rFonts w:hint="default" w:ascii="宋体" w:hAnsi="宋体" w:eastAsia="宋体" w:cs="宋体"/>
+                <w:rFonts w:hint="eastAsia" w:ascii="宋体" w:hAnsi="宋体" w:eastAsia="宋体" w:cs="宋体"/>
                 <w:i w:val="0"/>
                 <w:iCs w:val="0"/>
                 <w:caps w:val="0"/>
@@ -2171,7 +2343,7 @@
             </w:pPr>
             <w:r>
               <w:rPr>
-                <w:rFonts w:hint="default" w:ascii="宋体" w:hAnsi="宋体" w:eastAsia="宋体" w:cs="宋体"/>
+                <w:rFonts w:hint="eastAsia" w:ascii="宋体" w:hAnsi="宋体" w:eastAsia="宋体" w:cs="宋体"/>
                 <w:i w:val="0"/>
                 <w:iCs w:val="0"/>
                 <w:caps w:val="0"/>
@@ -2192,7 +2364,7 @@
               <w:spacing w:before="120" w:after="31" w:line="360" w:lineRule="auto"/>
               <w:ind w:left="180"/>
               <w:rPr>
-                <w:rFonts w:hint="default" w:ascii="宋体" w:hAnsi="宋体" w:eastAsia="宋体" w:cs="宋体"/>
+                <w:rFonts w:hint="eastAsia" w:ascii="宋体" w:hAnsi="宋体" w:eastAsia="宋体" w:cs="宋体"/>
                 <w:i w:val="0"/>
                 <w:iCs w:val="0"/>
                 <w:caps w:val="0"/>
@@ -2212,7 +2384,7 @@
               <w:spacing w:before="120" w:after="31" w:line="360" w:lineRule="auto"/>
               <w:ind w:left="180"/>
               <w:rPr>
-                <w:rFonts w:hint="default" w:ascii="宋体" w:hAnsi="宋体" w:eastAsia="宋体" w:cs="宋体"/>
+                <w:rFonts w:hint="eastAsia" w:ascii="宋体" w:hAnsi="宋体" w:eastAsia="宋体" w:cs="宋体"/>
                 <w:i w:val="0"/>
                 <w:iCs w:val="0"/>
                 <w:caps w:val="0"/>
@@ -2227,7 +2399,7 @@
             </w:pPr>
             <w:r>
               <w:rPr>
-                <w:rFonts w:hint="default" w:ascii="宋体" w:hAnsi="宋体" w:eastAsia="宋体" w:cs="宋体"/>
+                <w:rFonts w:hint="eastAsia" w:ascii="宋体" w:hAnsi="宋体" w:eastAsia="宋体" w:cs="宋体"/>
                 <w:i w:val="0"/>
                 <w:iCs w:val="0"/>
                 <w:caps w:val="0"/>
@@ -2322,7 +2494,7 @@
               <w:spacing w:before="120" w:after="31"/>
               <w:jc w:val="both"/>
               <w:rPr>
-                <w:rFonts w:hint="default" w:ascii="宋体" w:hAnsi="宋体" w:eastAsia="宋体" w:cs="宋体"/>
+                <w:rFonts w:hint="eastAsia" w:ascii="宋体" w:hAnsi="宋体" w:eastAsia="宋体" w:cs="宋体"/>
                 <w:b w:val="0"/>
                 <w:i w:val="0"/>
                 <w:iCs w:val="0"/>
@@ -2370,7 +2542,7 @@
           <w:p>
             <w:pPr>
               <w:rPr>
-                <w:rFonts w:hint="default" w:ascii="宋体" w:hAnsi="宋体" w:eastAsia="宋体" w:cs="宋体"/>
+                <w:rFonts w:hint="eastAsia" w:ascii="宋体" w:hAnsi="宋体" w:eastAsia="宋体" w:cs="宋体"/>
                 <w:i w:val="0"/>
                 <w:iCs w:val="0"/>
                 <w:caps w:val="0"/>
@@ -2384,6 +2556,7 @@
             </w:pPr>
             <w:r>
               <w:rPr>
+                <w:rFonts w:hint="eastAsia" w:ascii="宋体" w:hAnsi="宋体" w:eastAsia="宋体" w:cs="宋体"/>
                 <w:sz w:val="24"/>
                 <w:szCs w:val="24"/>
               </w:rPr>
@@ -2391,6 +2564,7 @@
             </w:r>
             <w:r>
               <w:rPr>
+                <w:rFonts w:hint="eastAsia" w:ascii="宋体" w:hAnsi="宋体" w:eastAsia="宋体" w:cs="宋体"/>
                 <w:sz w:val="24"/>
                 <w:szCs w:val="24"/>
               </w:rPr>
@@ -2398,6 +2572,7 @@
             </w:r>
             <w:r>
               <w:rPr>
+                <w:rFonts w:hint="eastAsia" w:ascii="宋体" w:hAnsi="宋体" w:eastAsia="宋体" w:cs="宋体"/>
                 <w:sz w:val="24"/>
                 <w:szCs w:val="24"/>
               </w:rPr>
@@ -2405,6 +2580,7 @@
             </w:r>
             <w:r>
               <w:rPr>
+                <w:rFonts w:hint="eastAsia" w:ascii="宋体" w:hAnsi="宋体" w:eastAsia="宋体" w:cs="宋体"/>
                 <w:sz w:val="24"/>
                 <w:szCs w:val="24"/>
               </w:rPr>
@@ -2607,7 +2783,7 @@
               <w:jc w:val="both"/>
               <w:textAlignment w:val="auto"/>
               <w:rPr>
-                <w:rFonts w:hint="default" w:ascii="宋体" w:hAnsi="宋体" w:eastAsia="宋体" w:cs="宋体"/>
+                <w:rFonts w:hint="eastAsia" w:ascii="宋体" w:hAnsi="宋体" w:eastAsia="宋体" w:cs="宋体"/>
                 <w:b w:val="0"/>
                 <w:i w:val="0"/>
                 <w:iCs w:val="0"/>
@@ -2653,7 +2829,7 @@
           <w:p>
             <w:pPr>
               <w:rPr>
-                <w:rFonts w:hint="default" w:ascii="宋体" w:hAnsi="宋体" w:eastAsia="宋体" w:cs="宋体"/>
+                <w:rFonts w:hint="eastAsia" w:ascii="宋体" w:hAnsi="宋体" w:eastAsia="宋体" w:cs="宋体"/>
                 <w:i w:val="0"/>
                 <w:iCs w:val="0"/>
                 <w:caps w:val="0"/>
@@ -2667,6 +2843,7 @@
             </w:pPr>
             <w:r>
               <w:rPr>
+                <w:rFonts w:hint="eastAsia" w:ascii="宋体" w:hAnsi="宋体" w:eastAsia="宋体" w:cs="宋体"/>
                 <w:sz w:val="24"/>
                 <w:szCs w:val="24"/>
               </w:rPr>
@@ -2674,6 +2851,7 @@
             </w:r>
             <w:r>
               <w:rPr>
+                <w:rFonts w:hint="eastAsia" w:ascii="宋体" w:hAnsi="宋体" w:eastAsia="宋体" w:cs="宋体"/>
                 <w:sz w:val="24"/>
                 <w:szCs w:val="24"/>
               </w:rPr>
@@ -2681,6 +2859,7 @@
             </w:r>
             <w:r>
               <w:rPr>
+                <w:rFonts w:hint="eastAsia" w:ascii="宋体" w:hAnsi="宋体" w:eastAsia="宋体" w:cs="宋体"/>
                 <w:sz w:val="24"/>
                 <w:szCs w:val="24"/>
               </w:rPr>
@@ -2688,6 +2867,7 @@
             </w:r>
             <w:r>
               <w:rPr>
+                <w:rFonts w:hint="eastAsia" w:ascii="宋体" w:hAnsi="宋体" w:eastAsia="宋体" w:cs="宋体"/>
                 <w:sz w:val="24"/>
                 <w:szCs w:val="24"/>
               </w:rPr>
@@ -2904,7 +3084,7 @@
               <w:jc w:val="both"/>
               <w:textAlignment w:val="auto"/>
               <w:rPr>
-                <w:rFonts w:hint="default" w:ascii="宋体" w:hAnsi="宋体" w:eastAsia="宋体" w:cs="宋体"/>
+                <w:rFonts w:hint="eastAsia" w:ascii="宋体" w:hAnsi="宋体" w:eastAsia="宋体" w:cs="宋体"/>
                 <w:b w:val="0"/>
                 <w:i w:val="0"/>
                 <w:iCs w:val="0"/>
@@ -2952,7 +3132,7 @@
           <w:p>
             <w:pPr>
               <w:rPr>
-                <w:rFonts w:hint="default" w:ascii="宋体" w:hAnsi="宋体" w:eastAsia="宋体" w:cs="宋体"/>
+                <w:rFonts w:hint="eastAsia" w:ascii="宋体" w:hAnsi="宋体" w:eastAsia="宋体" w:cs="宋体"/>
                 <w:i w:val="0"/>
                 <w:iCs w:val="0"/>
                 <w:caps w:val="0"/>
@@ -2966,6 +3146,7 @@
             </w:pPr>
             <w:r>
               <w:rPr>
+                <w:rFonts w:hint="eastAsia" w:ascii="宋体" w:hAnsi="宋体" w:eastAsia="宋体" w:cs="宋体"/>
                 <w:sz w:val="24"/>
                 <w:szCs w:val="24"/>
               </w:rPr>
@@ -2973,6 +3154,7 @@
             </w:r>
             <w:r>
               <w:rPr>
+                <w:rFonts w:hint="eastAsia" w:ascii="宋体" w:hAnsi="宋体" w:eastAsia="宋体" w:cs="宋体"/>
                 <w:sz w:val="24"/>
                 <w:szCs w:val="24"/>
               </w:rPr>
@@ -2980,6 +3162,7 @@
             </w:r>
             <w:r>
               <w:rPr>
+                <w:rFonts w:hint="eastAsia" w:ascii="宋体" w:hAnsi="宋体" w:eastAsia="宋体" w:cs="宋体"/>
                 <w:sz w:val="24"/>
                 <w:szCs w:val="24"/>
               </w:rPr>
@@ -2987,6 +3170,7 @@
             </w:r>
             <w:r>
               <w:rPr>
+                <w:rFonts w:hint="eastAsia" w:ascii="宋体" w:hAnsi="宋体" w:eastAsia="宋体" w:cs="宋体"/>
                 <w:sz w:val="24"/>
                 <w:szCs w:val="24"/>
               </w:rPr>
@@ -3098,7 +3282,7 @@
               <w:jc w:val="both"/>
               <w:textAlignment w:val="auto"/>
               <w:rPr>
-                <w:rFonts w:hint="default" w:ascii="宋体" w:hAnsi="宋体" w:eastAsia="宋体" w:cs="宋体"/>
+                <w:rFonts w:hint="eastAsia" w:ascii="宋体" w:hAnsi="宋体" w:eastAsia="宋体" w:cs="宋体"/>
                 <w:b w:val="0"/>
                 <w:i w:val="0"/>
                 <w:iCs w:val="0"/>
@@ -3146,7 +3330,7 @@
           <w:p>
             <w:pPr>
               <w:rPr>
-                <w:rFonts w:hint="default" w:ascii="宋体" w:hAnsi="宋体" w:eastAsia="宋体" w:cs="宋体"/>
+                <w:rFonts w:hint="eastAsia" w:ascii="宋体" w:hAnsi="宋体" w:eastAsia="宋体" w:cs="宋体"/>
                 <w:i w:val="0"/>
                 <w:iCs w:val="0"/>
                 <w:caps w:val="0"/>
@@ -3160,6 +3344,7 @@
             </w:pPr>
             <w:r>
               <w:rPr>
+                <w:rFonts w:hint="eastAsia" w:ascii="宋体" w:hAnsi="宋体" w:eastAsia="宋体" w:cs="宋体"/>
                 <w:sz w:val="24"/>
                 <w:szCs w:val="24"/>
               </w:rPr>
@@ -3167,6 +3352,7 @@
             </w:r>
             <w:r>
               <w:rPr>
+                <w:rFonts w:hint="eastAsia" w:ascii="宋体" w:hAnsi="宋体" w:eastAsia="宋体" w:cs="宋体"/>
                 <w:sz w:val="24"/>
                 <w:szCs w:val="24"/>
               </w:rPr>
@@ -3174,6 +3360,7 @@
             </w:r>
             <w:r>
               <w:rPr>
+                <w:rFonts w:hint="eastAsia" w:ascii="宋体" w:hAnsi="宋体" w:eastAsia="宋体" w:cs="宋体"/>
                 <w:sz w:val="24"/>
                 <w:szCs w:val="24"/>
               </w:rPr>
@@ -3181,6 +3368,7 @@
             </w:r>
             <w:r>
               <w:rPr>
+                <w:rFonts w:hint="eastAsia" w:ascii="宋体" w:hAnsi="宋体" w:eastAsia="宋体" w:cs="宋体"/>
                 <w:sz w:val="24"/>
                 <w:szCs w:val="24"/>
               </w:rPr>
@@ -3292,7 +3480,7 @@
               <w:jc w:val="both"/>
               <w:textAlignment w:val="auto"/>
               <w:rPr>
-                <w:rFonts w:hint="default" w:ascii="宋体" w:hAnsi="宋体" w:eastAsia="宋体" w:cs="宋体"/>
+                <w:rFonts w:hint="eastAsia" w:ascii="宋体" w:hAnsi="宋体" w:eastAsia="宋体" w:cs="宋体"/>
                 <w:b w:val="0"/>
                 <w:i w:val="0"/>
                 <w:iCs w:val="0"/>
@@ -3355,6 +3543,7 @@
             </w:pPr>
             <w:r>
               <w:rPr>
+                <w:rFonts w:hint="eastAsia" w:ascii="宋体" w:hAnsi="宋体" w:eastAsia="宋体" w:cs="宋体"/>
                 <w:sz w:val="24"/>
                 <w:szCs w:val="24"/>
               </w:rPr>
@@ -3362,6 +3551,7 @@
             </w:r>
             <w:r>
               <w:rPr>
+                <w:rFonts w:hint="eastAsia" w:ascii="宋体" w:hAnsi="宋体" w:eastAsia="宋体" w:cs="宋体"/>
                 <w:sz w:val="24"/>
                 <w:szCs w:val="24"/>
               </w:rPr>
@@ -3369,6 +3559,7 @@
             </w:r>
             <w:r>
               <w:rPr>
+                <w:rFonts w:hint="eastAsia" w:ascii="宋体" w:hAnsi="宋体" w:eastAsia="宋体" w:cs="宋体"/>
                 <w:sz w:val="24"/>
                 <w:szCs w:val="24"/>
               </w:rPr>
@@ -3376,6 +3567,7 @@
             </w:r>
             <w:r>
               <w:rPr>
+                <w:rFonts w:hint="eastAsia" w:ascii="宋体" w:hAnsi="宋体" w:eastAsia="宋体" w:cs="宋体"/>
                 <w:sz w:val="24"/>
                 <w:szCs w:val="24"/>
               </w:rPr>
@@ -3383,6 +3575,7 @@
             </w:r>
             <w:r>
               <w:rPr>
+                <w:rFonts w:hint="eastAsia" w:ascii="宋体" w:hAnsi="宋体" w:eastAsia="宋体" w:cs="宋体"/>
                 <w:sz w:val="24"/>
                 <w:szCs w:val="24"/>
               </w:rPr>
@@ -3390,6 +3583,7 @@
             </w:r>
             <w:r>
               <w:rPr>
+                <w:rFonts w:hint="eastAsia" w:ascii="宋体" w:hAnsi="宋体" w:eastAsia="宋体" w:cs="宋体"/>
                 <w:sz w:val="24"/>
                 <w:szCs w:val="24"/>
               </w:rPr>
@@ -3414,14 +3608,14 @@
         <w:bidi w:val="0"/>
         <w:adjustRightInd/>
         <w:snapToGrid/>
-        <w:ind w:right="105" w:firstLine="560" w:firstLineChars="200"/>
+        <w:ind w:right="105" w:firstLine="482" w:firstLineChars="200"/>
         <w:jc w:val="center"/>
         <w:textAlignment w:val="auto"/>
         <w:rPr>
-          <w:rFonts w:hint="eastAsia"/>
+          <w:rFonts w:hint="eastAsia" w:ascii="宋体" w:hAnsi="宋体" w:eastAsia="宋体" w:cs="宋体"/>
           <w:b/>
-          <w:sz w:val="28"/>
-          <w:szCs w:val="28"/>
+          <w:sz w:val="24"/>
+          <w:szCs w:val="24"/>
         </w:rPr>
       </w:pPr>
     </w:p>
@@ -3440,14 +3634,14 @@
         <w:bidi w:val="0"/>
         <w:adjustRightInd/>
         <w:snapToGrid/>
-        <w:ind w:right="105" w:firstLine="560" w:firstLineChars="200"/>
+        <w:ind w:right="105" w:firstLine="482" w:firstLineChars="200"/>
         <w:jc w:val="center"/>
         <w:textAlignment w:val="auto"/>
         <w:rPr>
-          <w:rFonts w:hint="eastAsia"/>
+          <w:rFonts w:hint="eastAsia" w:ascii="宋体" w:hAnsi="宋体" w:eastAsia="宋体" w:cs="宋体"/>
           <w:b/>
-          <w:sz w:val="28"/>
-          <w:szCs w:val="28"/>
+          <w:sz w:val="24"/>
+          <w:szCs w:val="24"/>
         </w:rPr>
       </w:pPr>
     </w:p>
@@ -3466,14 +3660,14 @@
         <w:bidi w:val="0"/>
         <w:adjustRightInd/>
         <w:snapToGrid/>
-        <w:ind w:right="105" w:firstLine="560" w:firstLineChars="200"/>
+        <w:ind w:right="105" w:firstLine="482" w:firstLineChars="200"/>
         <w:jc w:val="both"/>
         <w:textAlignment w:val="auto"/>
         <w:rPr>
-          <w:rFonts w:hint="eastAsia"/>
+          <w:rFonts w:hint="eastAsia" w:ascii="宋体" w:hAnsi="宋体" w:eastAsia="宋体" w:cs="宋体"/>
           <w:b/>
-          <w:sz w:val="28"/>
-          <w:szCs w:val="28"/>
+          <w:sz w:val="24"/>
+          <w:szCs w:val="24"/>
         </w:rPr>
       </w:pPr>
     </w:p>
@@ -3492,14 +3686,14 @@
         <w:bidi w:val="0"/>
         <w:adjustRightInd/>
         <w:snapToGrid/>
-        <w:ind w:right="105" w:firstLine="560" w:firstLineChars="200"/>
+        <w:ind w:right="105" w:firstLine="482" w:firstLineChars="200"/>
         <w:jc w:val="center"/>
         <w:textAlignment w:val="auto"/>
         <w:rPr>
-          <w:rFonts w:hint="eastAsia"/>
+          <w:rFonts w:hint="eastAsia" w:ascii="宋体" w:hAnsi="宋体" w:eastAsia="宋体" w:cs="宋体"/>
           <w:b/>
-          <w:sz w:val="28"/>
-          <w:szCs w:val="28"/>
+          <w:sz w:val="24"/>
+          <w:szCs w:val="24"/>
         </w:rPr>
       </w:pPr>
     </w:p>
@@ -3509,10 +3703,10 @@
         <w:ind w:right="105"/>
         <w:jc w:val="center"/>
         <w:rPr>
-          <w:rFonts w:hint="eastAsia"/>
+          <w:rFonts w:hint="eastAsia" w:ascii="宋体" w:hAnsi="宋体" w:eastAsia="宋体" w:cs="宋体"/>
           <w:b/>
-          <w:sz w:val="28"/>
-          <w:szCs w:val="28"/>
+          <w:sz w:val="24"/>
+          <w:szCs w:val="24"/>
         </w:rPr>
       </w:pPr>
     </w:p>
@@ -3522,39 +3716,32 @@
         <w:ind w:right="105"/>
         <w:jc w:val="center"/>
         <w:rPr>
-          <w:rFonts w:hint="eastAsia" w:ascii="黑体" w:hAnsi="宋体" w:eastAsia="黑体"/>
+          <w:rFonts w:hint="eastAsia" w:ascii="宋体" w:hAnsi="宋体" w:eastAsia="宋体" w:cs="宋体"/>
           <w:bCs/>
           <w:color w:val="FF0000"/>
           <w:spacing w:val="20"/>
           <w:position w:val="10"/>
-          <w:sz w:val="18"/>
-          <w:szCs w:val="18"/>
+          <w:sz w:val="24"/>
+          <w:szCs w:val="24"/>
         </w:rPr>
       </w:pPr>
       <w:r>
         <w:rPr>
-          <w:rFonts w:hint="eastAsia"/>
+          <w:rFonts w:hint="eastAsia" w:ascii="宋体" w:hAnsi="宋体" w:eastAsia="宋体" w:cs="宋体"/>
           <w:b/>
-          <w:sz w:val="28"/>
-          <w:szCs w:val="28"/>
+          <w:sz w:val="24"/>
+          <w:szCs w:val="24"/>
           <w:lang w:val="en-US" w:eastAsia="zh-CN"/>
         </w:rPr>
         <w:t xml:space="preserve"> </w:t>
       </w:r>
     </w:p>
-    <w:p/>
     <w:p>
       <w:pPr>
-        <w:widowControl/>
-        <w:jc w:val="left"/>
         <w:rPr>
-          <w:rFonts w:hint="eastAsia" w:ascii="黑体" w:hAnsi="宋体" w:eastAsia="黑体"/>
-          <w:bCs/>
-          <w:color w:val="FF0000"/>
-          <w:spacing w:val="20"/>
-          <w:position w:val="10"/>
-          <w:sz w:val="18"/>
-          <w:szCs w:val="18"/>
+          <w:rFonts w:hint="eastAsia" w:ascii="宋体" w:hAnsi="宋体" w:eastAsia="宋体" w:cs="宋体"/>
+          <w:sz w:val="24"/>
+          <w:szCs w:val="24"/>
         </w:rPr>
       </w:pPr>
     </w:p>
@@ -3563,17 +3750,40 @@
         <w:widowControl/>
         <w:jc w:val="left"/>
         <w:rPr>
-          <w:rFonts w:hint="eastAsia" w:ascii="黑体" w:hAnsi="宋体" w:eastAsia="黑体"/>
+          <w:rFonts w:hint="eastAsia" w:ascii="宋体" w:hAnsi="宋体" w:eastAsia="宋体" w:cs="宋体"/>
           <w:bCs/>
           <w:color w:val="FF0000"/>
           <w:spacing w:val="20"/>
           <w:position w:val="10"/>
-          <w:sz w:val="18"/>
-          <w:szCs w:val="18"/>
+          <w:sz w:val="24"/>
+          <w:szCs w:val="24"/>
         </w:rPr>
       </w:pPr>
     </w:p>
-    <w:p/>
+    <w:p>
+      <w:pPr>
+        <w:widowControl/>
+        <w:jc w:val="left"/>
+        <w:rPr>
+          <w:rFonts w:hint="eastAsia" w:ascii="宋体" w:hAnsi="宋体" w:eastAsia="宋体" w:cs="宋体"/>
+          <w:bCs/>
+          <w:color w:val="FF0000"/>
+          <w:spacing w:val="20"/>
+          <w:position w:val="10"/>
+          <w:sz w:val="24"/>
+          <w:szCs w:val="24"/>
+        </w:rPr>
+      </w:pPr>
+    </w:p>
+    <w:p>
+      <w:pPr>
+        <w:rPr>
+          <w:rFonts w:hint="eastAsia" w:ascii="宋体" w:hAnsi="宋体" w:eastAsia="宋体" w:cs="宋体"/>
+          <w:sz w:val="24"/>
+          <w:szCs w:val="24"/>
+        </w:rPr>
+      </w:pPr>
+    </w:p>
     <w:sectPr>
       <w:footerReference r:id="rId5" w:type="default"/>
       <w:pgSz w:w="11850" w:h="16783"/>
@@ -4041,12 +4251,12 @@
     <w:lsdException w:unhideWhenUsed="0" w:uiPriority="60" w:semiHidden="0" w:name="Light Shading Accent 2"/>
     <w:lsdException w:unhideWhenUsed="0" w:uiPriority="61" w:semiHidden="0" w:name="Light List Accent 2"/>
     <w:lsdException w:qFormat="1" w:unhideWhenUsed="0" w:uiPriority="62" w:semiHidden="0" w:name="Light Grid Accent 2"/>
-    <w:lsdException w:unhideWhenUsed="0" w:uiPriority="63" w:semiHidden="0" w:name="Medium Shading 1 Accent 2"/>
+    <w:lsdException w:qFormat="1" w:unhideWhenUsed="0" w:uiPriority="63" w:semiHidden="0" w:name="Medium Shading 1 Accent 2"/>
     <w:lsdException w:qFormat="1" w:unhideWhenUsed="0" w:uiPriority="64" w:semiHidden="0" w:name="Medium Shading 2 Accent 2"/>
     <w:lsdException w:unhideWhenUsed="0" w:uiPriority="65" w:semiHidden="0" w:name="Medium List 1 Accent 2"/>
     <w:lsdException w:unhideWhenUsed="0" w:uiPriority="66" w:semiHidden="0" w:name="Medium List 2 Accent 2"/>
     <w:lsdException w:qFormat="1" w:unhideWhenUsed="0" w:uiPriority="67" w:semiHidden="0" w:name="Medium Grid 1 Accent 2"/>
-    <w:lsdException w:unhideWhenUsed="0" w:uiPriority="68" w:semiHidden="0" w:name="Medium Grid 2 Accent 2"/>
+    <w:lsdException w:qFormat="1" w:unhideWhenUsed="0" w:uiPriority="68" w:semiHidden="0" w:name="Medium Grid 2 Accent 2"/>
     <w:lsdException w:qFormat="1" w:unhideWhenUsed="0" w:uiPriority="69" w:semiHidden="0" w:name="Medium Grid 3 Accent 2"/>
     <w:lsdException w:unhideWhenUsed="0" w:uiPriority="70" w:semiHidden="0" w:name="Dark List Accent 2"/>
     <w:lsdException w:unhideWhenUsed="0" w:uiPriority="71" w:semiHidden="0" w:name="Colorful Shading Accent 2"/>
@@ -4061,7 +4271,7 @@
     <w:lsdException w:unhideWhenUsed="0" w:uiPriority="66" w:semiHidden="0" w:name="Medium List 2 Accent 3"/>
     <w:lsdException w:unhideWhenUsed="0" w:uiPriority="67" w:semiHidden="0" w:name="Medium Grid 1 Accent 3"/>
     <w:lsdException w:unhideWhenUsed="0" w:uiPriority="68" w:semiHidden="0" w:name="Medium Grid 2 Accent 3"/>
-    <w:lsdException w:unhideWhenUsed="0" w:uiPriority="69" w:semiHidden="0" w:name="Medium Grid 3 Accent 3"/>
+    <w:lsdException w:qFormat="1" w:unhideWhenUsed="0" w:uiPriority="69" w:semiHidden="0" w:name="Medium Grid 3 Accent 3"/>
     <w:lsdException w:unhideWhenUsed="0" w:uiPriority="70" w:semiHidden="0" w:name="Dark List Accent 3"/>
     <w:lsdException w:unhideWhenUsed="0" w:uiPriority="71" w:semiHidden="0" w:name="Colorful Shading Accent 3"/>
     <w:lsdException w:unhideWhenUsed="0" w:uiPriority="72" w:semiHidden="0" w:name="Colorful List Accent 3"/>
@@ -4079,7 +4289,7 @@
     <w:lsdException w:unhideWhenUsed="0" w:uiPriority="70" w:semiHidden="0" w:name="Dark List Accent 4"/>
     <w:lsdException w:unhideWhenUsed="0" w:uiPriority="71" w:semiHidden="0" w:name="Colorful Shading Accent 4"/>
     <w:lsdException w:qFormat="1" w:unhideWhenUsed="0" w:uiPriority="72" w:semiHidden="0" w:name="Colorful List Accent 4"/>
-    <w:lsdException w:unhideWhenUsed="0" w:uiPriority="73" w:semiHidden="0" w:name="Colorful Grid Accent 4"/>
+    <w:lsdException w:qFormat="1" w:unhideWhenUsed="0" w:uiPriority="73" w:semiHidden="0" w:name="Colorful Grid Accent 4"/>
     <w:lsdException w:qFormat="1" w:unhideWhenUsed="0" w:uiPriority="60" w:semiHidden="0" w:name="Light Shading Accent 5"/>
     <w:lsdException w:qFormat="1" w:unhideWhenUsed="0" w:uiPriority="61" w:semiHidden="0" w:name="Light List Accent 5"/>
     <w:lsdException w:unhideWhenUsed="0" w:uiPriority="62" w:semiHidden="0" w:name="Light Grid Accent 5"/>
@@ -4088,10 +4298,10 @@
     <w:lsdException w:unhideWhenUsed="0" w:uiPriority="65" w:semiHidden="0" w:name="Medium List 1 Accent 5"/>
     <w:lsdException w:unhideWhenUsed="0" w:uiPriority="66" w:semiHidden="0" w:name="Medium List 2 Accent 5"/>
     <w:lsdException w:unhideWhenUsed="0" w:uiPriority="67" w:semiHidden="0" w:name="Medium Grid 1 Accent 5"/>
-    <w:lsdException w:unhideWhenUsed="0" w:uiPriority="68" w:semiHidden="0" w:name="Medium Grid 2 Accent 5"/>
+    <w:lsdException w:qFormat="1" w:unhideWhenUsed="0" w:uiPriority="68" w:semiHidden="0" w:name="Medium Grid 2 Accent 5"/>
     <w:lsdException w:qFormat="1" w:unhideWhenUsed="0" w:uiPriority="69" w:semiHidden="0" w:name="Medium Grid 3 Accent 5"/>
     <w:lsdException w:unhideWhenUsed="0" w:uiPriority="70" w:semiHidden="0" w:name="Dark List Accent 5"/>
-    <w:lsdException w:unhideWhenUsed="0" w:uiPriority="71" w:semiHidden="0" w:name="Colorful Shading Accent 5"/>
+    <w:lsdException w:qFormat="1" w:unhideWhenUsed="0" w:uiPriority="71" w:semiHidden="0" w:name="Colorful Shading Accent 5"/>
     <w:lsdException w:unhideWhenUsed="0" w:uiPriority="72" w:semiHidden="0" w:name="Colorful List Accent 5"/>
     <w:lsdException w:unhideWhenUsed="0" w:uiPriority="73" w:semiHidden="0" w:name="Colorful Grid Accent 5"/>
     <w:lsdException w:qFormat="1" w:unhideWhenUsed="0" w:uiPriority="60" w:semiHidden="0" w:name="Light Shading Accent 6"/>
@@ -7174,6 +7384,7 @@
   <w:style w:type="table" w:styleId="57">
     <w:name w:val="Medium Shading 1 Accent 2"/>
     <w:basedOn w:val="32"/>
+    <w:qFormat/>
     <w:uiPriority w:val="63"/>
     <w:pPr>
       <w:spacing w:after="0" w:line="240" w:lineRule="auto"/>
@@ -11180,6 +11391,7 @@
   <w:style w:type="table" w:styleId="92">
     <w:name w:val="Medium Grid 2 Accent 2"/>
     <w:basedOn w:val="32"/>
+    <w:qFormat/>
     <w:uiPriority w:val="68"/>
     <w:pPr>
       <w:spacing w:after="0" w:line="240" w:lineRule="auto"/>
@@ -11618,6 +11830,7 @@
   <w:style w:type="table" w:styleId="95">
     <w:name w:val="Medium Grid 2 Accent 5"/>
     <w:basedOn w:val="32"/>
+    <w:qFormat/>
     <w:uiPriority w:val="68"/>
     <w:pPr>
       <w:spacing w:after="0" w:line="240" w:lineRule="auto"/>
@@ -12383,6 +12596,7 @@
   <w:style w:type="table" w:styleId="100">
     <w:name w:val="Medium Grid 3 Accent 3"/>
     <w:basedOn w:val="32"/>
+    <w:qFormat/>
     <w:uiPriority w:val="69"/>
     <w:pPr>
       <w:spacing w:after="0" w:line="240" w:lineRule="auto"/>
@@ -14538,6 +14752,7 @@
   <w:style w:type="table" w:styleId="116">
     <w:name w:val="Colorful Shading Accent 5"/>
     <w:basedOn w:val="32"/>
+    <w:qFormat/>
     <w:uiPriority w:val="71"/>
     <w:pPr>
       <w:spacing w:after="0" w:line="240" w:lineRule="auto"/>
@@ -15866,6 +16081,7 @@
   <w:style w:type="table" w:styleId="129">
     <w:name w:val="Colorful Grid Accent 4"/>
     <w:basedOn w:val="32"/>
+    <w:qFormat/>
     <w:uiPriority w:val="73"/>
     <w:pPr>
       <w:spacing w:after="0" w:line="240" w:lineRule="auto"/>
@@ -16183,6 +16399,7 @@
     <w:name w:val="Header Char"/>
     <w:basedOn w:val="132"/>
     <w:link w:val="25"/>
+    <w:qFormat/>
     <w:uiPriority w:val="99"/>
   </w:style>
   <w:style w:type="character" w:customStyle="1" w:styleId="137">
